--- a/docs/Labs/Lab04/Lab04.docx
+++ b/docs/Labs/Lab04/Lab04.docx
@@ -3,309 +3,2146 @@
 <w:document xmlns:wpc="http://schemas.microsoft.com/office/word/2010/wordprocessingCanvas" xmlns:cx="http://schemas.microsoft.com/office/drawing/2014/chartex" xmlns:cx1="http://schemas.microsoft.com/office/drawing/2015/9/8/chartex" xmlns:cx2="http://schemas.microsoft.com/office/drawing/2015/10/21/chartex" xmlns:cx3="http://schemas.microsoft.com/office/drawing/2016/5/9/chartex" xmlns:cx4="http://schemas.microsoft.com/office/drawing/2016/5/10/chartex" xmlns:cx5="http://schemas.microsoft.com/office/drawing/2016/5/11/chartex" xmlns:cx6="http://schemas.microsoft.com/office/drawing/2016/5/12/chartex" xmlns:cx7="http://schemas.microsoft.com/office/drawing/2016/5/13/chartex" xmlns:cx8="http://schemas.microsoft.com/office/drawing/2016/5/14/chartex" xmlns:mc="http://schemas.openxmlformats.org/markup-compatibility/2006" xmlns:aink="http://schemas.microsoft.com/office/drawing/2016/ink" xmlns:am3d="http://schemas.microsoft.com/office/drawing/2017/model3d" xmlns:o="urn:schemas-microsoft-com:office:office" xmlns:oel="http://schemas.microsoft.com/office/2019/extlst" xmlns:r="http://schemas.openxmlformats.org/officeDocument/2006/relationships" xmlns:m="http://schemas.openxmlformats.org/officeDocument/2006/math" xmlns:v="urn:schemas-microsoft-com:vml" xmlns:wp14="http://schemas.microsoft.com/office/word/2010/wordprocessingDrawing" xmlns:wp="http://schemas.openxmlformats.org/drawingml/2006/wordprocessingDrawing" xmlns:w10="urn:schemas-microsoft-com:office:word" xmlns:w="http://schemas.openxmlformats.org/wordprocessingml/2006/main" xmlns:w14="http://schemas.microsoft.com/office/word/2010/wordml" xmlns:w15="http://schemas.microsoft.com/office/word/2012/wordml" xmlns:w16cex="http://schemas.microsoft.com/office/word/2018/wordml/cex" xmlns:w16cid="http://schemas.microsoft.com/office/word/2016/wordml/cid" xmlns:w16="http://schemas.microsoft.com/office/word/2018/wordml" xmlns:w16du="http://schemas.microsoft.com/office/word/2023/wordml/word16du" xmlns:w16sdtdh="http://schemas.microsoft.com/office/word/2020/wordml/sdtdatahash" xmlns:w16sdtfl="http://schemas.microsoft.com/office/word/2024/wordml/sdtformatlock" xmlns:w16se="http://schemas.microsoft.com/office/word/2015/wordml/symex" xmlns:wpg="http://schemas.microsoft.com/office/word/2010/wordprocessingGroup" xmlns:wpi="http://schemas.microsoft.com/office/word/2010/wordprocessingInk" xmlns:wne="http://schemas.microsoft.com/office/word/2006/wordml" xmlns:wps="http://schemas.microsoft.com/office/word/2010/wordprocessingShape" mc:Ignorable="w14 w15 w16se w16cid w16 w16cex w16sdtdh w16sdtfl w16du wp14">
   <w:body>
     <w:p>
-      <w:r>
-        <w:rPr>
-          <w:rFonts w:hint="eastAsia"/>
-        </w:rPr>
-        <w:t>7</w:t>
-      </w:r>
-      <w:r>
-        <w:t>.4: Explore the desktop layout of a web experience</w:t>
-      </w:r>
-    </w:p>
-    <w:p>
-      <w:r>
+      <w:pPr>
+        <w:jc w:val="both"/>
+        <w:rPr>
+          <w:rFonts w:ascii="Calibri" w:hAnsi="Calibri" w:cs="Calibri"/>
+          <w:sz w:val="24"/>
+        </w:rPr>
+      </w:pPr>
+      <w:r>
+        <w:rPr>
+          <w:rFonts w:ascii="Calibri" w:hAnsi="Calibri" w:cs="Calibri"/>
+          <w:sz w:val="24"/>
+        </w:rPr>
+        <w:t>7.4: Explore the desktop layout of a web experience</w:t>
+      </w:r>
+    </w:p>
+    <w:p>
+      <w:pPr>
+        <w:jc w:val="center"/>
+        <w:rPr>
+          <w:rFonts w:ascii="Calibri" w:hAnsi="Calibri" w:cs="Calibri"/>
+          <w:sz w:val="24"/>
+        </w:rPr>
+      </w:pPr>
+      <w:r>
+        <w:rPr>
+          <w:rFonts w:ascii="Calibri" w:hAnsi="Calibri" w:cs="Calibri"/>
+          <w:b/>
+          <w:sz w:val="24"/>
+        </w:rPr>
+        <w:t xml:space="preserve">Exercise 3: </w:t>
+      </w:r>
+      <w:r>
+        <w:rPr>
+          <w:rFonts w:ascii="Calibri" w:hAnsi="Calibri" w:cs="Calibri"/>
+          <w:sz w:val="24"/>
+        </w:rPr>
+        <w:t>Web Experience and HTML</w:t>
+      </w:r>
+    </w:p>
+    <w:p>
+      <w:pPr>
+        <w:spacing w:after="118"/>
+        <w:jc w:val="both"/>
+        <w:rPr>
+          <w:rFonts w:ascii="Calibri" w:hAnsi="Calibri" w:cs="Calibri"/>
+          <w:sz w:val="24"/>
+          <w:lang w:val="en"/>
+        </w:rPr>
+      </w:pPr>
+      <w:r>
+        <w:rPr>
+          <w:rFonts w:ascii="Calibri" w:hAnsi="Calibri" w:cs="Calibri"/>
+          <w:b/>
+          <w:bCs/>
+          <w:sz w:val="24"/>
+          <w:lang w:val="en"/>
+        </w:rPr>
+        <w:t>Due date:</w:t>
+      </w:r>
+      <w:r>
+        <w:rPr>
+          <w:rFonts w:ascii="Calibri" w:hAnsi="Calibri" w:cs="Calibri"/>
+          <w:sz w:val="24"/>
+          <w:lang w:val="en"/>
+        </w:rPr>
+        <w:t xml:space="preserve"> Midnight (11:59 pm) on</w:t>
+      </w:r>
+      <w:r>
+        <w:rPr>
+          <w:rFonts w:ascii="Calibri" w:hAnsi="Calibri" w:cs="Calibri"/>
+          <w:sz w:val="24"/>
+          <w:lang w:val="en"/>
+        </w:rPr>
+        <w:t xml:space="preserve"> </w:t>
+      </w:r>
+      <w:r>
+        <w:rPr>
+          <w:rFonts w:ascii="Calibri" w:hAnsi="Calibri" w:cs="Calibri"/>
+          <w:sz w:val="24"/>
+          <w:lang w:val="en"/>
+        </w:rPr>
+        <w:t xml:space="preserve">Thursday, Sep </w:t>
+      </w:r>
+      <w:r>
+        <w:rPr>
+          <w:rFonts w:ascii="Calibri" w:hAnsi="Calibri" w:cs="Calibri"/>
+          <w:sz w:val="24"/>
+          <w:lang w:val="en"/>
+        </w:rPr>
+        <w:t>25</w:t>
+      </w:r>
+      <w:r>
+        <w:rPr>
+          <w:rFonts w:ascii="Calibri" w:hAnsi="Calibri" w:cs="Calibri"/>
+          <w:sz w:val="24"/>
+          <w:lang w:val="en"/>
+        </w:rPr>
+        <w:t xml:space="preserve">, </w:t>
+      </w:r>
+      <w:proofErr w:type="gramStart"/>
+      <w:r>
+        <w:rPr>
+          <w:rFonts w:ascii="Calibri" w:hAnsi="Calibri" w:cs="Calibri"/>
+          <w:sz w:val="24"/>
+          <w:lang w:val="en"/>
+        </w:rPr>
+        <w:t>2025</w:t>
+      </w:r>
+      <w:proofErr w:type="gramEnd"/>
+      <w:r>
+        <w:rPr>
+          <w:rFonts w:ascii="Calibri" w:hAnsi="Calibri" w:cs="Calibri"/>
+          <w:sz w:val="24"/>
+          <w:lang w:val="en"/>
+        </w:rPr>
+        <w:t xml:space="preserve"> submitted as Word document to blackboard </w:t>
+      </w:r>
+      <w:r>
+        <w:rPr>
+          <w:rFonts w:ascii="Calibri" w:hAnsi="Calibri" w:cs="Calibri"/>
+          <w:b/>
+          <w:bCs/>
+          <w:i/>
+          <w:iCs/>
+          <w:sz w:val="24"/>
+          <w:lang w:val="en"/>
+        </w:rPr>
+        <w:t>Lab0</w:t>
+      </w:r>
+      <w:r>
+        <w:rPr>
+          <w:rFonts w:ascii="Calibri" w:hAnsi="Calibri" w:cs="Calibri"/>
+          <w:b/>
+          <w:bCs/>
+          <w:i/>
+          <w:iCs/>
+          <w:sz w:val="24"/>
+          <w:lang w:val="en"/>
+        </w:rPr>
+        <w:t xml:space="preserve">4 </w:t>
+      </w:r>
+      <w:r>
+        <w:rPr>
+          <w:rFonts w:ascii="Calibri" w:hAnsi="Calibri" w:cs="Calibri"/>
+          <w:sz w:val="24"/>
+          <w:lang w:val="en"/>
+        </w:rPr>
+        <w:t xml:space="preserve"> link</w:t>
+      </w:r>
+    </w:p>
+    <w:p>
+      <w:pPr>
+        <w:spacing w:after="118"/>
+        <w:jc w:val="both"/>
+        <w:rPr>
+          <w:rFonts w:ascii="Calibri" w:hAnsi="Calibri" w:cs="Calibri"/>
+          <w:sz w:val="24"/>
+          <w:lang w:val="en"/>
+        </w:rPr>
+      </w:pPr>
+      <w:r>
+        <w:rPr>
+          <w:rFonts w:ascii="Calibri" w:hAnsi="Calibri" w:cs="Calibri"/>
+          <w:sz w:val="24"/>
+          <w:lang w:val="en"/>
+        </w:rPr>
+        <w:t>This lab counts 6.25 % (50 points out of 800 points) toward your total grade.</w:t>
+      </w:r>
+    </w:p>
+    <w:tbl>
+      <w:tblPr>
+        <w:tblStyle w:val="TableGrid0"/>
+        <w:tblW w:w="0" w:type="auto"/>
+        <w:tblLook w:val="04A0" w:firstRow="1" w:lastRow="0" w:firstColumn="1" w:lastColumn="0" w:noHBand="0" w:noVBand="1"/>
+      </w:tblPr>
+      <w:tblGrid>
+        <w:gridCol w:w="9016"/>
+      </w:tblGrid>
+      <w:tr>
+        <w:tc>
+          <w:tcPr>
+            <w:tcW w:w="9016" w:type="dxa"/>
+          </w:tcPr>
+          <w:p>
+            <w:pPr>
+              <w:spacing w:line="259" w:lineRule="auto"/>
+              <w:jc w:val="both"/>
+              <w:rPr>
+                <w:rFonts w:ascii="Calibri" w:hAnsi="Calibri" w:cs="Calibri"/>
+              </w:rPr>
+            </w:pPr>
+            <w:r>
+              <w:rPr>
+                <w:rFonts w:ascii="Calibri" w:hAnsi="Calibri" w:cs="Calibri"/>
+                <w:u w:val="single" w:color="000000"/>
+              </w:rPr>
+              <w:t>Topics covered in this exercise include</w:t>
+            </w:r>
+            <w:r>
+              <w:rPr>
+                <w:rFonts w:ascii="Calibri" w:hAnsi="Calibri" w:cs="Calibri"/>
+              </w:rPr>
+              <w:t xml:space="preserve">: </w:t>
+            </w:r>
+          </w:p>
+          <w:p>
+            <w:pPr>
+              <w:widowControl/>
+              <w:numPr>
+                <w:ilvl w:val="0"/>
+                <w:numId w:val="1"/>
+              </w:numPr>
+              <w:spacing w:after="2" w:line="259" w:lineRule="auto"/>
+              <w:ind w:hanging="360"/>
+              <w:jc w:val="both"/>
+              <w:rPr>
+                <w:rFonts w:ascii="Calibri" w:hAnsi="Calibri" w:cs="Calibri"/>
+              </w:rPr>
+            </w:pPr>
+            <w:r>
+              <w:rPr>
+                <w:rFonts w:ascii="Calibri" w:hAnsi="Calibri" w:cs="Calibri"/>
+              </w:rPr>
+              <w:t>How to log into Field Map Designer with ArcGIS online account</w:t>
+            </w:r>
+          </w:p>
+          <w:p>
+            <w:pPr>
+              <w:widowControl/>
+              <w:numPr>
+                <w:ilvl w:val="0"/>
+                <w:numId w:val="1"/>
+              </w:numPr>
+              <w:spacing w:line="259" w:lineRule="auto"/>
+              <w:ind w:hanging="360"/>
+              <w:jc w:val="both"/>
+              <w:rPr>
+                <w:rFonts w:ascii="Calibri" w:hAnsi="Calibri" w:cs="Calibri"/>
+              </w:rPr>
+            </w:pPr>
+            <w:r>
+              <w:rPr>
+                <w:rFonts w:ascii="Calibri" w:hAnsi="Calibri" w:cs="Calibri"/>
+              </w:rPr>
+              <w:t>How to design your questions</w:t>
+            </w:r>
+          </w:p>
+          <w:p>
+            <w:pPr>
+              <w:widowControl/>
+              <w:numPr>
+                <w:ilvl w:val="0"/>
+                <w:numId w:val="1"/>
+              </w:numPr>
+              <w:spacing w:line="259" w:lineRule="auto"/>
+              <w:ind w:hanging="360"/>
+              <w:jc w:val="both"/>
+              <w:rPr>
+                <w:rFonts w:ascii="Calibri" w:hAnsi="Calibri" w:cs="Calibri"/>
+              </w:rPr>
+            </w:pPr>
+            <w:r>
+              <w:rPr>
+                <w:rFonts w:ascii="Calibri" w:hAnsi="Calibri" w:cs="Calibri"/>
+              </w:rPr>
+              <w:t>How to publish and share your survey</w:t>
+            </w:r>
+          </w:p>
+          <w:p>
+            <w:pPr>
+              <w:widowControl/>
+              <w:numPr>
+                <w:ilvl w:val="0"/>
+                <w:numId w:val="1"/>
+              </w:numPr>
+              <w:spacing w:line="259" w:lineRule="auto"/>
+              <w:ind w:hanging="360"/>
+              <w:jc w:val="both"/>
+            </w:pPr>
+            <w:r>
+              <w:rPr>
+                <w:rFonts w:ascii="Calibri" w:hAnsi="Calibri" w:cs="Calibri"/>
+              </w:rPr>
+              <w:t>How to access your Field Map</w:t>
+            </w:r>
+            <w:r>
+              <w:t xml:space="preserve"> </w:t>
+            </w:r>
+          </w:p>
+        </w:tc>
+      </w:tr>
+    </w:tbl>
+    <w:p>
+      <w:pPr>
+        <w:jc w:val="both"/>
+        <w:rPr>
+          <w:rFonts w:ascii="Calibri" w:hAnsi="Calibri" w:cs="Calibri"/>
+          <w:sz w:val="24"/>
+        </w:rPr>
+      </w:pPr>
+    </w:p>
+    <w:p>
+      <w:pPr>
+        <w:jc w:val="both"/>
+        <w:rPr>
+          <w:rFonts w:ascii="Calibri" w:hAnsi="Calibri" w:cs="Calibri"/>
+          <w:sz w:val="24"/>
+        </w:rPr>
+      </w:pPr>
+      <w:r>
+        <w:rPr>
+          <w:rFonts w:ascii="Calibri" w:hAnsi="Calibri" w:cs="Calibri"/>
+          <w:sz w:val="24"/>
+        </w:rPr>
         <w:t>This section will guide you through copying an Experience Builder app. Since the copied experience will be yours, you can explore it in the editing mode to understand how the web experience is configured. For simplicity, the functionality of this experience is kept like that of the dashboard used in section 7.2.</w:t>
       </w:r>
     </w:p>
-    <w:p/>
-    <w:p>
-      <w:r>
+    <w:p>
+      <w:pPr>
+        <w:jc w:val="both"/>
+        <w:rPr>
+          <w:rFonts w:ascii="Calibri" w:hAnsi="Calibri" w:cs="Calibri"/>
+          <w:sz w:val="24"/>
+        </w:rPr>
+      </w:pPr>
+      <w:r>
+        <w:rPr>
+          <w:rFonts w:ascii="Calibri" w:hAnsi="Calibri" w:cs="Calibri"/>
+          <w:sz w:val="24"/>
+        </w:rPr>
         <w:t>This section provides a predesigned web experience template. You will use this template to create a new app, effectively creating a copy of the web experience.</w:t>
       </w:r>
     </w:p>
-    <w:p/>
-    <w:p>
-      <w:r>
+    <w:p>
+      <w:pPr>
+        <w:jc w:val="both"/>
+        <w:rPr>
+          <w:rFonts w:ascii="Calibri" w:hAnsi="Calibri" w:cs="Calibri" w:hint="eastAsia"/>
+          <w:sz w:val="24"/>
+        </w:rPr>
+      </w:pPr>
+      <w:r>
+        <w:rPr>
+          <w:rFonts w:ascii="Calibri" w:hAnsi="Calibri" w:cs="Calibri" w:hint="eastAsia"/>
+          <w:sz w:val="24"/>
+        </w:rPr>
+        <w:t>Section 1: Experience Builder</w:t>
+      </w:r>
+    </w:p>
+    <w:p>
+      <w:pPr>
+        <w:pStyle w:val="ListParagraph"/>
+        <w:numPr>
+          <w:ilvl w:val="0"/>
+          <w:numId w:val="2"/>
+        </w:numPr>
+        <w:jc w:val="both"/>
+        <w:rPr>
+          <w:rFonts w:ascii="Calibri" w:hAnsi="Calibri" w:cs="Calibri"/>
+          <w:sz w:val="24"/>
+        </w:rPr>
+      </w:pPr>
+      <w:r>
+        <w:rPr>
+          <w:rFonts w:ascii="Calibri" w:hAnsi="Calibri" w:cs="Calibri"/>
+          <w:sz w:val="24"/>
+        </w:rPr>
         <w:t>In a web browser, go to https://arcg.is/1zm80b to sign in to ArcGIS Online.</w:t>
       </w:r>
-    </w:p>
-    <w:p>
-      <w:r>
+      <w:r>
+        <w:rPr>
+          <w:rFonts w:ascii="Calibri" w:hAnsi="Calibri" w:cs="Calibri" w:hint="eastAsia"/>
+          <w:sz w:val="24"/>
+        </w:rPr>
+        <w:t xml:space="preserve"> </w:t>
+      </w:r>
+      <w:r>
+        <w:rPr>
+          <w:rFonts w:ascii="Calibri" w:hAnsi="Calibri" w:cs="Calibri"/>
+          <w:sz w:val="24"/>
+        </w:rPr>
         <w:t xml:space="preserve">Alternatively, you can go to ArcGIS Online, sign in, and search for campus reviewer template </w:t>
       </w:r>
       <w:proofErr w:type="spellStart"/>
+      <w:r>
+        <w:rPr>
+          <w:rFonts w:ascii="Calibri" w:hAnsi="Calibri" w:cs="Calibri"/>
+          <w:sz w:val="24"/>
+        </w:rPr>
+        <w:t>owner:GTKMobileGIS</w:t>
+      </w:r>
+      <w:proofErr w:type="spellEnd"/>
+      <w:r>
+        <w:rPr>
+          <w:rFonts w:ascii="Calibri" w:hAnsi="Calibri" w:cs="Calibri"/>
+          <w:sz w:val="24"/>
+        </w:rPr>
+        <w:t>. You will need to deselect the Only Search in &lt;your ArcGIS Online organization&gt; filter and open the item page of the found template.</w:t>
+      </w:r>
+    </w:p>
+    <w:p>
+      <w:pPr>
+        <w:pStyle w:val="ListParagraph"/>
+        <w:numPr>
+          <w:ilvl w:val="1"/>
+          <w:numId w:val="2"/>
+        </w:numPr>
+        <w:jc w:val="both"/>
+        <w:rPr>
+          <w:rFonts w:ascii="Calibri" w:hAnsi="Calibri" w:cs="Calibri"/>
+          <w:sz w:val="24"/>
+        </w:rPr>
+      </w:pPr>
+      <w:r>
+        <w:rPr>
+          <w:rFonts w:ascii="Calibri" w:hAnsi="Calibri" w:cs="Calibri"/>
+          <w:sz w:val="24"/>
+        </w:rPr>
+        <w:t>This is a predesigned Experience Builder app template with a desktop layout d</w:t>
+      </w:r>
+      <w:r>
+        <w:rPr>
+          <w:rFonts w:ascii="Calibri" w:hAnsi="Calibri" w:cs="Calibri" w:hint="eastAsia"/>
+          <w:sz w:val="24"/>
+        </w:rPr>
+        <w:t>e</w:t>
+      </w:r>
+      <w:r>
+        <w:rPr>
+          <w:rFonts w:ascii="Calibri" w:hAnsi="Calibri" w:cs="Calibri"/>
+          <w:sz w:val="24"/>
+        </w:rPr>
+        <w:t>signed for reviewing data in the office, typically on a large screen.</w:t>
+      </w:r>
+    </w:p>
+    <w:p>
+      <w:pPr>
+        <w:pStyle w:val="ListParagraph"/>
+        <w:numPr>
+          <w:ilvl w:val="0"/>
+          <w:numId w:val="2"/>
+        </w:numPr>
+        <w:jc w:val="both"/>
+        <w:rPr>
+          <w:rFonts w:ascii="Calibri" w:hAnsi="Calibri" w:cs="Calibri"/>
+          <w:sz w:val="24"/>
+        </w:rPr>
+      </w:pPr>
+      <w:r>
+        <w:rPr>
+          <w:rFonts w:ascii="Calibri" w:hAnsi="Calibri" w:cs="Calibri"/>
+          <w:sz w:val="24"/>
+        </w:rPr>
+        <w:t>Click Create Web Experience.</w:t>
+      </w:r>
+      <w:r>
+        <w:rPr>
+          <w:rFonts w:ascii="Calibri" w:hAnsi="Calibri" w:cs="Calibri" w:hint="eastAsia"/>
+          <w:sz w:val="24"/>
+        </w:rPr>
+        <w:t xml:space="preserve"> </w:t>
+      </w:r>
+      <w:r>
+        <w:rPr>
+          <w:rFonts w:ascii="Calibri" w:hAnsi="Calibri" w:cs="Calibri"/>
+          <w:sz w:val="24"/>
+        </w:rPr>
+        <w:t>This creates an app, essentially copying the template app.</w:t>
+      </w:r>
+    </w:p>
+    <w:p>
+      <w:pPr>
+        <w:pStyle w:val="ListParagraph"/>
+        <w:numPr>
+          <w:ilvl w:val="0"/>
+          <w:numId w:val="2"/>
+        </w:numPr>
+        <w:jc w:val="both"/>
+        <w:rPr>
+          <w:rFonts w:ascii="Calibri" w:hAnsi="Calibri" w:cs="Calibri"/>
+          <w:sz w:val="24"/>
+        </w:rPr>
+      </w:pPr>
+      <w:r>
+        <w:rPr>
+          <w:rFonts w:ascii="Calibri" w:hAnsi="Calibri" w:cs="Calibri"/>
+          <w:sz w:val="24"/>
+        </w:rPr>
+        <w:t xml:space="preserve">Change the item title to Campus Issue </w:t>
+      </w:r>
+      <w:proofErr w:type="spellStart"/>
+      <w:r>
+        <w:rPr>
+          <w:rFonts w:ascii="Calibri" w:hAnsi="Calibri" w:cs="Calibri"/>
+          <w:sz w:val="24"/>
+        </w:rPr>
+        <w:t>Reviewer</w:t>
+      </w:r>
+      <w:r>
+        <w:rPr>
+          <w:rFonts w:ascii="Calibri" w:hAnsi="Calibri" w:cs="Calibri" w:hint="eastAsia"/>
+          <w:sz w:val="24"/>
+        </w:rPr>
+        <w:t>_</w:t>
+      </w:r>
+      <w:r>
+        <w:rPr>
+          <w:rFonts w:ascii="Calibri" w:hAnsi="Calibri" w:cs="Calibri"/>
+          <w:sz w:val="24"/>
+        </w:rPr>
+        <w:t>your</w:t>
+      </w:r>
+      <w:proofErr w:type="spellEnd"/>
+      <w:r>
+        <w:rPr>
+          <w:rFonts w:ascii="Calibri" w:hAnsi="Calibri" w:cs="Calibri"/>
+          <w:sz w:val="24"/>
+        </w:rPr>
+        <w:t xml:space="preserve"> name.</w:t>
+      </w:r>
+    </w:p>
+    <w:p>
+      <w:pPr>
+        <w:jc w:val="center"/>
+        <w:rPr>
+          <w:rFonts w:ascii="Calibri" w:hAnsi="Calibri" w:cs="Calibri"/>
+          <w:sz w:val="24"/>
+        </w:rPr>
+      </w:pPr>
+      <w:r>
+        <w:rPr>
+          <w:noProof/>
+        </w:rPr>
+        <w:drawing>
+          <wp:inline distT="0" distB="0" distL="0" distR="0" wp14:anchorId="59A6C70B" wp14:editId="76162CE4">
+            <wp:extent cx="4200000" cy="1761905"/>
+            <wp:effectExtent l="0" t="0" r="0" b="0"/>
+            <wp:docPr id="2115638769" name="Picture 1" descr="A screenshot of a computer&#10;&#10;AI-generated content may be incorrect."/>
+            <wp:cNvGraphicFramePr>
+              <a:graphicFrameLocks xmlns:a="http://schemas.openxmlformats.org/drawingml/2006/main" noChangeAspect="1"/>
+            </wp:cNvGraphicFramePr>
+            <a:graphic xmlns:a="http://schemas.openxmlformats.org/drawingml/2006/main">
+              <a:graphicData uri="http://schemas.openxmlformats.org/drawingml/2006/picture">
+                <pic:pic xmlns:pic="http://schemas.openxmlformats.org/drawingml/2006/picture">
+                  <pic:nvPicPr>
+                    <pic:cNvPr id="2115638769" name="Picture 1" descr="A screenshot of a computer&#10;&#10;AI-generated content may be incorrect."/>
+                    <pic:cNvPicPr/>
+                  </pic:nvPicPr>
+                  <pic:blipFill>
+                    <a:blip r:embed="rId6"/>
+                    <a:stretch>
+                      <a:fillRect/>
+                    </a:stretch>
+                  </pic:blipFill>
+                  <pic:spPr>
+                    <a:xfrm>
+                      <a:off x="0" y="0"/>
+                      <a:ext cx="4200000" cy="1761905"/>
+                    </a:xfrm>
+                    <a:prstGeom prst="rect">
+                      <a:avLst/>
+                    </a:prstGeom>
+                  </pic:spPr>
+                </pic:pic>
+              </a:graphicData>
+            </a:graphic>
+          </wp:inline>
+        </w:drawing>
+      </w:r>
+    </w:p>
+    <w:p>
+      <w:pPr>
+        <w:pStyle w:val="ListParagraph"/>
+        <w:numPr>
+          <w:ilvl w:val="0"/>
+          <w:numId w:val="2"/>
+        </w:numPr>
+        <w:jc w:val="both"/>
+        <w:rPr>
+          <w:rFonts w:ascii="Calibri" w:hAnsi="Calibri" w:cs="Calibri"/>
+          <w:sz w:val="24"/>
+        </w:rPr>
+      </w:pPr>
+      <w:r>
+        <w:rPr>
+          <w:rFonts w:ascii="Calibri" w:hAnsi="Calibri" w:cs="Calibri"/>
+          <w:sz w:val="24"/>
+        </w:rPr>
+        <w:t xml:space="preserve">Next, you will explore the app, </w:t>
+      </w:r>
+      <w:r>
+        <w:rPr>
+          <w:rFonts w:ascii="Calibri" w:hAnsi="Calibri" w:cs="Calibri" w:hint="eastAsia"/>
+          <w:sz w:val="24"/>
+        </w:rPr>
+        <w:t>o</w:t>
+      </w:r>
+      <w:r>
+        <w:rPr>
+          <w:rFonts w:ascii="Calibri" w:hAnsi="Calibri" w:cs="Calibri"/>
+          <w:sz w:val="24"/>
+        </w:rPr>
+        <w:t>n the builder toolbar, click Publish and then click Preview.</w:t>
+      </w:r>
+    </w:p>
+    <w:p>
+      <w:pPr>
+        <w:jc w:val="center"/>
+        <w:rPr>
+          <w:rFonts w:ascii="Calibri" w:hAnsi="Calibri" w:cs="Calibri"/>
+          <w:sz w:val="24"/>
+        </w:rPr>
+      </w:pPr>
+      <w:r>
+        <w:rPr>
+          <w:noProof/>
+        </w:rPr>
+        <w:lastRenderedPageBreak/>
+        <w:drawing>
+          <wp:inline distT="0" distB="0" distL="0" distR="0" wp14:anchorId="30C74D64" wp14:editId="54584B1E">
+            <wp:extent cx="4504762" cy="1476190"/>
+            <wp:effectExtent l="0" t="0" r="0" b="0"/>
+            <wp:docPr id="1253327" name="Picture 1" descr="A screenshot of a computer&#10;&#10;AI-generated content may be incorrect."/>
+            <wp:cNvGraphicFramePr>
+              <a:graphicFrameLocks xmlns:a="http://schemas.openxmlformats.org/drawingml/2006/main" noChangeAspect="1"/>
+            </wp:cNvGraphicFramePr>
+            <a:graphic xmlns:a="http://schemas.openxmlformats.org/drawingml/2006/main">
+              <a:graphicData uri="http://schemas.openxmlformats.org/drawingml/2006/picture">
+                <pic:pic xmlns:pic="http://schemas.openxmlformats.org/drawingml/2006/picture">
+                  <pic:nvPicPr>
+                    <pic:cNvPr id="1253327" name="Picture 1" descr="A screenshot of a computer&#10;&#10;AI-generated content may be incorrect."/>
+                    <pic:cNvPicPr/>
+                  </pic:nvPicPr>
+                  <pic:blipFill>
+                    <a:blip r:embed="rId7"/>
+                    <a:stretch>
+                      <a:fillRect/>
+                    </a:stretch>
+                  </pic:blipFill>
+                  <pic:spPr>
+                    <a:xfrm>
+                      <a:off x="0" y="0"/>
+                      <a:ext cx="4504762" cy="1476190"/>
+                    </a:xfrm>
+                    <a:prstGeom prst="rect">
+                      <a:avLst/>
+                    </a:prstGeom>
+                  </pic:spPr>
+                </pic:pic>
+              </a:graphicData>
+            </a:graphic>
+          </wp:inline>
+        </w:drawing>
+      </w:r>
+    </w:p>
+    <w:p>
+      <w:pPr>
+        <w:jc w:val="center"/>
+        <w:rPr>
+          <w:rFonts w:ascii="Calibri" w:hAnsi="Calibri" w:cs="Calibri"/>
+          <w:sz w:val="24"/>
+        </w:rPr>
+      </w:pPr>
+      <w:r>
+        <w:rPr>
+          <w:noProof/>
+        </w:rPr>
+        <w:drawing>
+          <wp:inline distT="0" distB="0" distL="0" distR="0" wp14:anchorId="462AA93D" wp14:editId="77BA7D75">
+            <wp:extent cx="3076190" cy="580952"/>
+            <wp:effectExtent l="0" t="0" r="0" b="0"/>
+            <wp:docPr id="973561563" name="Picture 1" descr="A grey arrow pointing to the left&#10;&#10;AI-generated content may be incorrect."/>
+            <wp:cNvGraphicFramePr>
+              <a:graphicFrameLocks xmlns:a="http://schemas.openxmlformats.org/drawingml/2006/main" noChangeAspect="1"/>
+            </wp:cNvGraphicFramePr>
+            <a:graphic xmlns:a="http://schemas.openxmlformats.org/drawingml/2006/main">
+              <a:graphicData uri="http://schemas.openxmlformats.org/drawingml/2006/picture">
+                <pic:pic xmlns:pic="http://schemas.openxmlformats.org/drawingml/2006/picture">
+                  <pic:nvPicPr>
+                    <pic:cNvPr id="973561563" name="Picture 1" descr="A grey arrow pointing to the left&#10;&#10;AI-generated content may be incorrect."/>
+                    <pic:cNvPicPr/>
+                  </pic:nvPicPr>
+                  <pic:blipFill>
+                    <a:blip r:embed="rId8"/>
+                    <a:stretch>
+                      <a:fillRect/>
+                    </a:stretch>
+                  </pic:blipFill>
+                  <pic:spPr>
+                    <a:xfrm>
+                      <a:off x="0" y="0"/>
+                      <a:ext cx="3076190" cy="580952"/>
+                    </a:xfrm>
+                    <a:prstGeom prst="rect">
+                      <a:avLst/>
+                    </a:prstGeom>
+                  </pic:spPr>
+                </pic:pic>
+              </a:graphicData>
+            </a:graphic>
+          </wp:inline>
+        </w:drawing>
+      </w:r>
+    </w:p>
+    <w:p>
+      <w:pPr>
+        <w:pStyle w:val="ListParagraph"/>
+        <w:numPr>
+          <w:ilvl w:val="0"/>
+          <w:numId w:val="2"/>
+        </w:numPr>
+        <w:jc w:val="both"/>
+        <w:rPr>
+          <w:rFonts w:ascii="Calibri" w:hAnsi="Calibri" w:cs="Calibri"/>
+          <w:sz w:val="24"/>
+        </w:rPr>
+      </w:pPr>
+      <w:r>
+        <w:rPr>
+          <w:rFonts w:ascii="Calibri" w:hAnsi="Calibri" w:cs="Calibri"/>
+          <w:sz w:val="24"/>
+        </w:rPr>
+        <w:t>The web experience opens in a new Browser tab. Next, you will explore its functions.</w:t>
+      </w:r>
+    </w:p>
+    <w:p>
+      <w:pPr>
+        <w:ind w:left="360"/>
+        <w:jc w:val="both"/>
+        <w:rPr>
+          <w:rFonts w:ascii="Calibri" w:hAnsi="Calibri" w:cs="Calibri"/>
+          <w:sz w:val="24"/>
+        </w:rPr>
+      </w:pPr>
+      <w:r>
+        <w:rPr>
+          <w:rFonts w:ascii="Calibri" w:hAnsi="Calibri" w:cs="Calibri"/>
+          <w:sz w:val="24"/>
+        </w:rPr>
+        <w:t>Note the following widgets:</w:t>
+      </w:r>
+    </w:p>
+    <w:p>
+      <w:pPr>
+        <w:pStyle w:val="ListParagraph"/>
+        <w:numPr>
+          <w:ilvl w:val="0"/>
+          <w:numId w:val="5"/>
+        </w:numPr>
+        <w:jc w:val="both"/>
+        <w:rPr>
+          <w:rFonts w:ascii="Calibri" w:hAnsi="Calibri" w:cs="Calibri"/>
+          <w:sz w:val="24"/>
+        </w:rPr>
+      </w:pPr>
+      <w:r>
+        <w:rPr>
+          <w:rFonts w:ascii="Calibri" w:hAnsi="Calibri" w:cs="Calibri"/>
+          <w:sz w:val="24"/>
+        </w:rPr>
+        <w:t>Number of Issues, which is a text widget referencing dynamic content from the Issues layer.</w:t>
+      </w:r>
+    </w:p>
+    <w:p>
+      <w:pPr>
+        <w:pStyle w:val="ListParagraph"/>
+        <w:numPr>
+          <w:ilvl w:val="0"/>
+          <w:numId w:val="5"/>
+        </w:numPr>
+        <w:jc w:val="both"/>
+        <w:rPr>
+          <w:rFonts w:ascii="Calibri" w:hAnsi="Calibri" w:cs="Calibri"/>
+          <w:sz w:val="24"/>
+        </w:rPr>
+      </w:pPr>
+      <w:r>
+        <w:rPr>
+          <w:rFonts w:ascii="Calibri" w:hAnsi="Calibri" w:cs="Calibri"/>
+          <w:sz w:val="24"/>
+        </w:rPr>
+        <w:t>Issues by Type column chart, which is a chart widget.</w:t>
+      </w:r>
+    </w:p>
+    <w:p>
+      <w:pPr>
+        <w:pStyle w:val="ListParagraph"/>
+        <w:numPr>
+          <w:ilvl w:val="0"/>
+          <w:numId w:val="5"/>
+        </w:numPr>
+        <w:jc w:val="both"/>
+        <w:rPr>
+          <w:rFonts w:ascii="Calibri" w:hAnsi="Calibri" w:cs="Calibri"/>
+          <w:sz w:val="24"/>
+        </w:rPr>
+      </w:pPr>
+      <w:r>
+        <w:rPr>
+          <w:rFonts w:ascii="Calibri" w:hAnsi="Calibri" w:cs="Calibri"/>
+          <w:sz w:val="24"/>
+        </w:rPr>
+        <w:t>Issue Table widget.</w:t>
+      </w:r>
+    </w:p>
+    <w:p>
+      <w:pPr>
+        <w:pStyle w:val="ListParagraph"/>
+        <w:numPr>
+          <w:ilvl w:val="0"/>
+          <w:numId w:val="5"/>
+        </w:numPr>
+        <w:jc w:val="both"/>
+        <w:rPr>
+          <w:rFonts w:ascii="Calibri" w:hAnsi="Calibri" w:cs="Calibri"/>
+          <w:sz w:val="24"/>
+        </w:rPr>
+      </w:pPr>
+      <w:r>
+        <w:rPr>
+          <w:rFonts w:ascii="Calibri" w:hAnsi="Calibri" w:cs="Calibri"/>
+          <w:sz w:val="24"/>
+        </w:rPr>
+        <w:t>The tabs, which are a Section widget with three views and a Views Navigation widget. The three views are the Info tab, which has the Feature Info widget; the Edit Form tab, which has a Survey123 widget; and the Edit Widget tab, which has the Edit widget of Experience Builder.</w:t>
+      </w:r>
+    </w:p>
+    <w:p>
+      <w:pPr>
+        <w:pStyle w:val="ListParagraph"/>
+        <w:numPr>
+          <w:ilvl w:val="0"/>
+          <w:numId w:val="6"/>
+        </w:numPr>
+        <w:jc w:val="both"/>
+        <w:rPr>
+          <w:rFonts w:ascii="Calibri" w:hAnsi="Calibri" w:cs="Calibri"/>
+          <w:sz w:val="24"/>
+        </w:rPr>
+      </w:pPr>
+      <w:r>
+        <w:rPr>
+          <w:rFonts w:ascii="Calibri" w:hAnsi="Calibri" w:cs="Calibri"/>
+          <w:sz w:val="24"/>
+        </w:rPr>
+        <w:t>In the header, observe the Status and Issue Type filter.</w:t>
+      </w:r>
+    </w:p>
+    <w:p>
+      <w:pPr>
+        <w:ind w:left="780"/>
+        <w:jc w:val="both"/>
+        <w:rPr>
+          <w:rFonts w:ascii="Calibri" w:hAnsi="Calibri" w:cs="Calibri"/>
+          <w:sz w:val="24"/>
+        </w:rPr>
+      </w:pPr>
+      <w:r>
+        <w:rPr>
+          <w:rFonts w:ascii="Calibri" w:hAnsi="Calibri" w:cs="Calibri"/>
+          <w:sz w:val="24"/>
+        </w:rPr>
+        <w:t>Making any selections in these two selectors will filter the number, chart, and table widgets mentioned earlier.</w:t>
+      </w:r>
+    </w:p>
+    <w:p>
+      <w:pPr>
+        <w:pStyle w:val="ListParagraph"/>
+        <w:numPr>
+          <w:ilvl w:val="0"/>
+          <w:numId w:val="6"/>
+        </w:numPr>
+        <w:jc w:val="both"/>
+        <w:rPr>
+          <w:rFonts w:ascii="Calibri" w:hAnsi="Calibri" w:cs="Calibri"/>
+          <w:sz w:val="24"/>
+        </w:rPr>
+      </w:pPr>
+      <w:r>
+        <w:rPr>
+          <w:rFonts w:ascii="Calibri" w:hAnsi="Calibri" w:cs="Calibri"/>
+          <w:sz w:val="24"/>
+        </w:rPr>
+        <w:t>Click an issue in the Issue table.</w:t>
+      </w:r>
+    </w:p>
+    <w:p>
+      <w:pPr>
+        <w:pStyle w:val="ListParagraph"/>
+        <w:ind w:left="780"/>
+        <w:jc w:val="both"/>
+        <w:rPr>
+          <w:rFonts w:ascii="Calibri" w:hAnsi="Calibri" w:cs="Calibri"/>
+          <w:sz w:val="24"/>
+        </w:rPr>
+      </w:pPr>
+      <w:r>
+        <w:rPr>
+          <w:rFonts w:ascii="Calibri" w:hAnsi="Calibri" w:cs="Calibri"/>
+          <w:sz w:val="24"/>
+        </w:rPr>
+        <w:t xml:space="preserve">The map zooms to the issue location and highlights the issue. The details of the issue </w:t>
+      </w:r>
       <w:proofErr w:type="gramStart"/>
       <w:r>
-        <w:t>owner:GTKMobileGIS</w:t>
-      </w:r>
-      <w:proofErr w:type="spellEnd"/>
+        <w:rPr>
+          <w:rFonts w:ascii="Calibri" w:hAnsi="Calibri" w:cs="Calibri"/>
+          <w:sz w:val="24"/>
+        </w:rPr>
+        <w:t>display</w:t>
+      </w:r>
       <w:proofErr w:type="gramEnd"/>
       <w:r>
-        <w:t>. You will need to deselect the Only Search in &lt;your ArcGIS Online organization&gt; filter and open the item page of the found template.</w:t>
-      </w:r>
-    </w:p>
-    <w:p/>
-    <w:p>
-      <w:r>
-        <w:t>This is a predesigned Experience Builder app template with a desktop layout designed for reviewing data in the office, typically on a large screen.</w:t>
-      </w:r>
-    </w:p>
-    <w:p/>
-    <w:p>
-      <w:r>
-        <w:t>Click Create Web Experience.</w:t>
-      </w:r>
-    </w:p>
-    <w:p>
-      <w:r>
-        <w:t>This creates an app, essentially copying the template app.</w:t>
-      </w:r>
-    </w:p>
-    <w:p/>
-    <w:p>
-      <w:r>
-        <w:t>Change the item title to Campus Issue Reviewer (your name).</w:t>
-      </w:r>
-    </w:p>
-    <w:p>
-      <w:r>
-        <w:t xml:space="preserve">Next, you will explore the app, </w:t>
-      </w:r>
+        <w:rPr>
+          <w:rFonts w:ascii="Calibri" w:hAnsi="Calibri" w:cs="Calibri"/>
+          <w:sz w:val="24"/>
+        </w:rPr>
+        <w:t xml:space="preserve"> on the Info tab.</w:t>
+      </w:r>
+    </w:p>
+    <w:p>
+      <w:pPr>
+        <w:pStyle w:val="ListParagraph"/>
+        <w:ind w:left="780"/>
+        <w:jc w:val="both"/>
+        <w:rPr>
+          <w:rFonts w:ascii="Calibri" w:hAnsi="Calibri" w:cs="Calibri"/>
+          <w:sz w:val="24"/>
+        </w:rPr>
+      </w:pPr>
+      <w:r>
+        <w:rPr>
+          <w:rFonts w:ascii="Calibri" w:hAnsi="Calibri" w:cs="Calibri"/>
+          <w:sz w:val="24"/>
+        </w:rPr>
+        <w:t>Next, you will explore the different ways to edit the data using the Survey123 widget and the Edit widget.</w:t>
+      </w:r>
+    </w:p>
+    <w:p>
+      <w:pPr>
+        <w:pStyle w:val="ListParagraph"/>
+        <w:numPr>
+          <w:ilvl w:val="0"/>
+          <w:numId w:val="6"/>
+        </w:numPr>
+        <w:jc w:val="both"/>
+        <w:rPr>
+          <w:rFonts w:ascii="Calibri" w:hAnsi="Calibri" w:cs="Calibri"/>
+          <w:sz w:val="24"/>
+        </w:rPr>
+      </w:pPr>
+      <w:r>
+        <w:rPr>
+          <w:rFonts w:ascii="Calibri" w:hAnsi="Calibri" w:cs="Calibri"/>
+          <w:sz w:val="24"/>
+        </w:rPr>
+        <w:t>Click the Edit Form tab.</w:t>
+      </w:r>
+    </w:p>
+    <w:p>
+      <w:pPr>
+        <w:pStyle w:val="ListParagraph"/>
+        <w:ind w:left="780"/>
+        <w:jc w:val="both"/>
+        <w:rPr>
+          <w:rFonts w:ascii="Calibri" w:hAnsi="Calibri" w:cs="Calibri"/>
+          <w:sz w:val="24"/>
+        </w:rPr>
+      </w:pPr>
       <w:proofErr w:type="gramStart"/>
       <w:r>
-        <w:t>similar to</w:t>
+        <w:rPr>
+          <w:rFonts w:ascii="Calibri" w:hAnsi="Calibri" w:cs="Calibri"/>
+          <w:sz w:val="24"/>
+        </w:rPr>
+        <w:t>A Survey123</w:t>
       </w:r>
       <w:proofErr w:type="gramEnd"/>
       <w:r>
-        <w:t xml:space="preserve"> what you did in section 7.2.</w:t>
-      </w:r>
-    </w:p>
-    <w:p/>
-    <w:p>
-      <w:r>
-        <w:t>On the builder toolbar, click Publish and then click Preview.</w:t>
-      </w:r>
-    </w:p>
-    <w:p>
-      <w:r>
-        <w:t>The web experience opens in a new Browser tab. Next, you will explore its functions.</w:t>
-      </w:r>
-    </w:p>
-    <w:p/>
-    <w:p>
-      <w:r>
-        <w:t>Note the following widgets:</w:t>
-      </w:r>
-    </w:p>
-    <w:p>
-      <w:r>
-        <w:t>Number of Issues, which is a text widget referencing dynamic content from the Issues layer.</w:t>
-      </w:r>
-    </w:p>
-    <w:p>
-      <w:r>
-        <w:t>Issues by Type column chart, which is a chart widget.</w:t>
-      </w:r>
-    </w:p>
-    <w:p>
-      <w:r>
+        <w:rPr>
+          <w:rFonts w:ascii="Calibri" w:hAnsi="Calibri" w:cs="Calibri"/>
+          <w:sz w:val="24"/>
+        </w:rPr>
+        <w:t xml:space="preserve"> form displays.</w:t>
+      </w:r>
+    </w:p>
+    <w:p>
+      <w:pPr>
+        <w:pStyle w:val="ListParagraph"/>
+        <w:numPr>
+          <w:ilvl w:val="0"/>
+          <w:numId w:val="6"/>
+        </w:numPr>
+        <w:jc w:val="both"/>
+        <w:rPr>
+          <w:rFonts w:ascii="Calibri" w:hAnsi="Calibri" w:cs="Calibri"/>
+          <w:sz w:val="24"/>
+        </w:rPr>
+      </w:pPr>
+      <w:r>
+        <w:rPr>
+          <w:rFonts w:ascii="Calibri" w:hAnsi="Calibri" w:cs="Calibri"/>
+          <w:sz w:val="24"/>
+        </w:rPr>
+        <w:t>On the form, scroll down to the repeat. Click the Add button to add a new status. Set the status as In Progress and click Submit.</w:t>
+      </w:r>
+    </w:p>
+    <w:p>
+      <w:pPr>
+        <w:pStyle w:val="ListParagraph"/>
+        <w:numPr>
+          <w:ilvl w:val="0"/>
+          <w:numId w:val="6"/>
+        </w:numPr>
+        <w:jc w:val="both"/>
+        <w:rPr>
+          <w:rFonts w:ascii="Calibri" w:hAnsi="Calibri" w:cs="Calibri"/>
+          <w:sz w:val="24"/>
+        </w:rPr>
+      </w:pPr>
+      <w:r>
+        <w:rPr>
+          <w:rFonts w:ascii="Calibri" w:hAnsi="Calibri" w:cs="Calibri"/>
+          <w:sz w:val="24"/>
+        </w:rPr>
+        <w:t>In the Issue table, click Refresh to update the status of the issue.</w:t>
+      </w:r>
+    </w:p>
+    <w:p>
+      <w:pPr>
+        <w:pStyle w:val="ListParagraph"/>
+        <w:numPr>
+          <w:ilvl w:val="0"/>
+          <w:numId w:val="6"/>
+        </w:numPr>
+        <w:jc w:val="both"/>
+        <w:rPr>
+          <w:rFonts w:ascii="Calibri" w:hAnsi="Calibri" w:cs="Calibri"/>
+          <w:sz w:val="24"/>
+        </w:rPr>
+      </w:pPr>
+      <w:r>
+        <w:rPr>
+          <w:rFonts w:ascii="Calibri" w:hAnsi="Calibri" w:cs="Calibri"/>
+          <w:sz w:val="24"/>
+        </w:rPr>
+        <w:t>Click the Edit widget.</w:t>
+      </w:r>
+    </w:p>
+    <w:p>
+      <w:pPr>
+        <w:pStyle w:val="ListParagraph"/>
+        <w:ind w:left="780"/>
+        <w:jc w:val="both"/>
+        <w:rPr>
+          <w:rFonts w:ascii="Calibri" w:hAnsi="Calibri" w:cs="Calibri"/>
+          <w:sz w:val="24"/>
+        </w:rPr>
+      </w:pPr>
+      <w:r>
+        <w:rPr>
+          <w:rFonts w:ascii="Calibri" w:hAnsi="Calibri" w:cs="Calibri"/>
+          <w:sz w:val="24"/>
+        </w:rPr>
+        <w:t>The Edit widget appears, configured to edit only attributes in this space, although it is capable of editing geometries as well.</w:t>
+      </w:r>
+    </w:p>
+    <w:p>
+      <w:pPr>
+        <w:pStyle w:val="ListParagraph"/>
+        <w:numPr>
+          <w:ilvl w:val="0"/>
+          <w:numId w:val="6"/>
+        </w:numPr>
+        <w:jc w:val="both"/>
+        <w:rPr>
+          <w:rFonts w:ascii="Calibri" w:hAnsi="Calibri" w:cs="Calibri"/>
+          <w:sz w:val="24"/>
+        </w:rPr>
+      </w:pPr>
+      <w:r>
+        <w:rPr>
+          <w:rFonts w:ascii="Calibri" w:hAnsi="Calibri" w:cs="Calibri"/>
+          <w:sz w:val="24"/>
+        </w:rPr>
         <w:lastRenderedPageBreak/>
-        <w:t>Issue Table widget.</w:t>
-      </w:r>
-    </w:p>
-    <w:p>
-      <w:r>
-        <w:t>The tabs, which are a Section widget with three views and a Views Navigation widget. The three views are the Info tab, which has the Feature Info widget; the Edit Form tab, which has a Survey123 widget; and the Edit Widget tab, which has the Edit widget of Experience Builder.</w:t>
-      </w:r>
-    </w:p>
-    <w:p>
-      <w:r>
-        <w:t>In the header, observe the Status and Issue Type filter.</w:t>
-      </w:r>
-    </w:p>
-    <w:p>
-      <w:r>
-        <w:t>Making any selections in these two selectors will filter the number, chart, and table widgets mentioned earlier.</w:t>
-      </w:r>
-    </w:p>
-    <w:p/>
-    <w:p>
-      <w:r>
-        <w:t>Click an issue in the Issue table.</w:t>
-      </w:r>
-    </w:p>
-    <w:p>
-      <w:r>
-        <w:t xml:space="preserve">The map zooms to the issue location and highlights the issue. The details of the issue </w:t>
-      </w:r>
+        <w:t>In the Edit widget, update the level of urgency and then click Update.</w:t>
+      </w:r>
+    </w:p>
+    <w:p>
+      <w:pPr>
+        <w:pStyle w:val="ListParagraph"/>
+        <w:numPr>
+          <w:ilvl w:val="0"/>
+          <w:numId w:val="6"/>
+        </w:numPr>
+        <w:jc w:val="both"/>
+        <w:rPr>
+          <w:rFonts w:ascii="Calibri" w:hAnsi="Calibri" w:cs="Calibri"/>
+          <w:sz w:val="24"/>
+        </w:rPr>
+      </w:pPr>
+      <w:r>
+        <w:rPr>
+          <w:rFonts w:ascii="Calibri" w:hAnsi="Calibri" w:cs="Calibri"/>
+          <w:sz w:val="24"/>
+        </w:rPr>
+        <w:t>In the Issue table, click Refresh.</w:t>
+      </w:r>
+    </w:p>
+    <w:p>
+      <w:pPr>
+        <w:pStyle w:val="ListParagraph"/>
+        <w:ind w:left="780"/>
+        <w:jc w:val="both"/>
+        <w:rPr>
+          <w:rFonts w:ascii="Calibri" w:hAnsi="Calibri" w:cs="Calibri"/>
+          <w:sz w:val="24"/>
+        </w:rPr>
+      </w:pPr>
+      <w:r>
+        <w:rPr>
+          <w:rFonts w:ascii="Calibri" w:hAnsi="Calibri" w:cs="Calibri"/>
+          <w:sz w:val="24"/>
+        </w:rPr>
+        <w:t>The Level of Urgency of the issue has been updated.</w:t>
+      </w:r>
+    </w:p>
+    <w:p>
+      <w:pPr>
+        <w:pStyle w:val="ListParagraph"/>
+        <w:ind w:left="780"/>
+        <w:jc w:val="both"/>
+        <w:rPr>
+          <w:rFonts w:ascii="Calibri" w:hAnsi="Calibri" w:cs="Calibri"/>
+          <w:sz w:val="24"/>
+        </w:rPr>
+      </w:pPr>
+      <w:r>
+        <w:rPr>
+          <w:rFonts w:ascii="Calibri" w:hAnsi="Calibri" w:cs="Calibri"/>
+          <w:sz w:val="24"/>
+        </w:rPr>
+        <w:t>Next, you will explore how these functions are configured.</w:t>
+      </w:r>
+    </w:p>
+    <w:p>
+      <w:pPr>
+        <w:pStyle w:val="ListParagraph"/>
+        <w:numPr>
+          <w:ilvl w:val="0"/>
+          <w:numId w:val="6"/>
+        </w:numPr>
+        <w:jc w:val="both"/>
+        <w:rPr>
+          <w:rFonts w:ascii="Calibri" w:hAnsi="Calibri" w:cs="Calibri"/>
+          <w:sz w:val="24"/>
+        </w:rPr>
+      </w:pPr>
+      <w:r>
+        <w:rPr>
+          <w:rFonts w:ascii="Calibri" w:hAnsi="Calibri" w:cs="Calibri"/>
+          <w:sz w:val="24"/>
+        </w:rPr>
+        <w:t>Click the previous Browser tab to return to the configuration mode of the experience.</w:t>
+      </w:r>
+    </w:p>
+    <w:p>
+      <w:pPr>
+        <w:pStyle w:val="ListParagraph"/>
+        <w:numPr>
+          <w:ilvl w:val="0"/>
+          <w:numId w:val="6"/>
+        </w:numPr>
+        <w:jc w:val="both"/>
+        <w:rPr>
+          <w:rFonts w:ascii="Calibri" w:hAnsi="Calibri" w:cs="Calibri"/>
+          <w:sz w:val="24"/>
+        </w:rPr>
+      </w:pPr>
+      <w:r>
+        <w:rPr>
+          <w:rFonts w:ascii="Calibri" w:hAnsi="Calibri" w:cs="Calibri"/>
+          <w:sz w:val="24"/>
+        </w:rPr>
+        <w:t>On the toolbar on the left, or left sidebar, click the Data button to display the Campus Issue Reviewer map in the app.</w:t>
+      </w:r>
+    </w:p>
+    <w:p>
+      <w:pPr>
+        <w:pStyle w:val="ListParagraph"/>
+        <w:ind w:left="780"/>
+        <w:jc w:val="both"/>
+        <w:rPr>
+          <w:rFonts w:ascii="Calibri" w:hAnsi="Calibri" w:cs="Calibri"/>
+          <w:sz w:val="24"/>
+        </w:rPr>
+      </w:pPr>
+      <w:r>
+        <w:rPr>
+          <w:rFonts w:ascii="Calibri" w:hAnsi="Calibri" w:cs="Calibri"/>
+          <w:sz w:val="24"/>
+        </w:rPr>
+        <w:t>The web map has a Source button for you to review the web map’s item page with details if needed.</w:t>
+      </w:r>
+    </w:p>
+    <w:p>
+      <w:pPr>
+        <w:pStyle w:val="ListParagraph"/>
+        <w:numPr>
+          <w:ilvl w:val="0"/>
+          <w:numId w:val="6"/>
+        </w:numPr>
+        <w:jc w:val="both"/>
+        <w:rPr>
+          <w:rFonts w:ascii="Calibri" w:hAnsi="Calibri" w:cs="Calibri"/>
+          <w:sz w:val="24"/>
+        </w:rPr>
+      </w:pPr>
+      <w:r>
+        <w:rPr>
+          <w:rFonts w:ascii="Calibri" w:hAnsi="Calibri" w:cs="Calibri"/>
+          <w:sz w:val="24"/>
+        </w:rPr>
+        <w:t>On the left sidebar, click the Page button.</w:t>
+      </w:r>
+    </w:p>
+    <w:p>
+      <w:pPr>
+        <w:pStyle w:val="ListParagraph"/>
+        <w:ind w:left="780"/>
+        <w:jc w:val="both"/>
+        <w:rPr>
+          <w:rFonts w:ascii="Calibri" w:hAnsi="Calibri" w:cs="Calibri"/>
+          <w:sz w:val="24"/>
+        </w:rPr>
+      </w:pPr>
+      <w:r>
+        <w:rPr>
+          <w:rFonts w:ascii="Calibri" w:hAnsi="Calibri" w:cs="Calibri"/>
+          <w:sz w:val="24"/>
+        </w:rPr>
+        <w:t>This app has only one page. Its outline displays the header and the body, including all the widgets used in the app.</w:t>
+      </w:r>
+    </w:p>
+    <w:p>
+      <w:pPr>
+        <w:pStyle w:val="ListParagraph"/>
+        <w:numPr>
+          <w:ilvl w:val="0"/>
+          <w:numId w:val="6"/>
+        </w:numPr>
+        <w:jc w:val="both"/>
+        <w:rPr>
+          <w:rFonts w:ascii="Calibri" w:hAnsi="Calibri" w:cs="Calibri"/>
+          <w:sz w:val="24"/>
+        </w:rPr>
+      </w:pPr>
+      <w:r>
+        <w:rPr>
+          <w:rFonts w:ascii="Calibri" w:hAnsi="Calibri" w:cs="Calibri"/>
+          <w:sz w:val="24"/>
+        </w:rPr>
+        <w:t>On the Preview page, hover over the header and click Edit Header.</w:t>
+      </w:r>
+    </w:p>
+    <w:p>
+      <w:pPr>
+        <w:pStyle w:val="ListParagraph"/>
+        <w:numPr>
+          <w:ilvl w:val="0"/>
+          <w:numId w:val="6"/>
+        </w:numPr>
+        <w:jc w:val="both"/>
+        <w:rPr>
+          <w:rFonts w:ascii="Calibri" w:hAnsi="Calibri" w:cs="Calibri"/>
+          <w:sz w:val="24"/>
+        </w:rPr>
+      </w:pPr>
+      <w:r>
+        <w:rPr>
+          <w:rFonts w:ascii="Calibri" w:hAnsi="Calibri" w:cs="Calibri"/>
+          <w:sz w:val="24"/>
+        </w:rPr>
+        <w:t>Click the Status and Issue Type filter.</w:t>
+      </w:r>
+    </w:p>
+    <w:p>
+      <w:pPr>
+        <w:pStyle w:val="ListParagraph"/>
+        <w:ind w:left="780"/>
+        <w:jc w:val="both"/>
+        <w:rPr>
+          <w:rFonts w:ascii="Calibri" w:hAnsi="Calibri" w:cs="Calibri"/>
+          <w:sz w:val="24"/>
+        </w:rPr>
+      </w:pPr>
+      <w:r>
+        <w:rPr>
+          <w:rFonts w:ascii="Calibri" w:hAnsi="Calibri" w:cs="Calibri"/>
+          <w:sz w:val="24"/>
+        </w:rPr>
+        <w:t>Its settings appear on the right side. It is configured to use the Issues layer.</w:t>
+      </w:r>
+    </w:p>
+    <w:p>
+      <w:pPr>
+        <w:pStyle w:val="ListParagraph"/>
+        <w:numPr>
+          <w:ilvl w:val="0"/>
+          <w:numId w:val="6"/>
+        </w:numPr>
+        <w:jc w:val="both"/>
+        <w:rPr>
+          <w:rFonts w:ascii="Calibri" w:hAnsi="Calibri" w:cs="Calibri"/>
+          <w:sz w:val="24"/>
+        </w:rPr>
+      </w:pPr>
+      <w:r>
+        <w:rPr>
+          <w:rFonts w:ascii="Calibri" w:hAnsi="Calibri" w:cs="Calibri"/>
+          <w:sz w:val="24"/>
+        </w:rPr>
+        <w:t>Click the Issues filter.</w:t>
+      </w:r>
+    </w:p>
+    <w:p>
+      <w:pPr>
+        <w:pStyle w:val="ListParagraph"/>
+        <w:numPr>
+          <w:ilvl w:val="0"/>
+          <w:numId w:val="6"/>
+        </w:numPr>
+        <w:jc w:val="both"/>
+        <w:rPr>
+          <w:rFonts w:ascii="Calibri" w:hAnsi="Calibri" w:cs="Calibri"/>
+          <w:sz w:val="24"/>
+        </w:rPr>
+      </w:pPr>
       <w:proofErr w:type="gramStart"/>
       <w:r>
-        <w:t>display</w:t>
+        <w:rPr>
+          <w:rFonts w:ascii="Calibri" w:hAnsi="Calibri" w:cs="Calibri"/>
+          <w:sz w:val="24"/>
+        </w:rPr>
+        <w:t>Click</w:t>
       </w:r>
       <w:proofErr w:type="gramEnd"/>
       <w:r>
-        <w:t xml:space="preserve"> on the Info tab.</w:t>
-      </w:r>
-    </w:p>
-    <w:p/>
-    <w:p>
-      <w:r>
-        <w:t>Next, you will explore the different ways to edit the data using the Survey123 widget and the Edit widget.</w:t>
-      </w:r>
-    </w:p>
-    <w:p/>
-    <w:p>
-      <w:r>
-        <w:t>Click the Edit Form tab.</w:t>
-      </w:r>
-    </w:p>
-    <w:p>
+        <w:rPr>
+          <w:rFonts w:ascii="Calibri" w:hAnsi="Calibri" w:cs="Calibri"/>
+          <w:sz w:val="24"/>
+        </w:rPr>
+        <w:t xml:space="preserve"> SQL Expression Builder and review how the filter is configured on the Status and Issue Type fields.</w:t>
+      </w:r>
+    </w:p>
+    <w:p>
+      <w:pPr>
+        <w:pStyle w:val="ListParagraph"/>
+        <w:ind w:left="780"/>
+        <w:jc w:val="both"/>
+        <w:rPr>
+          <w:rFonts w:ascii="Calibri" w:hAnsi="Calibri" w:cs="Calibri"/>
+          <w:sz w:val="24"/>
+        </w:rPr>
+      </w:pPr>
+      <w:r>
+        <w:rPr>
+          <w:rFonts w:ascii="Calibri" w:hAnsi="Calibri" w:cs="Calibri"/>
+          <w:sz w:val="24"/>
+        </w:rPr>
+        <w:t>Because it filters the Issues layer, the filter affects all the widgets using this layer, including the number of issues, the chart, the table, and the map.</w:t>
+      </w:r>
+    </w:p>
+    <w:p>
+      <w:pPr>
+        <w:pStyle w:val="ListParagraph"/>
+        <w:numPr>
+          <w:ilvl w:val="0"/>
+          <w:numId w:val="6"/>
+        </w:numPr>
+        <w:jc w:val="both"/>
+        <w:rPr>
+          <w:rFonts w:ascii="Calibri" w:hAnsi="Calibri" w:cs="Calibri"/>
+          <w:sz w:val="24"/>
+        </w:rPr>
+      </w:pPr>
+      <w:r>
+        <w:rPr>
+          <w:rFonts w:ascii="Calibri" w:hAnsi="Calibri" w:cs="Calibri"/>
+          <w:sz w:val="24"/>
+        </w:rPr>
+        <w:t>Click Cancel.</w:t>
+      </w:r>
+    </w:p>
+    <w:p>
+      <w:pPr>
+        <w:pStyle w:val="ListParagraph"/>
+        <w:numPr>
+          <w:ilvl w:val="0"/>
+          <w:numId w:val="6"/>
+        </w:numPr>
+        <w:jc w:val="both"/>
+        <w:rPr>
+          <w:rFonts w:ascii="Calibri" w:hAnsi="Calibri" w:cs="Calibri"/>
+          <w:sz w:val="24"/>
+        </w:rPr>
+      </w:pPr>
+      <w:r>
+        <w:rPr>
+          <w:rFonts w:ascii="Calibri" w:hAnsi="Calibri" w:cs="Calibri"/>
+          <w:sz w:val="24"/>
+        </w:rPr>
+        <w:t>In the Page view, click the Issue table to open the Issue Table settings. Click Action.</w:t>
+      </w:r>
+    </w:p>
+    <w:p>
+      <w:pPr>
+        <w:pStyle w:val="ListParagraph"/>
+        <w:ind w:left="780"/>
+        <w:jc w:val="both"/>
+        <w:rPr>
+          <w:rFonts w:ascii="Calibri" w:hAnsi="Calibri" w:cs="Calibri"/>
+          <w:sz w:val="24"/>
+        </w:rPr>
+      </w:pPr>
+      <w:r>
+        <w:rPr>
+          <w:rFonts w:ascii="Calibri" w:hAnsi="Calibri" w:cs="Calibri"/>
+          <w:sz w:val="24"/>
+        </w:rPr>
+        <w:t xml:space="preserve">Under Message Action, when a record is clicked or selected in the table, the map pans </w:t>
+      </w:r>
       <w:proofErr w:type="gramStart"/>
       <w:r>
-        <w:t>A Survey123</w:t>
+        <w:rPr>
+          <w:rFonts w:ascii="Calibri" w:hAnsi="Calibri" w:cs="Calibri"/>
+          <w:sz w:val="24"/>
+        </w:rPr>
+        <w:t>to</w:t>
       </w:r>
       <w:proofErr w:type="gramEnd"/>
       <w:r>
-        <w:t xml:space="preserve"> form displays.</w:t>
-      </w:r>
-    </w:p>
-    <w:p/>
-    <w:p>
-      <w:r>
-        <w:t>On the form, scroll down to the repeat. Click the Add button to add a new status. Set the status as In Progress and click Submit.</w:t>
-      </w:r>
-    </w:p>
-    <w:p>
-      <w:r>
-        <w:t>In the Issue table, click Refresh to update the status of the issue.</w:t>
-      </w:r>
-    </w:p>
-    <w:p>
-      <w:r>
-        <w:t>Click the Edit widget.</w:t>
-      </w:r>
-    </w:p>
-    <w:p>
-      <w:r>
-        <w:t>The Edit widget appears, configured to edit only attributes in this space, although it is capable of editing geometries as well.</w:t>
-      </w:r>
-    </w:p>
-    <w:p/>
-    <w:p>
-      <w:r>
-        <w:t>In the Edit widget, update the level of urgency and then click Update.</w:t>
-      </w:r>
-    </w:p>
-    <w:p>
-      <w:r>
-        <w:t>In the Issue table, click Refresh.</w:t>
-      </w:r>
-    </w:p>
-    <w:p>
-      <w:r>
-        <w:t>The Level of Urgency of the issue has been updated.</w:t>
-      </w:r>
-    </w:p>
-    <w:p/>
-    <w:p>
-      <w:r>
+        <w:rPr>
+          <w:rFonts w:ascii="Calibri" w:hAnsi="Calibri" w:cs="Calibri"/>
+          <w:sz w:val="24"/>
+        </w:rPr>
+        <w:t>, zooms to, and flashes the selected record.</w:t>
+      </w:r>
+    </w:p>
+    <w:p>
+      <w:pPr>
+        <w:pStyle w:val="ListParagraph"/>
+        <w:ind w:left="780"/>
+        <w:jc w:val="both"/>
+        <w:rPr>
+          <w:rFonts w:ascii="Calibri" w:hAnsi="Calibri" w:cs="Calibri"/>
+          <w:sz w:val="24"/>
+        </w:rPr>
+      </w:pPr>
+      <w:r>
+        <w:rPr>
+          <w:rFonts w:ascii="Calibri" w:hAnsi="Calibri" w:cs="Calibri"/>
+          <w:sz w:val="24"/>
+        </w:rPr>
+        <w:t xml:space="preserve">Clicking a record </w:t>
+      </w:r>
+      <w:proofErr w:type="gramStart"/>
+      <w:r>
+        <w:rPr>
+          <w:rFonts w:ascii="Calibri" w:hAnsi="Calibri" w:cs="Calibri"/>
+          <w:sz w:val="24"/>
+        </w:rPr>
+        <w:t>in</w:t>
+      </w:r>
+      <w:proofErr w:type="gramEnd"/>
+      <w:r>
+        <w:rPr>
+          <w:rFonts w:ascii="Calibri" w:hAnsi="Calibri" w:cs="Calibri"/>
+          <w:sz w:val="24"/>
+        </w:rPr>
+        <w:t xml:space="preserve"> the table selects the record. The selected record is passed to the Feature Info, Survey, and Edit widgets.</w:t>
+      </w:r>
+    </w:p>
+    <w:p>
+      <w:pPr>
+        <w:pStyle w:val="ListParagraph"/>
+        <w:ind w:left="780"/>
+        <w:jc w:val="both"/>
+        <w:rPr>
+          <w:rFonts w:ascii="Calibri" w:hAnsi="Calibri" w:cs="Calibri"/>
+          <w:sz w:val="24"/>
+        </w:rPr>
+      </w:pPr>
+      <w:r>
+        <w:rPr>
+          <w:rFonts w:ascii="Calibri" w:hAnsi="Calibri" w:cs="Calibri"/>
+          <w:sz w:val="24"/>
+        </w:rPr>
+        <w:t>Next, you will explore how the Edit Form section is configured.</w:t>
+      </w:r>
+    </w:p>
+    <w:p>
+      <w:pPr>
+        <w:pStyle w:val="ListParagraph"/>
+        <w:numPr>
+          <w:ilvl w:val="0"/>
+          <w:numId w:val="6"/>
+        </w:numPr>
+        <w:jc w:val="both"/>
+        <w:rPr>
+          <w:rFonts w:ascii="Calibri" w:hAnsi="Calibri" w:cs="Calibri"/>
+          <w:sz w:val="24"/>
+        </w:rPr>
+      </w:pPr>
+      <w:r>
+        <w:rPr>
+          <w:rFonts w:ascii="Calibri" w:hAnsi="Calibri" w:cs="Calibri"/>
+          <w:sz w:val="24"/>
+        </w:rPr>
+        <w:t>In the Page outline, expand Section, expand the Edit Form view, and click the Survey widget.</w:t>
+      </w:r>
+    </w:p>
+    <w:p>
+      <w:pPr>
+        <w:pStyle w:val="ListParagraph"/>
+        <w:ind w:left="780"/>
+        <w:jc w:val="both"/>
+        <w:rPr>
+          <w:rFonts w:ascii="Calibri" w:hAnsi="Calibri" w:cs="Calibri"/>
+          <w:sz w:val="24"/>
+        </w:rPr>
+      </w:pPr>
+      <w:r>
+        <w:rPr>
+          <w:rFonts w:ascii="Calibri" w:hAnsi="Calibri" w:cs="Calibri"/>
+          <w:sz w:val="24"/>
+        </w:rPr>
+        <w:t>In the Survey widget settings, the mode is set to Edit an Existing Record. Its source layer is set to the Issues layer, which means that this widget is configured to receive data from the layer when an issue is selected.</w:t>
+      </w:r>
+    </w:p>
+    <w:p>
+      <w:pPr>
+        <w:pStyle w:val="ListParagraph"/>
+        <w:numPr>
+          <w:ilvl w:val="0"/>
+          <w:numId w:val="6"/>
+        </w:numPr>
+        <w:jc w:val="both"/>
+        <w:rPr>
+          <w:rFonts w:ascii="Calibri" w:hAnsi="Calibri" w:cs="Calibri"/>
+          <w:sz w:val="24"/>
+        </w:rPr>
+      </w:pPr>
+      <w:r>
+        <w:rPr>
+          <w:rFonts w:ascii="Calibri" w:hAnsi="Calibri" w:cs="Calibri"/>
+          <w:sz w:val="24"/>
+        </w:rPr>
+        <w:t xml:space="preserve">If you </w:t>
+      </w:r>
+      <w:proofErr w:type="gramStart"/>
+      <w:r>
+        <w:rPr>
+          <w:rFonts w:ascii="Calibri" w:hAnsi="Calibri" w:cs="Calibri"/>
+          <w:sz w:val="24"/>
+        </w:rPr>
+        <w:t>made</w:t>
+      </w:r>
+      <w:proofErr w:type="gramEnd"/>
+      <w:r>
+        <w:rPr>
+          <w:rFonts w:ascii="Calibri" w:hAnsi="Calibri" w:cs="Calibri"/>
+          <w:sz w:val="24"/>
+        </w:rPr>
+        <w:t xml:space="preserve"> any changes, click Save and Publish. Optionally, share the web experience with everyone or a group.</w:t>
+      </w:r>
+    </w:p>
+    <w:p>
+      <w:pPr>
+        <w:jc w:val="both"/>
+        <w:rPr>
+          <w:rFonts w:ascii="Calibri" w:hAnsi="Calibri" w:cs="Calibri"/>
+          <w:sz w:val="24"/>
+        </w:rPr>
+      </w:pPr>
+      <w:r>
+        <w:rPr>
+          <w:rFonts w:ascii="Calibri" w:hAnsi="Calibri" w:cs="Calibri"/>
+          <w:sz w:val="24"/>
+        </w:rPr>
+        <w:t>In this section, you explored the functions of the experience and how the different widgets interact with one another using actions.</w:t>
+      </w:r>
+    </w:p>
+    <w:p>
+      <w:pPr>
+        <w:jc w:val="both"/>
+        <w:rPr>
+          <w:rFonts w:ascii="Calibri" w:hAnsi="Calibri" w:cs="Calibri"/>
+          <w:sz w:val="24"/>
+        </w:rPr>
+      </w:pPr>
+    </w:p>
+    <w:p>
+      <w:pPr>
+        <w:jc w:val="both"/>
+        <w:rPr>
+          <w:rFonts w:ascii="Calibri" w:hAnsi="Calibri" w:cs="Calibri"/>
+          <w:sz w:val="24"/>
+        </w:rPr>
+      </w:pPr>
+      <w:r>
+        <w:rPr>
+          <w:rFonts w:ascii="Calibri" w:hAnsi="Calibri" w:cs="Calibri" w:hint="eastAsia"/>
+          <w:sz w:val="24"/>
+        </w:rPr>
         <w:lastRenderedPageBreak/>
-        <w:t>Next, you will explore how these functions are configured.</w:t>
-      </w:r>
-    </w:p>
-    <w:p/>
-    <w:p>
-      <w:r>
-        <w:t>Click the previous Browser tab to return to the configuration mode of the experience.</w:t>
-      </w:r>
-    </w:p>
-    <w:p>
-      <w:r>
-        <w:t>On the toolbar on the left, or left sidebar, click the Data button to display the Campus Issue Reviewer map in the app.</w:t>
-      </w:r>
-    </w:p>
-    <w:p>
-      <w:r>
-        <w:t>The web map has a Source button for you to review the web map’s item page with details if needed.</w:t>
-      </w:r>
-    </w:p>
-    <w:p/>
-    <w:p>
-      <w:r>
-        <w:t>On the left sidebar, click the Page button.</w:t>
-      </w:r>
-    </w:p>
-    <w:p>
-      <w:r>
-        <w:t>This app has only one page. Its outline displays the header and the body, including all the widgets used in the app.</w:t>
-      </w:r>
-    </w:p>
-    <w:p/>
-    <w:p>
-      <w:r>
-        <w:t>On the Preview page, hover over the header and click Edit Header.</w:t>
-      </w:r>
-    </w:p>
-    <w:p/>
-    <w:p>
-      <w:r>
-        <w:t>Click the Status and Issue Type filter.</w:t>
-      </w:r>
-    </w:p>
-    <w:p>
-      <w:r>
-        <w:t>Its settings appear on the right side. It is configured to use the Issues layer.</w:t>
-      </w:r>
-    </w:p>
-    <w:p/>
-    <w:p>
-      <w:r>
-        <w:t>Click the Issues filter.</w:t>
-      </w:r>
-    </w:p>
-    <w:p/>
-    <w:p>
+        <w:t xml:space="preserve">Section 2: </w:t>
+      </w:r>
+      <w:r>
+        <w:rPr>
+          <w:rFonts w:ascii="Calibri" w:hAnsi="Calibri" w:cs="Calibri" w:hint="eastAsia"/>
+          <w:sz w:val="24"/>
+        </w:rPr>
+        <w:t>Explore Map ID</w:t>
+      </w:r>
+    </w:p>
+    <w:p>
+      <w:pPr>
+        <w:jc w:val="both"/>
+        <w:rPr>
+          <w:rFonts w:ascii="Calibri" w:hAnsi="Calibri" w:cs="Calibri"/>
+          <w:sz w:val="24"/>
+        </w:rPr>
+      </w:pPr>
+      <w:r>
+        <w:rPr>
+          <w:rFonts w:ascii="Calibri" w:hAnsi="Calibri" w:cs="Calibri" w:hint="eastAsia"/>
+          <w:sz w:val="24"/>
+        </w:rPr>
+        <w:t xml:space="preserve">A Map ID serves as a </w:t>
+      </w:r>
+      <w:r>
+        <w:rPr>
+          <w:rFonts w:ascii="Calibri" w:hAnsi="Calibri" w:cs="Calibri"/>
+          <w:sz w:val="24"/>
+        </w:rPr>
+        <w:t>unique</w:t>
+      </w:r>
+      <w:r>
+        <w:rPr>
+          <w:rFonts w:ascii="Calibri" w:hAnsi="Calibri" w:cs="Calibri" w:hint="eastAsia"/>
+          <w:sz w:val="24"/>
+        </w:rPr>
+        <w:t xml:space="preserve"> identifier for each product developed in Esri application. It </w:t>
+      </w:r>
       <w:proofErr w:type="gramStart"/>
       <w:r>
-        <w:t>Click</w:t>
+        <w:rPr>
+          <w:rFonts w:ascii="Calibri" w:hAnsi="Calibri" w:cs="Calibri" w:hint="eastAsia"/>
+          <w:sz w:val="24"/>
+        </w:rPr>
+        <w:t>ensure</w:t>
       </w:r>
       <w:proofErr w:type="gramEnd"/>
       <w:r>
-        <w:t xml:space="preserve"> SQL Expression Builder and review how the filter is configured on the Status and Issue Type fields.</w:t>
-      </w:r>
-    </w:p>
-    <w:p>
-      <w:r>
-        <w:t>Because it filters the Issues layer, the filter affects all the widgets using this layer, including the number of issues, the chart, the table, and the map.</w:t>
-      </w:r>
-    </w:p>
-    <w:p/>
-    <w:p>
-      <w:r>
-        <w:t>Click Cancel.</w:t>
-      </w:r>
-    </w:p>
-    <w:p>
-      <w:r>
-        <w:t>In the Page view, click the Issue table to open the Issue Table settings. Click Action.</w:t>
-      </w:r>
-    </w:p>
-    <w:p>
-      <w:r>
-        <w:t xml:space="preserve">Under Message Action, when a record is clicked or selected in the table, the map pans </w:t>
+        <w:rPr>
+          <w:rFonts w:ascii="Calibri" w:hAnsi="Calibri" w:cs="Calibri" w:hint="eastAsia"/>
+          <w:sz w:val="24"/>
+        </w:rPr>
+        <w:t xml:space="preserve"> your </w:t>
+      </w:r>
+      <w:r>
+        <w:rPr>
+          <w:rFonts w:ascii="Calibri" w:hAnsi="Calibri" w:cs="Calibri"/>
+          <w:sz w:val="24"/>
+        </w:rPr>
+        <w:t>maps</w:t>
+      </w:r>
+      <w:r>
+        <w:rPr>
+          <w:rFonts w:ascii="Calibri" w:hAnsi="Calibri" w:cs="Calibri" w:hint="eastAsia"/>
+          <w:sz w:val="24"/>
+        </w:rPr>
+        <w:t xml:space="preserve"> are accurately recorded and accessible online. In </w:t>
+      </w:r>
+      <w:r>
+        <w:rPr>
+          <w:rFonts w:ascii="Calibri" w:hAnsi="Calibri" w:cs="Calibri"/>
+          <w:sz w:val="24"/>
+        </w:rPr>
+        <w:t>this</w:t>
+      </w:r>
+      <w:r>
+        <w:rPr>
+          <w:rFonts w:ascii="Calibri" w:hAnsi="Calibri" w:cs="Calibri" w:hint="eastAsia"/>
+          <w:sz w:val="24"/>
+        </w:rPr>
+        <w:t xml:space="preserve"> section, we will explore two ways to use </w:t>
+      </w:r>
+      <w:r>
+        <w:rPr>
+          <w:rFonts w:ascii="Calibri" w:hAnsi="Calibri" w:cs="Calibri" w:hint="eastAsia"/>
+          <w:sz w:val="24"/>
+        </w:rPr>
+        <w:t xml:space="preserve">a </w:t>
+      </w:r>
+      <w:r>
+        <w:rPr>
+          <w:rFonts w:ascii="Calibri" w:hAnsi="Calibri" w:cs="Calibri" w:hint="eastAsia"/>
+          <w:sz w:val="24"/>
+        </w:rPr>
+        <w:t xml:space="preserve">Map ID to </w:t>
+      </w:r>
+      <w:r>
+        <w:rPr>
+          <w:rFonts w:ascii="Calibri" w:hAnsi="Calibri" w:cs="Calibri" w:hint="eastAsia"/>
+          <w:sz w:val="24"/>
+        </w:rPr>
+        <w:t xml:space="preserve">streamline your work and enhance the power of maps. </w:t>
+      </w:r>
+      <w:r>
+        <w:rPr>
+          <w:rFonts w:ascii="Calibri" w:hAnsi="Calibri" w:cs="Calibri" w:hint="eastAsia"/>
+          <w:sz w:val="24"/>
+        </w:rPr>
+        <w:t xml:space="preserve"> </w:t>
+      </w:r>
+    </w:p>
+    <w:p>
+      <w:pPr>
+        <w:pStyle w:val="ListParagraph"/>
+        <w:numPr>
+          <w:ilvl w:val="0"/>
+          <w:numId w:val="9"/>
+        </w:numPr>
+        <w:jc w:val="both"/>
+        <w:rPr>
+          <w:rFonts w:ascii="Calibri" w:hAnsi="Calibri" w:cs="Calibri"/>
+          <w:sz w:val="24"/>
+        </w:rPr>
+      </w:pPr>
+      <w:r>
+        <w:rPr>
+          <w:rFonts w:ascii="Calibri" w:hAnsi="Calibri" w:cs="Calibri" w:hint="eastAsia"/>
+          <w:sz w:val="24"/>
+        </w:rPr>
+        <w:t>Finding a Map in ArcGIS Online</w:t>
+      </w:r>
+    </w:p>
+    <w:p>
+      <w:pPr>
+        <w:pStyle w:val="ListParagraph"/>
+        <w:numPr>
+          <w:ilvl w:val="0"/>
+          <w:numId w:val="12"/>
+        </w:numPr>
+        <w:jc w:val="both"/>
+        <w:rPr>
+          <w:rFonts w:ascii="Calibri" w:hAnsi="Calibri" w:cs="Calibri"/>
+          <w:sz w:val="24"/>
+        </w:rPr>
+      </w:pPr>
+      <w:r>
+        <w:rPr>
+          <w:rFonts w:ascii="Calibri" w:hAnsi="Calibri" w:cs="Calibri"/>
+          <w:sz w:val="24"/>
+        </w:rPr>
+        <w:t>You can locate a map by its name in ArcGIS Online.</w:t>
+      </w:r>
+    </w:p>
+    <w:p>
+      <w:pPr>
+        <w:pStyle w:val="ListParagraph"/>
+        <w:numPr>
+          <w:ilvl w:val="0"/>
+          <w:numId w:val="12"/>
+        </w:numPr>
+        <w:jc w:val="both"/>
+        <w:rPr>
+          <w:rFonts w:ascii="Calibri" w:hAnsi="Calibri" w:cs="Calibri"/>
+          <w:sz w:val="24"/>
+        </w:rPr>
+      </w:pPr>
+      <w:r>
+        <w:rPr>
+          <w:rFonts w:ascii="Calibri" w:hAnsi="Calibri" w:cs="Calibri"/>
+          <w:sz w:val="24"/>
+        </w:rPr>
+        <w:t xml:space="preserve">Alternatively, you can use the </w:t>
+      </w:r>
+      <w:r>
+        <w:rPr>
+          <w:rFonts w:ascii="Calibri" w:hAnsi="Calibri" w:cs="Calibri"/>
+          <w:b/>
+          <w:bCs/>
+          <w:sz w:val="24"/>
+        </w:rPr>
+        <w:t>Map ID</w:t>
+      </w:r>
+      <w:r>
+        <w:rPr>
+          <w:rFonts w:ascii="Calibri" w:hAnsi="Calibri" w:cs="Calibri"/>
+          <w:sz w:val="24"/>
+        </w:rPr>
+        <w:t xml:space="preserve"> directly during the search process.</w:t>
+      </w:r>
+    </w:p>
+    <w:p>
+      <w:pPr>
+        <w:pStyle w:val="NormalWeb"/>
+        <w:rPr>
+          <w:rFonts w:eastAsiaTheme="minorEastAsia"/>
+        </w:rPr>
+      </w:pPr>
+      <w:r>
+        <w:rPr>
+          <w:rStyle w:val="Strong"/>
+          <w:rFonts w:eastAsiaTheme="majorEastAsia"/>
+        </w:rPr>
+        <w:t>Task:</w:t>
+      </w:r>
+      <w:r>
+        <w:t xml:space="preserve"> Search for the map in ArcGIS Online using the Map ID below.</w:t>
+      </w:r>
+    </w:p>
+    <w:p>
+      <w:pPr>
+        <w:pStyle w:val="NormalWeb"/>
+        <w:rPr>
+          <w:rFonts w:eastAsiaTheme="minorEastAsia" w:hint="eastAsia"/>
+        </w:rPr>
+      </w:pPr>
+      <w:r>
+        <w:rPr>
+          <w:rFonts w:eastAsiaTheme="minorEastAsia"/>
+          <w:b/>
+          <w:bCs/>
+        </w:rPr>
+        <w:t>Map ID:</w:t>
+      </w:r>
+      <w:r>
+        <w:rPr>
+          <w:rFonts w:eastAsiaTheme="minorEastAsia"/>
+        </w:rPr>
+        <w:t xml:space="preserve"> cee8fdcd0d8f42a3abacdffcdd1ed28f</w:t>
+      </w:r>
+    </w:p>
+    <w:p>
+      <w:pPr>
+        <w:pStyle w:val="NormalWeb"/>
+      </w:pPr>
+      <w:r>
+        <w:rPr>
+          <w:rFonts w:eastAsiaTheme="minorEastAsia" w:hint="eastAsia"/>
+        </w:rPr>
+        <w:t xml:space="preserve">Deliverable 2: </w:t>
+      </w:r>
+      <w:r>
+        <w:t>Provide a screenshot showing the ID entered in the search bar and the corresponding map in the search results.</w:t>
+      </w:r>
+    </w:p>
+    <w:p>
+      <w:pPr>
+        <w:pStyle w:val="ListParagraph"/>
+        <w:numPr>
+          <w:ilvl w:val="0"/>
+          <w:numId w:val="9"/>
+        </w:numPr>
+        <w:jc w:val="both"/>
+        <w:rPr>
+          <w:rFonts w:ascii="Calibri" w:hAnsi="Calibri" w:cs="Calibri"/>
+          <w:sz w:val="24"/>
+        </w:rPr>
+      </w:pPr>
+      <w:r>
+        <w:rPr>
+          <w:rFonts w:ascii="Calibri" w:hAnsi="Calibri" w:cs="Calibri" w:hint="eastAsia"/>
+          <w:sz w:val="24"/>
+        </w:rPr>
+        <w:t>Embedding a Map with JavaScript</w:t>
+      </w:r>
+    </w:p>
+    <w:p>
+      <w:pPr>
+        <w:pStyle w:val="NormalWeb"/>
+        <w:numPr>
+          <w:ilvl w:val="0"/>
+          <w:numId w:val="13"/>
+        </w:numPr>
+      </w:pPr>
+      <w:r>
+        <w:t>Maps are a powerful way to share geographic information with users.</w:t>
+      </w:r>
+    </w:p>
+    <w:p>
+      <w:pPr>
+        <w:pStyle w:val="NormalWeb"/>
+        <w:numPr>
+          <w:ilvl w:val="0"/>
+          <w:numId w:val="13"/>
+        </w:numPr>
+      </w:pPr>
+      <w:r>
+        <w:t xml:space="preserve">An online map can be shared via a simple </w:t>
       </w:r>
       <w:proofErr w:type="gramStart"/>
       <w:r>
-        <w:t>to</w:t>
+        <w:t>URL, or</w:t>
       </w:r>
       <w:proofErr w:type="gramEnd"/>
       <w:r>
-        <w:t>, zooms to, and flashes the selected record.</w:t>
-      </w:r>
-    </w:p>
-    <w:p/>
-    <w:p/>
+        <w:t xml:space="preserve"> embedded into applications using JavaScript.</w:t>
+      </w:r>
+    </w:p>
+    <w:p>
+      <w:pPr>
+        <w:pStyle w:val="NormalWeb"/>
+        <w:numPr>
+          <w:ilvl w:val="0"/>
+          <w:numId w:val="13"/>
+        </w:numPr>
+      </w:pPr>
+      <w:r>
+        <w:t xml:space="preserve">By connecting to a </w:t>
+      </w:r>
+      <w:r>
+        <w:rPr>
+          <w:rStyle w:val="Strong"/>
+          <w:rFonts w:eastAsiaTheme="majorEastAsia"/>
+        </w:rPr>
+        <w:t>Map ID</w:t>
+      </w:r>
+      <w:r>
+        <w:t>, JavaScript can display a map in a webpage.</w:t>
+      </w:r>
+    </w:p>
+    <w:p>
+      <w:pPr>
+        <w:jc w:val="both"/>
+        <w:rPr>
+          <w:rFonts w:ascii="Calibri" w:hAnsi="Calibri" w:cs="Calibri"/>
+          <w:sz w:val="24"/>
+        </w:rPr>
+      </w:pPr>
+      <w:r>
+        <w:rPr>
+          <w:rFonts w:ascii="Calibri" w:hAnsi="Calibri" w:cs="Calibri"/>
+          <w:b/>
+          <w:bCs/>
+          <w:sz w:val="24"/>
+        </w:rPr>
+        <w:t>Task:</w:t>
+      </w:r>
+      <w:r>
+        <w:rPr>
+          <w:rFonts w:ascii="Calibri" w:hAnsi="Calibri" w:cs="Calibri"/>
+          <w:sz w:val="24"/>
+        </w:rPr>
+        <w:t xml:space="preserve"> Insert the Map ID above into the file Exercise_4.html to display the map.</w:t>
+      </w:r>
+    </w:p>
+    <w:p>
+      <w:pPr>
+        <w:numPr>
+          <w:ilvl w:val="0"/>
+          <w:numId w:val="14"/>
+        </w:numPr>
+        <w:jc w:val="both"/>
+        <w:rPr>
+          <w:rFonts w:ascii="Calibri" w:hAnsi="Calibri" w:cs="Calibri"/>
+          <w:sz w:val="24"/>
+        </w:rPr>
+      </w:pPr>
+      <w:r>
+        <w:rPr>
+          <w:rFonts w:ascii="Calibri" w:hAnsi="Calibri" w:cs="Calibri"/>
+          <w:sz w:val="24"/>
+        </w:rPr>
+        <w:t>The final output should be a standalone HTML file with your map showing correctly.</w:t>
+      </w:r>
+    </w:p>
+    <w:p>
+      <w:pPr>
+        <w:jc w:val="both"/>
+        <w:rPr>
+          <w:rFonts w:ascii="Calibri" w:hAnsi="Calibri" w:cs="Calibri" w:hint="eastAsia"/>
+          <w:sz w:val="24"/>
+        </w:rPr>
+      </w:pPr>
+      <w:r>
+        <w:rPr>
+          <w:rFonts w:ascii="Calibri" w:hAnsi="Calibri" w:cs="Calibri" w:hint="eastAsia"/>
+          <w:sz w:val="24"/>
+        </w:rPr>
+        <w:t xml:space="preserve">Deliverable 2: </w:t>
+      </w:r>
+      <w:r>
+        <w:rPr>
+          <w:rFonts w:ascii="Calibri" w:hAnsi="Calibri" w:cs="Calibri" w:hint="eastAsia"/>
+          <w:sz w:val="24"/>
+        </w:rPr>
+        <w:t>Submit your</w:t>
+      </w:r>
+      <w:r>
+        <w:rPr>
+          <w:rFonts w:ascii="Calibri" w:hAnsi="Calibri" w:cs="Calibri" w:hint="eastAsia"/>
+          <w:sz w:val="24"/>
+        </w:rPr>
+        <w:t xml:space="preserve"> </w:t>
+      </w:r>
+      <w:r>
+        <w:rPr>
+          <w:rFonts w:ascii="Calibri" w:hAnsi="Calibri" w:cs="Calibri" w:hint="eastAsia"/>
+          <w:sz w:val="24"/>
+        </w:rPr>
+        <w:t>HTML file</w:t>
+      </w:r>
+      <w:r>
+        <w:rPr>
+          <w:rFonts w:ascii="Calibri" w:hAnsi="Calibri" w:cs="Calibri" w:hint="eastAsia"/>
+          <w:sz w:val="24"/>
+        </w:rPr>
+        <w:t xml:space="preserve"> to </w:t>
+      </w:r>
+      <w:r>
+        <w:rPr>
+          <w:rFonts w:ascii="Calibri" w:hAnsi="Calibri" w:cs="Calibri" w:hint="eastAsia"/>
+          <w:sz w:val="24"/>
+        </w:rPr>
+        <w:t xml:space="preserve">the </w:t>
+      </w:r>
+      <w:r>
+        <w:rPr>
+          <w:rFonts w:ascii="Calibri" w:hAnsi="Calibri" w:cs="Calibri" w:hint="eastAsia"/>
+          <w:sz w:val="24"/>
+        </w:rPr>
+        <w:t>lab link</w:t>
+      </w:r>
+      <w:r>
+        <w:rPr>
+          <w:rFonts w:ascii="Calibri" w:hAnsi="Calibri" w:cs="Calibri" w:hint="eastAsia"/>
+          <w:sz w:val="24"/>
+        </w:rPr>
+        <w:t>.</w:t>
+      </w:r>
+      <w:r>
+        <w:rPr>
+          <w:rFonts w:ascii="Calibri" w:hAnsi="Calibri" w:cs="Calibri" w:hint="eastAsia"/>
+          <w:sz w:val="24"/>
+        </w:rPr>
+        <w:t xml:space="preserve"> </w:t>
+      </w:r>
+      <w:r>
+        <w:rPr>
+          <w:rFonts w:ascii="Calibri" w:hAnsi="Calibri" w:cs="Calibri" w:hint="eastAsia"/>
+          <w:sz w:val="24"/>
+        </w:rPr>
+        <w:t>M</w:t>
+      </w:r>
+      <w:r>
+        <w:rPr>
+          <w:rFonts w:ascii="Calibri" w:hAnsi="Calibri" w:cs="Calibri" w:hint="eastAsia"/>
+          <w:sz w:val="24"/>
+        </w:rPr>
+        <w:t xml:space="preserve">ake sure </w:t>
+      </w:r>
+      <w:r>
+        <w:rPr>
+          <w:rFonts w:ascii="Calibri" w:hAnsi="Calibri" w:cs="Calibri" w:hint="eastAsia"/>
+          <w:sz w:val="24"/>
+        </w:rPr>
+        <w:t xml:space="preserve">the file opens </w:t>
+      </w:r>
+      <w:proofErr w:type="gramStart"/>
+      <w:r>
+        <w:rPr>
+          <w:rFonts w:ascii="Calibri" w:hAnsi="Calibri" w:cs="Calibri" w:hint="eastAsia"/>
+          <w:sz w:val="24"/>
+        </w:rPr>
+        <w:t>properly</w:t>
+      </w:r>
+      <w:proofErr w:type="gramEnd"/>
+      <w:r>
+        <w:rPr>
+          <w:rFonts w:ascii="Calibri" w:hAnsi="Calibri" w:cs="Calibri" w:hint="eastAsia"/>
+          <w:sz w:val="24"/>
+        </w:rPr>
+        <w:t xml:space="preserve"> and the map is </w:t>
+      </w:r>
+      <w:proofErr w:type="gramStart"/>
+      <w:r>
+        <w:rPr>
+          <w:rFonts w:ascii="Calibri" w:hAnsi="Calibri" w:cs="Calibri" w:hint="eastAsia"/>
+          <w:sz w:val="24"/>
+        </w:rPr>
+        <w:t>displayed.</w:t>
+      </w:r>
+      <w:r>
+        <w:rPr>
+          <w:rFonts w:ascii="Calibri" w:hAnsi="Calibri" w:cs="Calibri" w:hint="eastAsia"/>
+          <w:sz w:val="24"/>
+        </w:rPr>
+        <w:t>.</w:t>
+      </w:r>
+      <w:proofErr w:type="gramEnd"/>
+      <w:r>
+        <w:rPr>
+          <w:rFonts w:ascii="Calibri" w:hAnsi="Calibri" w:cs="Calibri" w:hint="eastAsia"/>
+          <w:sz w:val="24"/>
+        </w:rPr>
+        <w:t xml:space="preserve"> </w:t>
+      </w:r>
+    </w:p>
+    <w:p>
+      <w:pPr>
+        <w:jc w:val="both"/>
+        <w:rPr>
+          <w:rFonts w:ascii="Calibri" w:hAnsi="Calibri" w:cs="Calibri" w:hint="eastAsia"/>
+          <w:sz w:val="24"/>
+        </w:rPr>
+      </w:pPr>
+    </w:p>
+    <w:p>
+      <w:pPr>
+        <w:jc w:val="both"/>
+        <w:rPr>
+          <w:rFonts w:ascii="Calibri" w:hAnsi="Calibri" w:cs="Calibri"/>
+          <w:sz w:val="24"/>
+        </w:rPr>
+      </w:pPr>
+    </w:p>
+    <w:p>
+      <w:pPr>
+        <w:jc w:val="both"/>
+        <w:rPr>
+          <w:rFonts w:ascii="Calibri" w:hAnsi="Calibri" w:cs="Calibri"/>
+          <w:sz w:val="24"/>
+        </w:rPr>
+      </w:pPr>
+    </w:p>
     <w:sectPr>
       <w:pgSz w:w="11906" w:h="16838"/>
       <w:pgMar w:top="1440" w:right="1440" w:bottom="1440" w:left="1440" w:header="851" w:footer="992" w:gutter="0"/>
@@ -314,6 +2151,1587 @@
     </w:sectPr>
   </w:body>
 </w:document>
+</file>
+
+<file path=word/numbering.xml><?xml version="1.0" encoding="utf-8"?>
+<w:numbering xmlns:wpc="http://schemas.microsoft.com/office/word/2010/wordprocessingCanvas" xmlns:cx="http://schemas.microsoft.com/office/drawing/2014/chartex" xmlns:cx1="http://schemas.microsoft.com/office/drawing/2015/9/8/chartex" xmlns:cx2="http://schemas.microsoft.com/office/drawing/2015/10/21/chartex" xmlns:cx3="http://schemas.microsoft.com/office/drawing/2016/5/9/chartex" xmlns:cx4="http://schemas.microsoft.com/office/drawing/2016/5/10/chartex" xmlns:cx5="http://schemas.microsoft.com/office/drawing/2016/5/11/chartex" xmlns:cx6="http://schemas.microsoft.com/office/drawing/2016/5/12/chartex" xmlns:cx7="http://schemas.microsoft.com/office/drawing/2016/5/13/chartex" xmlns:cx8="http://schemas.microsoft.com/office/drawing/2016/5/14/chartex" xmlns:mc="http://schemas.openxmlformats.org/markup-compatibility/2006" xmlns:aink="http://schemas.microsoft.com/office/drawing/2016/ink" xmlns:am3d="http://schemas.microsoft.com/office/drawing/2017/model3d" xmlns:o="urn:schemas-microsoft-com:office:office" xmlns:oel="http://schemas.microsoft.com/office/2019/extlst" xmlns:r="http://schemas.openxmlformats.org/officeDocument/2006/relationships" xmlns:m="http://schemas.openxmlformats.org/officeDocument/2006/math" xmlns:v="urn:schemas-microsoft-com:vml" xmlns:wp14="http://schemas.microsoft.com/office/word/2010/wordprocessingDrawing" xmlns:wp="http://schemas.openxmlformats.org/drawingml/2006/wordprocessingDrawing" xmlns:w10="urn:schemas-microsoft-com:office:word" xmlns:w="http://schemas.openxmlformats.org/wordprocessingml/2006/main" xmlns:w14="http://schemas.microsoft.com/office/word/2010/wordml" xmlns:w15="http://schemas.microsoft.com/office/word/2012/wordml" xmlns:w16cex="http://schemas.microsoft.com/office/word/2018/wordml/cex" xmlns:w16cid="http://schemas.microsoft.com/office/word/2016/wordml/cid" xmlns:w16="http://schemas.microsoft.com/office/word/2018/wordml" xmlns:w16du="http://schemas.microsoft.com/office/word/2023/wordml/word16du" xmlns:w16sdtdh="http://schemas.microsoft.com/office/word/2020/wordml/sdtdatahash" xmlns:w16sdtfl="http://schemas.microsoft.com/office/word/2024/wordml/sdtformatlock" xmlns:w16se="http://schemas.microsoft.com/office/word/2015/wordml/symex" xmlns:wpg="http://schemas.microsoft.com/office/word/2010/wordprocessingGroup" xmlns:wpi="http://schemas.microsoft.com/office/word/2010/wordprocessingInk" xmlns:wne="http://schemas.microsoft.com/office/word/2006/wordml" xmlns:wps="http://schemas.microsoft.com/office/word/2010/wordprocessingShape" mc:Ignorable="w14 w15 w16se w16cid w16 w16cex w16sdtdh w16sdtfl w16du wp14">
+  <w:abstractNum w:abstractNumId="0" w15:restartNumberingAfterBreak="0">
+    <w:nsid w:val="0B1F510A"/>
+    <w:multiLevelType w:val="multilevel"/>
+    <w:tmpl w:val="7B56313C"/>
+    <w:lvl w:ilvl="0">
+      <w:start w:val="1"/>
+      <w:numFmt w:val="bullet"/>
+      <w:lvlText w:val=""/>
+      <w:lvlJc w:val="left"/>
+      <w:pPr>
+        <w:tabs>
+          <w:tab w:val="num" w:pos="720"/>
+        </w:tabs>
+        <w:ind w:left="720" w:hanging="360"/>
+      </w:pPr>
+      <w:rPr>
+        <w:rFonts w:ascii="Symbol" w:hAnsi="Symbol" w:hint="default"/>
+        <w:sz w:val="20"/>
+      </w:rPr>
+    </w:lvl>
+    <w:lvl w:ilvl="1" w:tentative="1">
+      <w:start w:val="1"/>
+      <w:numFmt w:val="bullet"/>
+      <w:lvlText w:val="o"/>
+      <w:lvlJc w:val="left"/>
+      <w:pPr>
+        <w:tabs>
+          <w:tab w:val="num" w:pos="1440"/>
+        </w:tabs>
+        <w:ind w:left="1440" w:hanging="360"/>
+      </w:pPr>
+      <w:rPr>
+        <w:rFonts w:ascii="Courier New" w:hAnsi="Courier New" w:hint="default"/>
+        <w:sz w:val="20"/>
+      </w:rPr>
+    </w:lvl>
+    <w:lvl w:ilvl="2" w:tentative="1">
+      <w:start w:val="1"/>
+      <w:numFmt w:val="bullet"/>
+      <w:lvlText w:val=""/>
+      <w:lvlJc w:val="left"/>
+      <w:pPr>
+        <w:tabs>
+          <w:tab w:val="num" w:pos="2160"/>
+        </w:tabs>
+        <w:ind w:left="2160" w:hanging="360"/>
+      </w:pPr>
+      <w:rPr>
+        <w:rFonts w:ascii="Wingdings" w:hAnsi="Wingdings" w:hint="default"/>
+        <w:sz w:val="20"/>
+      </w:rPr>
+    </w:lvl>
+    <w:lvl w:ilvl="3" w:tentative="1">
+      <w:start w:val="1"/>
+      <w:numFmt w:val="bullet"/>
+      <w:lvlText w:val=""/>
+      <w:lvlJc w:val="left"/>
+      <w:pPr>
+        <w:tabs>
+          <w:tab w:val="num" w:pos="2880"/>
+        </w:tabs>
+        <w:ind w:left="2880" w:hanging="360"/>
+      </w:pPr>
+      <w:rPr>
+        <w:rFonts w:ascii="Wingdings" w:hAnsi="Wingdings" w:hint="default"/>
+        <w:sz w:val="20"/>
+      </w:rPr>
+    </w:lvl>
+    <w:lvl w:ilvl="4" w:tentative="1">
+      <w:start w:val="1"/>
+      <w:numFmt w:val="bullet"/>
+      <w:lvlText w:val=""/>
+      <w:lvlJc w:val="left"/>
+      <w:pPr>
+        <w:tabs>
+          <w:tab w:val="num" w:pos="3600"/>
+        </w:tabs>
+        <w:ind w:left="3600" w:hanging="360"/>
+      </w:pPr>
+      <w:rPr>
+        <w:rFonts w:ascii="Wingdings" w:hAnsi="Wingdings" w:hint="default"/>
+        <w:sz w:val="20"/>
+      </w:rPr>
+    </w:lvl>
+    <w:lvl w:ilvl="5" w:tentative="1">
+      <w:start w:val="1"/>
+      <w:numFmt w:val="bullet"/>
+      <w:lvlText w:val=""/>
+      <w:lvlJc w:val="left"/>
+      <w:pPr>
+        <w:tabs>
+          <w:tab w:val="num" w:pos="4320"/>
+        </w:tabs>
+        <w:ind w:left="4320" w:hanging="360"/>
+      </w:pPr>
+      <w:rPr>
+        <w:rFonts w:ascii="Wingdings" w:hAnsi="Wingdings" w:hint="default"/>
+        <w:sz w:val="20"/>
+      </w:rPr>
+    </w:lvl>
+    <w:lvl w:ilvl="6" w:tentative="1">
+      <w:start w:val="1"/>
+      <w:numFmt w:val="bullet"/>
+      <w:lvlText w:val=""/>
+      <w:lvlJc w:val="left"/>
+      <w:pPr>
+        <w:tabs>
+          <w:tab w:val="num" w:pos="5040"/>
+        </w:tabs>
+        <w:ind w:left="5040" w:hanging="360"/>
+      </w:pPr>
+      <w:rPr>
+        <w:rFonts w:ascii="Wingdings" w:hAnsi="Wingdings" w:hint="default"/>
+        <w:sz w:val="20"/>
+      </w:rPr>
+    </w:lvl>
+    <w:lvl w:ilvl="7" w:tentative="1">
+      <w:start w:val="1"/>
+      <w:numFmt w:val="bullet"/>
+      <w:lvlText w:val=""/>
+      <w:lvlJc w:val="left"/>
+      <w:pPr>
+        <w:tabs>
+          <w:tab w:val="num" w:pos="5760"/>
+        </w:tabs>
+        <w:ind w:left="5760" w:hanging="360"/>
+      </w:pPr>
+      <w:rPr>
+        <w:rFonts w:ascii="Wingdings" w:hAnsi="Wingdings" w:hint="default"/>
+        <w:sz w:val="20"/>
+      </w:rPr>
+    </w:lvl>
+    <w:lvl w:ilvl="8" w:tentative="1">
+      <w:start w:val="1"/>
+      <w:numFmt w:val="bullet"/>
+      <w:lvlText w:val=""/>
+      <w:lvlJc w:val="left"/>
+      <w:pPr>
+        <w:tabs>
+          <w:tab w:val="num" w:pos="6480"/>
+        </w:tabs>
+        <w:ind w:left="6480" w:hanging="360"/>
+      </w:pPr>
+      <w:rPr>
+        <w:rFonts w:ascii="Wingdings" w:hAnsi="Wingdings" w:hint="default"/>
+        <w:sz w:val="20"/>
+      </w:rPr>
+    </w:lvl>
+  </w:abstractNum>
+  <w:abstractNum w:abstractNumId="1" w15:restartNumberingAfterBreak="0">
+    <w:nsid w:val="11330E15"/>
+    <w:multiLevelType w:val="multilevel"/>
+    <w:tmpl w:val="BB14A632"/>
+    <w:lvl w:ilvl="0">
+      <w:start w:val="1"/>
+      <w:numFmt w:val="bullet"/>
+      <w:lvlText w:val=""/>
+      <w:lvlJc w:val="left"/>
+      <w:pPr>
+        <w:tabs>
+          <w:tab w:val="num" w:pos="720"/>
+        </w:tabs>
+        <w:ind w:left="720" w:hanging="360"/>
+      </w:pPr>
+      <w:rPr>
+        <w:rFonts w:ascii="Symbol" w:hAnsi="Symbol" w:hint="default"/>
+        <w:sz w:val="20"/>
+      </w:rPr>
+    </w:lvl>
+    <w:lvl w:ilvl="1" w:tentative="1">
+      <w:start w:val="1"/>
+      <w:numFmt w:val="bullet"/>
+      <w:lvlText w:val="o"/>
+      <w:lvlJc w:val="left"/>
+      <w:pPr>
+        <w:tabs>
+          <w:tab w:val="num" w:pos="1440"/>
+        </w:tabs>
+        <w:ind w:left="1440" w:hanging="360"/>
+      </w:pPr>
+      <w:rPr>
+        <w:rFonts w:ascii="Courier New" w:hAnsi="Courier New" w:hint="default"/>
+        <w:sz w:val="20"/>
+      </w:rPr>
+    </w:lvl>
+    <w:lvl w:ilvl="2" w:tentative="1">
+      <w:start w:val="1"/>
+      <w:numFmt w:val="bullet"/>
+      <w:lvlText w:val=""/>
+      <w:lvlJc w:val="left"/>
+      <w:pPr>
+        <w:tabs>
+          <w:tab w:val="num" w:pos="2160"/>
+        </w:tabs>
+        <w:ind w:left="2160" w:hanging="360"/>
+      </w:pPr>
+      <w:rPr>
+        <w:rFonts w:ascii="Wingdings" w:hAnsi="Wingdings" w:hint="default"/>
+        <w:sz w:val="20"/>
+      </w:rPr>
+    </w:lvl>
+    <w:lvl w:ilvl="3" w:tentative="1">
+      <w:start w:val="1"/>
+      <w:numFmt w:val="bullet"/>
+      <w:lvlText w:val=""/>
+      <w:lvlJc w:val="left"/>
+      <w:pPr>
+        <w:tabs>
+          <w:tab w:val="num" w:pos="2880"/>
+        </w:tabs>
+        <w:ind w:left="2880" w:hanging="360"/>
+      </w:pPr>
+      <w:rPr>
+        <w:rFonts w:ascii="Wingdings" w:hAnsi="Wingdings" w:hint="default"/>
+        <w:sz w:val="20"/>
+      </w:rPr>
+    </w:lvl>
+    <w:lvl w:ilvl="4" w:tentative="1">
+      <w:start w:val="1"/>
+      <w:numFmt w:val="bullet"/>
+      <w:lvlText w:val=""/>
+      <w:lvlJc w:val="left"/>
+      <w:pPr>
+        <w:tabs>
+          <w:tab w:val="num" w:pos="3600"/>
+        </w:tabs>
+        <w:ind w:left="3600" w:hanging="360"/>
+      </w:pPr>
+      <w:rPr>
+        <w:rFonts w:ascii="Wingdings" w:hAnsi="Wingdings" w:hint="default"/>
+        <w:sz w:val="20"/>
+      </w:rPr>
+    </w:lvl>
+    <w:lvl w:ilvl="5" w:tentative="1">
+      <w:start w:val="1"/>
+      <w:numFmt w:val="bullet"/>
+      <w:lvlText w:val=""/>
+      <w:lvlJc w:val="left"/>
+      <w:pPr>
+        <w:tabs>
+          <w:tab w:val="num" w:pos="4320"/>
+        </w:tabs>
+        <w:ind w:left="4320" w:hanging="360"/>
+      </w:pPr>
+      <w:rPr>
+        <w:rFonts w:ascii="Wingdings" w:hAnsi="Wingdings" w:hint="default"/>
+        <w:sz w:val="20"/>
+      </w:rPr>
+    </w:lvl>
+    <w:lvl w:ilvl="6" w:tentative="1">
+      <w:start w:val="1"/>
+      <w:numFmt w:val="bullet"/>
+      <w:lvlText w:val=""/>
+      <w:lvlJc w:val="left"/>
+      <w:pPr>
+        <w:tabs>
+          <w:tab w:val="num" w:pos="5040"/>
+        </w:tabs>
+        <w:ind w:left="5040" w:hanging="360"/>
+      </w:pPr>
+      <w:rPr>
+        <w:rFonts w:ascii="Wingdings" w:hAnsi="Wingdings" w:hint="default"/>
+        <w:sz w:val="20"/>
+      </w:rPr>
+    </w:lvl>
+    <w:lvl w:ilvl="7" w:tentative="1">
+      <w:start w:val="1"/>
+      <w:numFmt w:val="bullet"/>
+      <w:lvlText w:val=""/>
+      <w:lvlJc w:val="left"/>
+      <w:pPr>
+        <w:tabs>
+          <w:tab w:val="num" w:pos="5760"/>
+        </w:tabs>
+        <w:ind w:left="5760" w:hanging="360"/>
+      </w:pPr>
+      <w:rPr>
+        <w:rFonts w:ascii="Wingdings" w:hAnsi="Wingdings" w:hint="default"/>
+        <w:sz w:val="20"/>
+      </w:rPr>
+    </w:lvl>
+    <w:lvl w:ilvl="8" w:tentative="1">
+      <w:start w:val="1"/>
+      <w:numFmt w:val="bullet"/>
+      <w:lvlText w:val=""/>
+      <w:lvlJc w:val="left"/>
+      <w:pPr>
+        <w:tabs>
+          <w:tab w:val="num" w:pos="6480"/>
+        </w:tabs>
+        <w:ind w:left="6480" w:hanging="360"/>
+      </w:pPr>
+      <w:rPr>
+        <w:rFonts w:ascii="Wingdings" w:hAnsi="Wingdings" w:hint="default"/>
+        <w:sz w:val="20"/>
+      </w:rPr>
+    </w:lvl>
+  </w:abstractNum>
+  <w:abstractNum w:abstractNumId="2" w15:restartNumberingAfterBreak="0">
+    <w:nsid w:val="12A61D80"/>
+    <w:multiLevelType w:val="hybridMultilevel"/>
+    <w:tmpl w:val="C472FB5E"/>
+    <w:lvl w:ilvl="0" w:tplc="D3867226">
+      <w:start w:val="1"/>
+      <w:numFmt w:val="decimal"/>
+      <w:lvlText w:val="%1."/>
+      <w:lvlJc w:val="left"/>
+      <w:pPr>
+        <w:ind w:left="720"/>
+      </w:pPr>
+      <w:rPr>
+        <w:rFonts w:asciiTheme="minorHAnsi" w:eastAsia="Verdana" w:hAnsiTheme="minorHAnsi" w:cstheme="minorHAnsi" w:hint="default"/>
+        <w:b w:val="0"/>
+        <w:i w:val="0"/>
+        <w:strike w:val="0"/>
+        <w:dstrike w:val="0"/>
+        <w:color w:val="000000"/>
+        <w:sz w:val="22"/>
+        <w:szCs w:val="22"/>
+        <w:u w:val="none" w:color="000000"/>
+        <w:bdr w:val="none" w:sz="0" w:space="0" w:color="auto"/>
+        <w:shd w:val="clear" w:color="auto" w:fill="auto"/>
+        <w:vertAlign w:val="baseline"/>
+      </w:rPr>
+    </w:lvl>
+    <w:lvl w:ilvl="1" w:tplc="5E1A8694">
+      <w:start w:val="1"/>
+      <w:numFmt w:val="lowerLetter"/>
+      <w:lvlText w:val="%2"/>
+      <w:lvlJc w:val="left"/>
+      <w:pPr>
+        <w:ind w:left="1515"/>
+      </w:pPr>
+      <w:rPr>
+        <w:rFonts w:ascii="Verdana" w:eastAsia="Verdana" w:hAnsi="Verdana" w:cs="Verdana"/>
+        <w:b w:val="0"/>
+        <w:i w:val="0"/>
+        <w:strike w:val="0"/>
+        <w:dstrike w:val="0"/>
+        <w:color w:val="000000"/>
+        <w:sz w:val="24"/>
+        <w:szCs w:val="24"/>
+        <w:u w:val="none" w:color="000000"/>
+        <w:bdr w:val="none" w:sz="0" w:space="0" w:color="auto"/>
+        <w:shd w:val="clear" w:color="auto" w:fill="auto"/>
+        <w:vertAlign w:val="baseline"/>
+      </w:rPr>
+    </w:lvl>
+    <w:lvl w:ilvl="2" w:tplc="7C88E6A0">
+      <w:start w:val="1"/>
+      <w:numFmt w:val="lowerRoman"/>
+      <w:lvlText w:val="%3"/>
+      <w:lvlJc w:val="left"/>
+      <w:pPr>
+        <w:ind w:left="2235"/>
+      </w:pPr>
+      <w:rPr>
+        <w:rFonts w:ascii="Verdana" w:eastAsia="Verdana" w:hAnsi="Verdana" w:cs="Verdana"/>
+        <w:b w:val="0"/>
+        <w:i w:val="0"/>
+        <w:strike w:val="0"/>
+        <w:dstrike w:val="0"/>
+        <w:color w:val="000000"/>
+        <w:sz w:val="24"/>
+        <w:szCs w:val="24"/>
+        <w:u w:val="none" w:color="000000"/>
+        <w:bdr w:val="none" w:sz="0" w:space="0" w:color="auto"/>
+        <w:shd w:val="clear" w:color="auto" w:fill="auto"/>
+        <w:vertAlign w:val="baseline"/>
+      </w:rPr>
+    </w:lvl>
+    <w:lvl w:ilvl="3" w:tplc="1B5ABABA">
+      <w:start w:val="1"/>
+      <w:numFmt w:val="decimal"/>
+      <w:lvlText w:val="%4"/>
+      <w:lvlJc w:val="left"/>
+      <w:pPr>
+        <w:ind w:left="2955"/>
+      </w:pPr>
+      <w:rPr>
+        <w:rFonts w:ascii="Verdana" w:eastAsia="Verdana" w:hAnsi="Verdana" w:cs="Verdana"/>
+        <w:b w:val="0"/>
+        <w:i w:val="0"/>
+        <w:strike w:val="0"/>
+        <w:dstrike w:val="0"/>
+        <w:color w:val="000000"/>
+        <w:sz w:val="24"/>
+        <w:szCs w:val="24"/>
+        <w:u w:val="none" w:color="000000"/>
+        <w:bdr w:val="none" w:sz="0" w:space="0" w:color="auto"/>
+        <w:shd w:val="clear" w:color="auto" w:fill="auto"/>
+        <w:vertAlign w:val="baseline"/>
+      </w:rPr>
+    </w:lvl>
+    <w:lvl w:ilvl="4" w:tplc="0EB242FA">
+      <w:start w:val="1"/>
+      <w:numFmt w:val="lowerLetter"/>
+      <w:lvlText w:val="%5"/>
+      <w:lvlJc w:val="left"/>
+      <w:pPr>
+        <w:ind w:left="3675"/>
+      </w:pPr>
+      <w:rPr>
+        <w:rFonts w:ascii="Verdana" w:eastAsia="Verdana" w:hAnsi="Verdana" w:cs="Verdana"/>
+        <w:b w:val="0"/>
+        <w:i w:val="0"/>
+        <w:strike w:val="0"/>
+        <w:dstrike w:val="0"/>
+        <w:color w:val="000000"/>
+        <w:sz w:val="24"/>
+        <w:szCs w:val="24"/>
+        <w:u w:val="none" w:color="000000"/>
+        <w:bdr w:val="none" w:sz="0" w:space="0" w:color="auto"/>
+        <w:shd w:val="clear" w:color="auto" w:fill="auto"/>
+        <w:vertAlign w:val="baseline"/>
+      </w:rPr>
+    </w:lvl>
+    <w:lvl w:ilvl="5" w:tplc="E9842080">
+      <w:start w:val="1"/>
+      <w:numFmt w:val="lowerRoman"/>
+      <w:lvlText w:val="%6"/>
+      <w:lvlJc w:val="left"/>
+      <w:pPr>
+        <w:ind w:left="4395"/>
+      </w:pPr>
+      <w:rPr>
+        <w:rFonts w:ascii="Verdana" w:eastAsia="Verdana" w:hAnsi="Verdana" w:cs="Verdana"/>
+        <w:b w:val="0"/>
+        <w:i w:val="0"/>
+        <w:strike w:val="0"/>
+        <w:dstrike w:val="0"/>
+        <w:color w:val="000000"/>
+        <w:sz w:val="24"/>
+        <w:szCs w:val="24"/>
+        <w:u w:val="none" w:color="000000"/>
+        <w:bdr w:val="none" w:sz="0" w:space="0" w:color="auto"/>
+        <w:shd w:val="clear" w:color="auto" w:fill="auto"/>
+        <w:vertAlign w:val="baseline"/>
+      </w:rPr>
+    </w:lvl>
+    <w:lvl w:ilvl="6" w:tplc="4094C6EE">
+      <w:start w:val="1"/>
+      <w:numFmt w:val="decimal"/>
+      <w:lvlText w:val="%7"/>
+      <w:lvlJc w:val="left"/>
+      <w:pPr>
+        <w:ind w:left="5115"/>
+      </w:pPr>
+      <w:rPr>
+        <w:rFonts w:ascii="Verdana" w:eastAsia="Verdana" w:hAnsi="Verdana" w:cs="Verdana"/>
+        <w:b w:val="0"/>
+        <w:i w:val="0"/>
+        <w:strike w:val="0"/>
+        <w:dstrike w:val="0"/>
+        <w:color w:val="000000"/>
+        <w:sz w:val="24"/>
+        <w:szCs w:val="24"/>
+        <w:u w:val="none" w:color="000000"/>
+        <w:bdr w:val="none" w:sz="0" w:space="0" w:color="auto"/>
+        <w:shd w:val="clear" w:color="auto" w:fill="auto"/>
+        <w:vertAlign w:val="baseline"/>
+      </w:rPr>
+    </w:lvl>
+    <w:lvl w:ilvl="7" w:tplc="36BE7D3E">
+      <w:start w:val="1"/>
+      <w:numFmt w:val="lowerLetter"/>
+      <w:lvlText w:val="%8"/>
+      <w:lvlJc w:val="left"/>
+      <w:pPr>
+        <w:ind w:left="5835"/>
+      </w:pPr>
+      <w:rPr>
+        <w:rFonts w:ascii="Verdana" w:eastAsia="Verdana" w:hAnsi="Verdana" w:cs="Verdana"/>
+        <w:b w:val="0"/>
+        <w:i w:val="0"/>
+        <w:strike w:val="0"/>
+        <w:dstrike w:val="0"/>
+        <w:color w:val="000000"/>
+        <w:sz w:val="24"/>
+        <w:szCs w:val="24"/>
+        <w:u w:val="none" w:color="000000"/>
+        <w:bdr w:val="none" w:sz="0" w:space="0" w:color="auto"/>
+        <w:shd w:val="clear" w:color="auto" w:fill="auto"/>
+        <w:vertAlign w:val="baseline"/>
+      </w:rPr>
+    </w:lvl>
+    <w:lvl w:ilvl="8" w:tplc="408807AA">
+      <w:start w:val="1"/>
+      <w:numFmt w:val="lowerRoman"/>
+      <w:lvlText w:val="%9"/>
+      <w:lvlJc w:val="left"/>
+      <w:pPr>
+        <w:ind w:left="6555"/>
+      </w:pPr>
+      <w:rPr>
+        <w:rFonts w:ascii="Verdana" w:eastAsia="Verdana" w:hAnsi="Verdana" w:cs="Verdana"/>
+        <w:b w:val="0"/>
+        <w:i w:val="0"/>
+        <w:strike w:val="0"/>
+        <w:dstrike w:val="0"/>
+        <w:color w:val="000000"/>
+        <w:sz w:val="24"/>
+        <w:szCs w:val="24"/>
+        <w:u w:val="none" w:color="000000"/>
+        <w:bdr w:val="none" w:sz="0" w:space="0" w:color="auto"/>
+        <w:shd w:val="clear" w:color="auto" w:fill="auto"/>
+        <w:vertAlign w:val="baseline"/>
+      </w:rPr>
+    </w:lvl>
+  </w:abstractNum>
+  <w:abstractNum w:abstractNumId="3" w15:restartNumberingAfterBreak="0">
+    <w:nsid w:val="195E5A55"/>
+    <w:multiLevelType w:val="hybridMultilevel"/>
+    <w:tmpl w:val="75B2B5D0"/>
+    <w:lvl w:ilvl="0" w:tplc="0409000F">
+      <w:start w:val="1"/>
+      <w:numFmt w:val="decimal"/>
+      <w:lvlText w:val="%1."/>
+      <w:lvlJc w:val="left"/>
+      <w:pPr>
+        <w:ind w:left="720" w:hanging="360"/>
+      </w:pPr>
+    </w:lvl>
+    <w:lvl w:ilvl="1" w:tplc="04090019" w:tentative="1">
+      <w:start w:val="1"/>
+      <w:numFmt w:val="lowerLetter"/>
+      <w:lvlText w:val="%2."/>
+      <w:lvlJc w:val="left"/>
+      <w:pPr>
+        <w:ind w:left="1440" w:hanging="360"/>
+      </w:pPr>
+    </w:lvl>
+    <w:lvl w:ilvl="2" w:tplc="0409001B" w:tentative="1">
+      <w:start w:val="1"/>
+      <w:numFmt w:val="lowerRoman"/>
+      <w:lvlText w:val="%3."/>
+      <w:lvlJc w:val="right"/>
+      <w:pPr>
+        <w:ind w:left="2160" w:hanging="180"/>
+      </w:pPr>
+    </w:lvl>
+    <w:lvl w:ilvl="3" w:tplc="0409000F" w:tentative="1">
+      <w:start w:val="1"/>
+      <w:numFmt w:val="decimal"/>
+      <w:lvlText w:val="%4."/>
+      <w:lvlJc w:val="left"/>
+      <w:pPr>
+        <w:ind w:left="2880" w:hanging="360"/>
+      </w:pPr>
+    </w:lvl>
+    <w:lvl w:ilvl="4" w:tplc="04090019" w:tentative="1">
+      <w:start w:val="1"/>
+      <w:numFmt w:val="lowerLetter"/>
+      <w:lvlText w:val="%5."/>
+      <w:lvlJc w:val="left"/>
+      <w:pPr>
+        <w:ind w:left="3600" w:hanging="360"/>
+      </w:pPr>
+    </w:lvl>
+    <w:lvl w:ilvl="5" w:tplc="0409001B" w:tentative="1">
+      <w:start w:val="1"/>
+      <w:numFmt w:val="lowerRoman"/>
+      <w:lvlText w:val="%6."/>
+      <w:lvlJc w:val="right"/>
+      <w:pPr>
+        <w:ind w:left="4320" w:hanging="180"/>
+      </w:pPr>
+    </w:lvl>
+    <w:lvl w:ilvl="6" w:tplc="0409000F" w:tentative="1">
+      <w:start w:val="1"/>
+      <w:numFmt w:val="decimal"/>
+      <w:lvlText w:val="%7."/>
+      <w:lvlJc w:val="left"/>
+      <w:pPr>
+        <w:ind w:left="5040" w:hanging="360"/>
+      </w:pPr>
+    </w:lvl>
+    <w:lvl w:ilvl="7" w:tplc="04090019" w:tentative="1">
+      <w:start w:val="1"/>
+      <w:numFmt w:val="lowerLetter"/>
+      <w:lvlText w:val="%8."/>
+      <w:lvlJc w:val="left"/>
+      <w:pPr>
+        <w:ind w:left="5760" w:hanging="360"/>
+      </w:pPr>
+    </w:lvl>
+    <w:lvl w:ilvl="8" w:tplc="0409001B" w:tentative="1">
+      <w:start w:val="1"/>
+      <w:numFmt w:val="lowerRoman"/>
+      <w:lvlText w:val="%9."/>
+      <w:lvlJc w:val="right"/>
+      <w:pPr>
+        <w:ind w:left="6480" w:hanging="180"/>
+      </w:pPr>
+    </w:lvl>
+  </w:abstractNum>
+  <w:abstractNum w:abstractNumId="4" w15:restartNumberingAfterBreak="0">
+    <w:nsid w:val="24DB30AA"/>
+    <w:multiLevelType w:val="hybridMultilevel"/>
+    <w:tmpl w:val="53DC84D6"/>
+    <w:lvl w:ilvl="0" w:tplc="0409000F">
+      <w:start w:val="1"/>
+      <w:numFmt w:val="decimal"/>
+      <w:lvlText w:val="%1."/>
+      <w:lvlJc w:val="left"/>
+      <w:pPr>
+        <w:ind w:left="780" w:hanging="360"/>
+      </w:pPr>
+    </w:lvl>
+    <w:lvl w:ilvl="1" w:tplc="04090019" w:tentative="1">
+      <w:start w:val="1"/>
+      <w:numFmt w:val="lowerLetter"/>
+      <w:lvlText w:val="%2."/>
+      <w:lvlJc w:val="left"/>
+      <w:pPr>
+        <w:ind w:left="1500" w:hanging="360"/>
+      </w:pPr>
+    </w:lvl>
+    <w:lvl w:ilvl="2" w:tplc="0409001B" w:tentative="1">
+      <w:start w:val="1"/>
+      <w:numFmt w:val="lowerRoman"/>
+      <w:lvlText w:val="%3."/>
+      <w:lvlJc w:val="right"/>
+      <w:pPr>
+        <w:ind w:left="2220" w:hanging="180"/>
+      </w:pPr>
+    </w:lvl>
+    <w:lvl w:ilvl="3" w:tplc="0409000F" w:tentative="1">
+      <w:start w:val="1"/>
+      <w:numFmt w:val="decimal"/>
+      <w:lvlText w:val="%4."/>
+      <w:lvlJc w:val="left"/>
+      <w:pPr>
+        <w:ind w:left="2940" w:hanging="360"/>
+      </w:pPr>
+    </w:lvl>
+    <w:lvl w:ilvl="4" w:tplc="04090019" w:tentative="1">
+      <w:start w:val="1"/>
+      <w:numFmt w:val="lowerLetter"/>
+      <w:lvlText w:val="%5."/>
+      <w:lvlJc w:val="left"/>
+      <w:pPr>
+        <w:ind w:left="3660" w:hanging="360"/>
+      </w:pPr>
+    </w:lvl>
+    <w:lvl w:ilvl="5" w:tplc="0409001B" w:tentative="1">
+      <w:start w:val="1"/>
+      <w:numFmt w:val="lowerRoman"/>
+      <w:lvlText w:val="%6."/>
+      <w:lvlJc w:val="right"/>
+      <w:pPr>
+        <w:ind w:left="4380" w:hanging="180"/>
+      </w:pPr>
+    </w:lvl>
+    <w:lvl w:ilvl="6" w:tplc="0409000F" w:tentative="1">
+      <w:start w:val="1"/>
+      <w:numFmt w:val="decimal"/>
+      <w:lvlText w:val="%7."/>
+      <w:lvlJc w:val="left"/>
+      <w:pPr>
+        <w:ind w:left="5100" w:hanging="360"/>
+      </w:pPr>
+    </w:lvl>
+    <w:lvl w:ilvl="7" w:tplc="04090019" w:tentative="1">
+      <w:start w:val="1"/>
+      <w:numFmt w:val="lowerLetter"/>
+      <w:lvlText w:val="%8."/>
+      <w:lvlJc w:val="left"/>
+      <w:pPr>
+        <w:ind w:left="5820" w:hanging="360"/>
+      </w:pPr>
+    </w:lvl>
+    <w:lvl w:ilvl="8" w:tplc="0409001B" w:tentative="1">
+      <w:start w:val="1"/>
+      <w:numFmt w:val="lowerRoman"/>
+      <w:lvlText w:val="%9."/>
+      <w:lvlJc w:val="right"/>
+      <w:pPr>
+        <w:ind w:left="6540" w:hanging="180"/>
+      </w:pPr>
+    </w:lvl>
+  </w:abstractNum>
+  <w:abstractNum w:abstractNumId="5" w15:restartNumberingAfterBreak="0">
+    <w:nsid w:val="38A252F4"/>
+    <w:multiLevelType w:val="hybridMultilevel"/>
+    <w:tmpl w:val="EBB66152"/>
+    <w:lvl w:ilvl="0" w:tplc="04090019">
+      <w:start w:val="1"/>
+      <w:numFmt w:val="lowerLetter"/>
+      <w:lvlText w:val="%1."/>
+      <w:lvlJc w:val="left"/>
+      <w:pPr>
+        <w:ind w:left="1140" w:hanging="360"/>
+      </w:pPr>
+    </w:lvl>
+    <w:lvl w:ilvl="1" w:tplc="FFFFFFFF">
+      <w:start w:val="1"/>
+      <w:numFmt w:val="lowerLetter"/>
+      <w:lvlText w:val="%2."/>
+      <w:lvlJc w:val="left"/>
+      <w:pPr>
+        <w:ind w:left="1860" w:hanging="360"/>
+      </w:pPr>
+    </w:lvl>
+    <w:lvl w:ilvl="2" w:tplc="FFFFFFFF" w:tentative="1">
+      <w:start w:val="1"/>
+      <w:numFmt w:val="lowerRoman"/>
+      <w:lvlText w:val="%3."/>
+      <w:lvlJc w:val="right"/>
+      <w:pPr>
+        <w:ind w:left="2580" w:hanging="180"/>
+      </w:pPr>
+    </w:lvl>
+    <w:lvl w:ilvl="3" w:tplc="FFFFFFFF" w:tentative="1">
+      <w:start w:val="1"/>
+      <w:numFmt w:val="decimal"/>
+      <w:lvlText w:val="%4."/>
+      <w:lvlJc w:val="left"/>
+      <w:pPr>
+        <w:ind w:left="3300" w:hanging="360"/>
+      </w:pPr>
+    </w:lvl>
+    <w:lvl w:ilvl="4" w:tplc="FFFFFFFF" w:tentative="1">
+      <w:start w:val="1"/>
+      <w:numFmt w:val="lowerLetter"/>
+      <w:lvlText w:val="%5."/>
+      <w:lvlJc w:val="left"/>
+      <w:pPr>
+        <w:ind w:left="4020" w:hanging="360"/>
+      </w:pPr>
+    </w:lvl>
+    <w:lvl w:ilvl="5" w:tplc="FFFFFFFF" w:tentative="1">
+      <w:start w:val="1"/>
+      <w:numFmt w:val="lowerRoman"/>
+      <w:lvlText w:val="%6."/>
+      <w:lvlJc w:val="right"/>
+      <w:pPr>
+        <w:ind w:left="4740" w:hanging="180"/>
+      </w:pPr>
+    </w:lvl>
+    <w:lvl w:ilvl="6" w:tplc="FFFFFFFF" w:tentative="1">
+      <w:start w:val="1"/>
+      <w:numFmt w:val="decimal"/>
+      <w:lvlText w:val="%7."/>
+      <w:lvlJc w:val="left"/>
+      <w:pPr>
+        <w:ind w:left="5460" w:hanging="360"/>
+      </w:pPr>
+    </w:lvl>
+    <w:lvl w:ilvl="7" w:tplc="FFFFFFFF" w:tentative="1">
+      <w:start w:val="1"/>
+      <w:numFmt w:val="lowerLetter"/>
+      <w:lvlText w:val="%8."/>
+      <w:lvlJc w:val="left"/>
+      <w:pPr>
+        <w:ind w:left="6180" w:hanging="360"/>
+      </w:pPr>
+    </w:lvl>
+    <w:lvl w:ilvl="8" w:tplc="FFFFFFFF" w:tentative="1">
+      <w:start w:val="1"/>
+      <w:numFmt w:val="lowerRoman"/>
+      <w:lvlText w:val="%9."/>
+      <w:lvlJc w:val="right"/>
+      <w:pPr>
+        <w:ind w:left="6900" w:hanging="180"/>
+      </w:pPr>
+    </w:lvl>
+  </w:abstractNum>
+  <w:abstractNum w:abstractNumId="6" w15:restartNumberingAfterBreak="0">
+    <w:nsid w:val="474263E2"/>
+    <w:multiLevelType w:val="hybridMultilevel"/>
+    <w:tmpl w:val="05AAA814"/>
+    <w:lvl w:ilvl="0" w:tplc="E158A6D4">
+      <w:start w:val="6"/>
+      <w:numFmt w:val="decimal"/>
+      <w:lvlText w:val="%1."/>
+      <w:lvlJc w:val="left"/>
+      <w:pPr>
+        <w:ind w:left="780" w:hanging="360"/>
+      </w:pPr>
+      <w:rPr>
+        <w:rFonts w:hint="default"/>
+      </w:rPr>
+    </w:lvl>
+    <w:lvl w:ilvl="1" w:tplc="04090019" w:tentative="1">
+      <w:start w:val="1"/>
+      <w:numFmt w:val="lowerLetter"/>
+      <w:lvlText w:val="%2."/>
+      <w:lvlJc w:val="left"/>
+      <w:pPr>
+        <w:ind w:left="1080" w:hanging="360"/>
+      </w:pPr>
+    </w:lvl>
+    <w:lvl w:ilvl="2" w:tplc="0409001B" w:tentative="1">
+      <w:start w:val="1"/>
+      <w:numFmt w:val="lowerRoman"/>
+      <w:lvlText w:val="%3."/>
+      <w:lvlJc w:val="right"/>
+      <w:pPr>
+        <w:ind w:left="1800" w:hanging="180"/>
+      </w:pPr>
+    </w:lvl>
+    <w:lvl w:ilvl="3" w:tplc="0409000F" w:tentative="1">
+      <w:start w:val="1"/>
+      <w:numFmt w:val="decimal"/>
+      <w:lvlText w:val="%4."/>
+      <w:lvlJc w:val="left"/>
+      <w:pPr>
+        <w:ind w:left="2520" w:hanging="360"/>
+      </w:pPr>
+    </w:lvl>
+    <w:lvl w:ilvl="4" w:tplc="04090019" w:tentative="1">
+      <w:start w:val="1"/>
+      <w:numFmt w:val="lowerLetter"/>
+      <w:lvlText w:val="%5."/>
+      <w:lvlJc w:val="left"/>
+      <w:pPr>
+        <w:ind w:left="3240" w:hanging="360"/>
+      </w:pPr>
+    </w:lvl>
+    <w:lvl w:ilvl="5" w:tplc="0409001B" w:tentative="1">
+      <w:start w:val="1"/>
+      <w:numFmt w:val="lowerRoman"/>
+      <w:lvlText w:val="%6."/>
+      <w:lvlJc w:val="right"/>
+      <w:pPr>
+        <w:ind w:left="3960" w:hanging="180"/>
+      </w:pPr>
+    </w:lvl>
+    <w:lvl w:ilvl="6" w:tplc="0409000F" w:tentative="1">
+      <w:start w:val="1"/>
+      <w:numFmt w:val="decimal"/>
+      <w:lvlText w:val="%7."/>
+      <w:lvlJc w:val="left"/>
+      <w:pPr>
+        <w:ind w:left="4680" w:hanging="360"/>
+      </w:pPr>
+    </w:lvl>
+    <w:lvl w:ilvl="7" w:tplc="04090019" w:tentative="1">
+      <w:start w:val="1"/>
+      <w:numFmt w:val="lowerLetter"/>
+      <w:lvlText w:val="%8."/>
+      <w:lvlJc w:val="left"/>
+      <w:pPr>
+        <w:ind w:left="5400" w:hanging="360"/>
+      </w:pPr>
+    </w:lvl>
+    <w:lvl w:ilvl="8" w:tplc="0409001B" w:tentative="1">
+      <w:start w:val="1"/>
+      <w:numFmt w:val="lowerRoman"/>
+      <w:lvlText w:val="%9."/>
+      <w:lvlJc w:val="right"/>
+      <w:pPr>
+        <w:ind w:left="6120" w:hanging="180"/>
+      </w:pPr>
+    </w:lvl>
+  </w:abstractNum>
+  <w:abstractNum w:abstractNumId="7" w15:restartNumberingAfterBreak="0">
+    <w:nsid w:val="4B792420"/>
+    <w:multiLevelType w:val="hybridMultilevel"/>
+    <w:tmpl w:val="87FA29D0"/>
+    <w:lvl w:ilvl="0" w:tplc="04090019">
+      <w:start w:val="1"/>
+      <w:numFmt w:val="lowerLetter"/>
+      <w:lvlText w:val="%1."/>
+      <w:lvlJc w:val="left"/>
+      <w:pPr>
+        <w:ind w:left="720" w:hanging="360"/>
+      </w:pPr>
+      <w:rPr>
+        <w:rFonts w:hint="default"/>
+      </w:rPr>
+    </w:lvl>
+    <w:lvl w:ilvl="1" w:tplc="FFFFFFFF" w:tentative="1">
+      <w:start w:val="1"/>
+      <w:numFmt w:val="lowerLetter"/>
+      <w:lvlText w:val="%2."/>
+      <w:lvlJc w:val="left"/>
+      <w:pPr>
+        <w:ind w:left="1440" w:hanging="360"/>
+      </w:pPr>
+    </w:lvl>
+    <w:lvl w:ilvl="2" w:tplc="FFFFFFFF" w:tentative="1">
+      <w:start w:val="1"/>
+      <w:numFmt w:val="lowerRoman"/>
+      <w:lvlText w:val="%3."/>
+      <w:lvlJc w:val="right"/>
+      <w:pPr>
+        <w:ind w:left="2160" w:hanging="180"/>
+      </w:pPr>
+    </w:lvl>
+    <w:lvl w:ilvl="3" w:tplc="FFFFFFFF" w:tentative="1">
+      <w:start w:val="1"/>
+      <w:numFmt w:val="decimal"/>
+      <w:lvlText w:val="%4."/>
+      <w:lvlJc w:val="left"/>
+      <w:pPr>
+        <w:ind w:left="2880" w:hanging="360"/>
+      </w:pPr>
+    </w:lvl>
+    <w:lvl w:ilvl="4" w:tplc="FFFFFFFF" w:tentative="1">
+      <w:start w:val="1"/>
+      <w:numFmt w:val="lowerLetter"/>
+      <w:lvlText w:val="%5."/>
+      <w:lvlJc w:val="left"/>
+      <w:pPr>
+        <w:ind w:left="3600" w:hanging="360"/>
+      </w:pPr>
+    </w:lvl>
+    <w:lvl w:ilvl="5" w:tplc="FFFFFFFF" w:tentative="1">
+      <w:start w:val="1"/>
+      <w:numFmt w:val="lowerRoman"/>
+      <w:lvlText w:val="%6."/>
+      <w:lvlJc w:val="right"/>
+      <w:pPr>
+        <w:ind w:left="4320" w:hanging="180"/>
+      </w:pPr>
+    </w:lvl>
+    <w:lvl w:ilvl="6" w:tplc="FFFFFFFF" w:tentative="1">
+      <w:start w:val="1"/>
+      <w:numFmt w:val="decimal"/>
+      <w:lvlText w:val="%7."/>
+      <w:lvlJc w:val="left"/>
+      <w:pPr>
+        <w:ind w:left="5040" w:hanging="360"/>
+      </w:pPr>
+    </w:lvl>
+    <w:lvl w:ilvl="7" w:tplc="FFFFFFFF" w:tentative="1">
+      <w:start w:val="1"/>
+      <w:numFmt w:val="lowerLetter"/>
+      <w:lvlText w:val="%8."/>
+      <w:lvlJc w:val="left"/>
+      <w:pPr>
+        <w:ind w:left="5760" w:hanging="360"/>
+      </w:pPr>
+    </w:lvl>
+    <w:lvl w:ilvl="8" w:tplc="FFFFFFFF" w:tentative="1">
+      <w:start w:val="1"/>
+      <w:numFmt w:val="lowerRoman"/>
+      <w:lvlText w:val="%9."/>
+      <w:lvlJc w:val="right"/>
+      <w:pPr>
+        <w:ind w:left="6480" w:hanging="180"/>
+      </w:pPr>
+    </w:lvl>
+  </w:abstractNum>
+  <w:abstractNum w:abstractNumId="8" w15:restartNumberingAfterBreak="0">
+    <w:nsid w:val="537F7E9A"/>
+    <w:multiLevelType w:val="hybridMultilevel"/>
+    <w:tmpl w:val="8D9AB032"/>
+    <w:lvl w:ilvl="0" w:tplc="0409000F">
+      <w:start w:val="1"/>
+      <w:numFmt w:val="decimal"/>
+      <w:lvlText w:val="%1."/>
+      <w:lvlJc w:val="left"/>
+      <w:pPr>
+        <w:ind w:left="360" w:hanging="360"/>
+      </w:pPr>
+    </w:lvl>
+    <w:lvl w:ilvl="1" w:tplc="04090019">
+      <w:start w:val="1"/>
+      <w:numFmt w:val="lowerLetter"/>
+      <w:lvlText w:val="%2."/>
+      <w:lvlJc w:val="left"/>
+      <w:pPr>
+        <w:ind w:left="1080" w:hanging="360"/>
+      </w:pPr>
+    </w:lvl>
+    <w:lvl w:ilvl="2" w:tplc="0409001B" w:tentative="1">
+      <w:start w:val="1"/>
+      <w:numFmt w:val="lowerRoman"/>
+      <w:lvlText w:val="%3."/>
+      <w:lvlJc w:val="right"/>
+      <w:pPr>
+        <w:ind w:left="1800" w:hanging="180"/>
+      </w:pPr>
+    </w:lvl>
+    <w:lvl w:ilvl="3" w:tplc="0409000F" w:tentative="1">
+      <w:start w:val="1"/>
+      <w:numFmt w:val="decimal"/>
+      <w:lvlText w:val="%4."/>
+      <w:lvlJc w:val="left"/>
+      <w:pPr>
+        <w:ind w:left="2520" w:hanging="360"/>
+      </w:pPr>
+    </w:lvl>
+    <w:lvl w:ilvl="4" w:tplc="04090019" w:tentative="1">
+      <w:start w:val="1"/>
+      <w:numFmt w:val="lowerLetter"/>
+      <w:lvlText w:val="%5."/>
+      <w:lvlJc w:val="left"/>
+      <w:pPr>
+        <w:ind w:left="3240" w:hanging="360"/>
+      </w:pPr>
+    </w:lvl>
+    <w:lvl w:ilvl="5" w:tplc="0409001B" w:tentative="1">
+      <w:start w:val="1"/>
+      <w:numFmt w:val="lowerRoman"/>
+      <w:lvlText w:val="%6."/>
+      <w:lvlJc w:val="right"/>
+      <w:pPr>
+        <w:ind w:left="3960" w:hanging="180"/>
+      </w:pPr>
+    </w:lvl>
+    <w:lvl w:ilvl="6" w:tplc="0409000F" w:tentative="1">
+      <w:start w:val="1"/>
+      <w:numFmt w:val="decimal"/>
+      <w:lvlText w:val="%7."/>
+      <w:lvlJc w:val="left"/>
+      <w:pPr>
+        <w:ind w:left="4680" w:hanging="360"/>
+      </w:pPr>
+    </w:lvl>
+    <w:lvl w:ilvl="7" w:tplc="04090019" w:tentative="1">
+      <w:start w:val="1"/>
+      <w:numFmt w:val="lowerLetter"/>
+      <w:lvlText w:val="%8."/>
+      <w:lvlJc w:val="left"/>
+      <w:pPr>
+        <w:ind w:left="5400" w:hanging="360"/>
+      </w:pPr>
+    </w:lvl>
+    <w:lvl w:ilvl="8" w:tplc="0409001B" w:tentative="1">
+      <w:start w:val="1"/>
+      <w:numFmt w:val="lowerRoman"/>
+      <w:lvlText w:val="%9."/>
+      <w:lvlJc w:val="right"/>
+      <w:pPr>
+        <w:ind w:left="6120" w:hanging="180"/>
+      </w:pPr>
+    </w:lvl>
+  </w:abstractNum>
+  <w:abstractNum w:abstractNumId="9" w15:restartNumberingAfterBreak="0">
+    <w:nsid w:val="628F51E6"/>
+    <w:multiLevelType w:val="hybridMultilevel"/>
+    <w:tmpl w:val="DB062B82"/>
+    <w:lvl w:ilvl="0" w:tplc="04090019">
+      <w:start w:val="1"/>
+      <w:numFmt w:val="lowerLetter"/>
+      <w:lvlText w:val="%1."/>
+      <w:lvlJc w:val="left"/>
+      <w:pPr>
+        <w:ind w:left="720" w:hanging="360"/>
+      </w:pPr>
+      <w:rPr>
+        <w:rFonts w:hint="default"/>
+      </w:rPr>
+    </w:lvl>
+    <w:lvl w:ilvl="1" w:tplc="FFFFFFFF" w:tentative="1">
+      <w:start w:val="1"/>
+      <w:numFmt w:val="lowerLetter"/>
+      <w:lvlText w:val="%2."/>
+      <w:lvlJc w:val="left"/>
+      <w:pPr>
+        <w:ind w:left="1440" w:hanging="360"/>
+      </w:pPr>
+    </w:lvl>
+    <w:lvl w:ilvl="2" w:tplc="FFFFFFFF" w:tentative="1">
+      <w:start w:val="1"/>
+      <w:numFmt w:val="lowerRoman"/>
+      <w:lvlText w:val="%3."/>
+      <w:lvlJc w:val="right"/>
+      <w:pPr>
+        <w:ind w:left="2160" w:hanging="180"/>
+      </w:pPr>
+    </w:lvl>
+    <w:lvl w:ilvl="3" w:tplc="FFFFFFFF" w:tentative="1">
+      <w:start w:val="1"/>
+      <w:numFmt w:val="decimal"/>
+      <w:lvlText w:val="%4."/>
+      <w:lvlJc w:val="left"/>
+      <w:pPr>
+        <w:ind w:left="2880" w:hanging="360"/>
+      </w:pPr>
+    </w:lvl>
+    <w:lvl w:ilvl="4" w:tplc="FFFFFFFF" w:tentative="1">
+      <w:start w:val="1"/>
+      <w:numFmt w:val="lowerLetter"/>
+      <w:lvlText w:val="%5."/>
+      <w:lvlJc w:val="left"/>
+      <w:pPr>
+        <w:ind w:left="3600" w:hanging="360"/>
+      </w:pPr>
+    </w:lvl>
+    <w:lvl w:ilvl="5" w:tplc="FFFFFFFF" w:tentative="1">
+      <w:start w:val="1"/>
+      <w:numFmt w:val="lowerRoman"/>
+      <w:lvlText w:val="%6."/>
+      <w:lvlJc w:val="right"/>
+      <w:pPr>
+        <w:ind w:left="4320" w:hanging="180"/>
+      </w:pPr>
+    </w:lvl>
+    <w:lvl w:ilvl="6" w:tplc="FFFFFFFF" w:tentative="1">
+      <w:start w:val="1"/>
+      <w:numFmt w:val="decimal"/>
+      <w:lvlText w:val="%7."/>
+      <w:lvlJc w:val="left"/>
+      <w:pPr>
+        <w:ind w:left="5040" w:hanging="360"/>
+      </w:pPr>
+    </w:lvl>
+    <w:lvl w:ilvl="7" w:tplc="FFFFFFFF" w:tentative="1">
+      <w:start w:val="1"/>
+      <w:numFmt w:val="lowerLetter"/>
+      <w:lvlText w:val="%8."/>
+      <w:lvlJc w:val="left"/>
+      <w:pPr>
+        <w:ind w:left="5760" w:hanging="360"/>
+      </w:pPr>
+    </w:lvl>
+    <w:lvl w:ilvl="8" w:tplc="FFFFFFFF" w:tentative="1">
+      <w:start w:val="1"/>
+      <w:numFmt w:val="lowerRoman"/>
+      <w:lvlText w:val="%9."/>
+      <w:lvlJc w:val="right"/>
+      <w:pPr>
+        <w:ind w:left="6480" w:hanging="180"/>
+      </w:pPr>
+    </w:lvl>
+  </w:abstractNum>
+  <w:abstractNum w:abstractNumId="10" w15:restartNumberingAfterBreak="0">
+    <w:nsid w:val="696D58E9"/>
+    <w:multiLevelType w:val="multilevel"/>
+    <w:tmpl w:val="617640EA"/>
+    <w:lvl w:ilvl="0">
+      <w:start w:val="1"/>
+      <w:numFmt w:val="bullet"/>
+      <w:lvlText w:val=""/>
+      <w:lvlJc w:val="left"/>
+      <w:pPr>
+        <w:tabs>
+          <w:tab w:val="num" w:pos="720"/>
+        </w:tabs>
+        <w:ind w:left="720" w:hanging="360"/>
+      </w:pPr>
+      <w:rPr>
+        <w:rFonts w:ascii="Symbol" w:hAnsi="Symbol" w:hint="default"/>
+        <w:sz w:val="20"/>
+      </w:rPr>
+    </w:lvl>
+    <w:lvl w:ilvl="1" w:tentative="1">
+      <w:start w:val="1"/>
+      <w:numFmt w:val="bullet"/>
+      <w:lvlText w:val="o"/>
+      <w:lvlJc w:val="left"/>
+      <w:pPr>
+        <w:tabs>
+          <w:tab w:val="num" w:pos="1440"/>
+        </w:tabs>
+        <w:ind w:left="1440" w:hanging="360"/>
+      </w:pPr>
+      <w:rPr>
+        <w:rFonts w:ascii="Courier New" w:hAnsi="Courier New" w:hint="default"/>
+        <w:sz w:val="20"/>
+      </w:rPr>
+    </w:lvl>
+    <w:lvl w:ilvl="2" w:tentative="1">
+      <w:start w:val="1"/>
+      <w:numFmt w:val="bullet"/>
+      <w:lvlText w:val=""/>
+      <w:lvlJc w:val="left"/>
+      <w:pPr>
+        <w:tabs>
+          <w:tab w:val="num" w:pos="2160"/>
+        </w:tabs>
+        <w:ind w:left="2160" w:hanging="360"/>
+      </w:pPr>
+      <w:rPr>
+        <w:rFonts w:ascii="Wingdings" w:hAnsi="Wingdings" w:hint="default"/>
+        <w:sz w:val="20"/>
+      </w:rPr>
+    </w:lvl>
+    <w:lvl w:ilvl="3" w:tentative="1">
+      <w:start w:val="1"/>
+      <w:numFmt w:val="bullet"/>
+      <w:lvlText w:val=""/>
+      <w:lvlJc w:val="left"/>
+      <w:pPr>
+        <w:tabs>
+          <w:tab w:val="num" w:pos="2880"/>
+        </w:tabs>
+        <w:ind w:left="2880" w:hanging="360"/>
+      </w:pPr>
+      <w:rPr>
+        <w:rFonts w:ascii="Wingdings" w:hAnsi="Wingdings" w:hint="default"/>
+        <w:sz w:val="20"/>
+      </w:rPr>
+    </w:lvl>
+    <w:lvl w:ilvl="4" w:tentative="1">
+      <w:start w:val="1"/>
+      <w:numFmt w:val="bullet"/>
+      <w:lvlText w:val=""/>
+      <w:lvlJc w:val="left"/>
+      <w:pPr>
+        <w:tabs>
+          <w:tab w:val="num" w:pos="3600"/>
+        </w:tabs>
+        <w:ind w:left="3600" w:hanging="360"/>
+      </w:pPr>
+      <w:rPr>
+        <w:rFonts w:ascii="Wingdings" w:hAnsi="Wingdings" w:hint="default"/>
+        <w:sz w:val="20"/>
+      </w:rPr>
+    </w:lvl>
+    <w:lvl w:ilvl="5" w:tentative="1">
+      <w:start w:val="1"/>
+      <w:numFmt w:val="bullet"/>
+      <w:lvlText w:val=""/>
+      <w:lvlJc w:val="left"/>
+      <w:pPr>
+        <w:tabs>
+          <w:tab w:val="num" w:pos="4320"/>
+        </w:tabs>
+        <w:ind w:left="4320" w:hanging="360"/>
+      </w:pPr>
+      <w:rPr>
+        <w:rFonts w:ascii="Wingdings" w:hAnsi="Wingdings" w:hint="default"/>
+        <w:sz w:val="20"/>
+      </w:rPr>
+    </w:lvl>
+    <w:lvl w:ilvl="6" w:tentative="1">
+      <w:start w:val="1"/>
+      <w:numFmt w:val="bullet"/>
+      <w:lvlText w:val=""/>
+      <w:lvlJc w:val="left"/>
+      <w:pPr>
+        <w:tabs>
+          <w:tab w:val="num" w:pos="5040"/>
+        </w:tabs>
+        <w:ind w:left="5040" w:hanging="360"/>
+      </w:pPr>
+      <w:rPr>
+        <w:rFonts w:ascii="Wingdings" w:hAnsi="Wingdings" w:hint="default"/>
+        <w:sz w:val="20"/>
+      </w:rPr>
+    </w:lvl>
+    <w:lvl w:ilvl="7" w:tentative="1">
+      <w:start w:val="1"/>
+      <w:numFmt w:val="bullet"/>
+      <w:lvlText w:val=""/>
+      <w:lvlJc w:val="left"/>
+      <w:pPr>
+        <w:tabs>
+          <w:tab w:val="num" w:pos="5760"/>
+        </w:tabs>
+        <w:ind w:left="5760" w:hanging="360"/>
+      </w:pPr>
+      <w:rPr>
+        <w:rFonts w:ascii="Wingdings" w:hAnsi="Wingdings" w:hint="default"/>
+        <w:sz w:val="20"/>
+      </w:rPr>
+    </w:lvl>
+    <w:lvl w:ilvl="8" w:tentative="1">
+      <w:start w:val="1"/>
+      <w:numFmt w:val="bullet"/>
+      <w:lvlText w:val=""/>
+      <w:lvlJc w:val="left"/>
+      <w:pPr>
+        <w:tabs>
+          <w:tab w:val="num" w:pos="6480"/>
+        </w:tabs>
+        <w:ind w:left="6480" w:hanging="360"/>
+      </w:pPr>
+      <w:rPr>
+        <w:rFonts w:ascii="Wingdings" w:hAnsi="Wingdings" w:hint="default"/>
+        <w:sz w:val="20"/>
+      </w:rPr>
+    </w:lvl>
+  </w:abstractNum>
+  <w:abstractNum w:abstractNumId="11" w15:restartNumberingAfterBreak="0">
+    <w:nsid w:val="69D31D1B"/>
+    <w:multiLevelType w:val="hybridMultilevel"/>
+    <w:tmpl w:val="5874C408"/>
+    <w:lvl w:ilvl="0" w:tplc="B6EAE74E">
+      <w:start w:val="1"/>
+      <w:numFmt w:val="decimal"/>
+      <w:lvlText w:val="%1."/>
+      <w:lvlJc w:val="left"/>
+      <w:pPr>
+        <w:ind w:left="720" w:hanging="360"/>
+      </w:pPr>
+      <w:rPr>
+        <w:rFonts w:hint="default"/>
+      </w:rPr>
+    </w:lvl>
+    <w:lvl w:ilvl="1" w:tplc="04090019" w:tentative="1">
+      <w:start w:val="1"/>
+      <w:numFmt w:val="lowerLetter"/>
+      <w:lvlText w:val="%2."/>
+      <w:lvlJc w:val="left"/>
+      <w:pPr>
+        <w:ind w:left="1440" w:hanging="360"/>
+      </w:pPr>
+    </w:lvl>
+    <w:lvl w:ilvl="2" w:tplc="0409001B" w:tentative="1">
+      <w:start w:val="1"/>
+      <w:numFmt w:val="lowerRoman"/>
+      <w:lvlText w:val="%3."/>
+      <w:lvlJc w:val="right"/>
+      <w:pPr>
+        <w:ind w:left="2160" w:hanging="180"/>
+      </w:pPr>
+    </w:lvl>
+    <w:lvl w:ilvl="3" w:tplc="0409000F" w:tentative="1">
+      <w:start w:val="1"/>
+      <w:numFmt w:val="decimal"/>
+      <w:lvlText w:val="%4."/>
+      <w:lvlJc w:val="left"/>
+      <w:pPr>
+        <w:ind w:left="2880" w:hanging="360"/>
+      </w:pPr>
+    </w:lvl>
+    <w:lvl w:ilvl="4" w:tplc="04090019" w:tentative="1">
+      <w:start w:val="1"/>
+      <w:numFmt w:val="lowerLetter"/>
+      <w:lvlText w:val="%5."/>
+      <w:lvlJc w:val="left"/>
+      <w:pPr>
+        <w:ind w:left="3600" w:hanging="360"/>
+      </w:pPr>
+    </w:lvl>
+    <w:lvl w:ilvl="5" w:tplc="0409001B" w:tentative="1">
+      <w:start w:val="1"/>
+      <w:numFmt w:val="lowerRoman"/>
+      <w:lvlText w:val="%6."/>
+      <w:lvlJc w:val="right"/>
+      <w:pPr>
+        <w:ind w:left="4320" w:hanging="180"/>
+      </w:pPr>
+    </w:lvl>
+    <w:lvl w:ilvl="6" w:tplc="0409000F" w:tentative="1">
+      <w:start w:val="1"/>
+      <w:numFmt w:val="decimal"/>
+      <w:lvlText w:val="%7."/>
+      <w:lvlJc w:val="left"/>
+      <w:pPr>
+        <w:ind w:left="5040" w:hanging="360"/>
+      </w:pPr>
+    </w:lvl>
+    <w:lvl w:ilvl="7" w:tplc="04090019" w:tentative="1">
+      <w:start w:val="1"/>
+      <w:numFmt w:val="lowerLetter"/>
+      <w:lvlText w:val="%8."/>
+      <w:lvlJc w:val="left"/>
+      <w:pPr>
+        <w:ind w:left="5760" w:hanging="360"/>
+      </w:pPr>
+    </w:lvl>
+    <w:lvl w:ilvl="8" w:tplc="0409001B" w:tentative="1">
+      <w:start w:val="1"/>
+      <w:numFmt w:val="lowerRoman"/>
+      <w:lvlText w:val="%9."/>
+      <w:lvlJc w:val="right"/>
+      <w:pPr>
+        <w:ind w:left="6480" w:hanging="180"/>
+      </w:pPr>
+    </w:lvl>
+  </w:abstractNum>
+  <w:abstractNum w:abstractNumId="12" w15:restartNumberingAfterBreak="0">
+    <w:nsid w:val="77B53703"/>
+    <w:multiLevelType w:val="hybridMultilevel"/>
+    <w:tmpl w:val="87BEF16C"/>
+    <w:lvl w:ilvl="0" w:tplc="B6EAE74E">
+      <w:start w:val="1"/>
+      <w:numFmt w:val="decimal"/>
+      <w:lvlText w:val="%1."/>
+      <w:lvlJc w:val="left"/>
+      <w:pPr>
+        <w:ind w:left="360" w:hanging="360"/>
+      </w:pPr>
+      <w:rPr>
+        <w:rFonts w:hint="default"/>
+      </w:rPr>
+    </w:lvl>
+    <w:lvl w:ilvl="1" w:tplc="04090019">
+      <w:start w:val="1"/>
+      <w:numFmt w:val="lowerLetter"/>
+      <w:lvlText w:val="%2."/>
+      <w:lvlJc w:val="left"/>
+      <w:pPr>
+        <w:ind w:left="1080" w:hanging="360"/>
+      </w:pPr>
+    </w:lvl>
+    <w:lvl w:ilvl="2" w:tplc="0409001B" w:tentative="1">
+      <w:start w:val="1"/>
+      <w:numFmt w:val="lowerRoman"/>
+      <w:lvlText w:val="%3."/>
+      <w:lvlJc w:val="right"/>
+      <w:pPr>
+        <w:ind w:left="1800" w:hanging="180"/>
+      </w:pPr>
+    </w:lvl>
+    <w:lvl w:ilvl="3" w:tplc="0409000F" w:tentative="1">
+      <w:start w:val="1"/>
+      <w:numFmt w:val="decimal"/>
+      <w:lvlText w:val="%4."/>
+      <w:lvlJc w:val="left"/>
+      <w:pPr>
+        <w:ind w:left="2520" w:hanging="360"/>
+      </w:pPr>
+    </w:lvl>
+    <w:lvl w:ilvl="4" w:tplc="04090019" w:tentative="1">
+      <w:start w:val="1"/>
+      <w:numFmt w:val="lowerLetter"/>
+      <w:lvlText w:val="%5."/>
+      <w:lvlJc w:val="left"/>
+      <w:pPr>
+        <w:ind w:left="3240" w:hanging="360"/>
+      </w:pPr>
+    </w:lvl>
+    <w:lvl w:ilvl="5" w:tplc="0409001B" w:tentative="1">
+      <w:start w:val="1"/>
+      <w:numFmt w:val="lowerRoman"/>
+      <w:lvlText w:val="%6."/>
+      <w:lvlJc w:val="right"/>
+      <w:pPr>
+        <w:ind w:left="3960" w:hanging="180"/>
+      </w:pPr>
+    </w:lvl>
+    <w:lvl w:ilvl="6" w:tplc="0409000F" w:tentative="1">
+      <w:start w:val="1"/>
+      <w:numFmt w:val="decimal"/>
+      <w:lvlText w:val="%7."/>
+      <w:lvlJc w:val="left"/>
+      <w:pPr>
+        <w:ind w:left="4680" w:hanging="360"/>
+      </w:pPr>
+    </w:lvl>
+    <w:lvl w:ilvl="7" w:tplc="04090019" w:tentative="1">
+      <w:start w:val="1"/>
+      <w:numFmt w:val="lowerLetter"/>
+      <w:lvlText w:val="%8."/>
+      <w:lvlJc w:val="left"/>
+      <w:pPr>
+        <w:ind w:left="5400" w:hanging="360"/>
+      </w:pPr>
+    </w:lvl>
+    <w:lvl w:ilvl="8" w:tplc="0409001B" w:tentative="1">
+      <w:start w:val="1"/>
+      <w:numFmt w:val="lowerRoman"/>
+      <w:lvlText w:val="%9."/>
+      <w:lvlJc w:val="right"/>
+      <w:pPr>
+        <w:ind w:left="6120" w:hanging="180"/>
+      </w:pPr>
+    </w:lvl>
+  </w:abstractNum>
+  <w:abstractNum w:abstractNumId="13" w15:restartNumberingAfterBreak="0">
+    <w:nsid w:val="7D585A47"/>
+    <w:multiLevelType w:val="hybridMultilevel"/>
+    <w:tmpl w:val="5818044C"/>
+    <w:lvl w:ilvl="0" w:tplc="0409000F">
+      <w:start w:val="1"/>
+      <w:numFmt w:val="decimal"/>
+      <w:lvlText w:val="%1."/>
+      <w:lvlJc w:val="left"/>
+      <w:pPr>
+        <w:ind w:left="720" w:hanging="360"/>
+      </w:pPr>
+    </w:lvl>
+    <w:lvl w:ilvl="1" w:tplc="04090019" w:tentative="1">
+      <w:start w:val="1"/>
+      <w:numFmt w:val="lowerLetter"/>
+      <w:lvlText w:val="%2."/>
+      <w:lvlJc w:val="left"/>
+      <w:pPr>
+        <w:ind w:left="1440" w:hanging="360"/>
+      </w:pPr>
+    </w:lvl>
+    <w:lvl w:ilvl="2" w:tplc="0409001B" w:tentative="1">
+      <w:start w:val="1"/>
+      <w:numFmt w:val="lowerRoman"/>
+      <w:lvlText w:val="%3."/>
+      <w:lvlJc w:val="right"/>
+      <w:pPr>
+        <w:ind w:left="2160" w:hanging="180"/>
+      </w:pPr>
+    </w:lvl>
+    <w:lvl w:ilvl="3" w:tplc="0409000F" w:tentative="1">
+      <w:start w:val="1"/>
+      <w:numFmt w:val="decimal"/>
+      <w:lvlText w:val="%4."/>
+      <w:lvlJc w:val="left"/>
+      <w:pPr>
+        <w:ind w:left="2880" w:hanging="360"/>
+      </w:pPr>
+    </w:lvl>
+    <w:lvl w:ilvl="4" w:tplc="04090019" w:tentative="1">
+      <w:start w:val="1"/>
+      <w:numFmt w:val="lowerLetter"/>
+      <w:lvlText w:val="%5."/>
+      <w:lvlJc w:val="left"/>
+      <w:pPr>
+        <w:ind w:left="3600" w:hanging="360"/>
+      </w:pPr>
+    </w:lvl>
+    <w:lvl w:ilvl="5" w:tplc="0409001B" w:tentative="1">
+      <w:start w:val="1"/>
+      <w:numFmt w:val="lowerRoman"/>
+      <w:lvlText w:val="%6."/>
+      <w:lvlJc w:val="right"/>
+      <w:pPr>
+        <w:ind w:left="4320" w:hanging="180"/>
+      </w:pPr>
+    </w:lvl>
+    <w:lvl w:ilvl="6" w:tplc="0409000F" w:tentative="1">
+      <w:start w:val="1"/>
+      <w:numFmt w:val="decimal"/>
+      <w:lvlText w:val="%7."/>
+      <w:lvlJc w:val="left"/>
+      <w:pPr>
+        <w:ind w:left="5040" w:hanging="360"/>
+      </w:pPr>
+    </w:lvl>
+    <w:lvl w:ilvl="7" w:tplc="04090019" w:tentative="1">
+      <w:start w:val="1"/>
+      <w:numFmt w:val="lowerLetter"/>
+      <w:lvlText w:val="%8."/>
+      <w:lvlJc w:val="left"/>
+      <w:pPr>
+        <w:ind w:left="5760" w:hanging="360"/>
+      </w:pPr>
+    </w:lvl>
+    <w:lvl w:ilvl="8" w:tplc="0409001B" w:tentative="1">
+      <w:start w:val="1"/>
+      <w:numFmt w:val="lowerRoman"/>
+      <w:lvlText w:val="%9."/>
+      <w:lvlJc w:val="right"/>
+      <w:pPr>
+        <w:ind w:left="6480" w:hanging="180"/>
+      </w:pPr>
+    </w:lvl>
+  </w:abstractNum>
+  <w:num w:numId="1" w16cid:durableId="51856074">
+    <w:abstractNumId w:val="2"/>
+  </w:num>
+  <w:num w:numId="2" w16cid:durableId="1392077940">
+    <w:abstractNumId w:val="12"/>
+  </w:num>
+  <w:num w:numId="3" w16cid:durableId="564994173">
+    <w:abstractNumId w:val="3"/>
+  </w:num>
+  <w:num w:numId="4" w16cid:durableId="1465193798">
+    <w:abstractNumId w:val="8"/>
+  </w:num>
+  <w:num w:numId="5" w16cid:durableId="713115431">
+    <w:abstractNumId w:val="5"/>
+  </w:num>
+  <w:num w:numId="6" w16cid:durableId="1618482091">
+    <w:abstractNumId w:val="6"/>
+  </w:num>
+  <w:num w:numId="7" w16cid:durableId="345522626">
+    <w:abstractNumId w:val="13"/>
+  </w:num>
+  <w:num w:numId="8" w16cid:durableId="1367412290">
+    <w:abstractNumId w:val="4"/>
+  </w:num>
+  <w:num w:numId="9" w16cid:durableId="253365769">
+    <w:abstractNumId w:val="11"/>
+  </w:num>
+  <w:num w:numId="10" w16cid:durableId="247614808">
+    <w:abstractNumId w:val="0"/>
+  </w:num>
+  <w:num w:numId="11" w16cid:durableId="1399088148">
+    <w:abstractNumId w:val="10"/>
+  </w:num>
+  <w:num w:numId="12" w16cid:durableId="905072551">
+    <w:abstractNumId w:val="9"/>
+  </w:num>
+  <w:num w:numId="13" w16cid:durableId="684937873">
+    <w:abstractNumId w:val="7"/>
+  </w:num>
+  <w:num w:numId="14" w16cid:durableId="482044656">
+    <w:abstractNumId w:val="1"/>
+  </w:num>
+</w:numbering>
 </file>
 
 <file path=word/styles.xml><?xml version="1.0" encoding="utf-8"?>
@@ -923,7 +4341,6 @@
   <w:style w:type="character" w:default="1" w:styleId="DefaultParagraphFont">
     <w:name w:val="Default Paragraph Font"/>
     <w:uiPriority w:val="1"/>
-    <w:semiHidden/>
     <w:unhideWhenUsed/>
   </w:style>
   <w:style w:type="table" w:default="1" w:styleId="TableNormal">
@@ -1247,6 +4664,74 @@
       <w:spacing w:val="5"/>
     </w:rPr>
   </w:style>
+  <w:style w:type="table" w:customStyle="1" w:styleId="TableGrid">
+    <w:name w:val="TableGrid"/>
+    <w:rsid w:val="00D019B7"/>
+    <w:pPr>
+      <w:spacing w:after="0" w:line="240" w:lineRule="auto"/>
+    </w:pPr>
+    <w:rPr>
+      <w:kern w:val="0"/>
+      <w:szCs w:val="22"/>
+      <w14:ligatures w14:val="none"/>
+    </w:rPr>
+    <w:tblPr>
+      <w:tblCellMar>
+        <w:top w:w="0" w:type="dxa"/>
+        <w:left w:w="0" w:type="dxa"/>
+        <w:bottom w:w="0" w:type="dxa"/>
+        <w:right w:w="0" w:type="dxa"/>
+      </w:tblCellMar>
+    </w:tblPr>
+  </w:style>
+  <w:style w:type="table" w:styleId="TableGrid0">
+    <w:name w:val="Table Grid"/>
+    <w:basedOn w:val="TableNormal"/>
+    <w:uiPriority w:val="39"/>
+    <w:rsid w:val="00D019B7"/>
+    <w:pPr>
+      <w:spacing w:after="0" w:line="240" w:lineRule="auto"/>
+    </w:pPr>
+    <w:tblPr>
+      <w:tblBorders>
+        <w:top w:val="single" w:sz="4" w:space="0" w:color="auto"/>
+        <w:left w:val="single" w:sz="4" w:space="0" w:color="auto"/>
+        <w:bottom w:val="single" w:sz="4" w:space="0" w:color="auto"/>
+        <w:right w:val="single" w:sz="4" w:space="0" w:color="auto"/>
+        <w:insideH w:val="single" w:sz="4" w:space="0" w:color="auto"/>
+        <w:insideV w:val="single" w:sz="4" w:space="0" w:color="auto"/>
+      </w:tblBorders>
+    </w:tblPr>
+  </w:style>
+  <w:style w:type="paragraph" w:styleId="NormalWeb">
+    <w:name w:val="Normal (Web)"/>
+    <w:basedOn w:val="Normal"/>
+    <w:uiPriority w:val="99"/>
+    <w:semiHidden/>
+    <w:unhideWhenUsed/>
+    <w:rsid w:val="00997BC5"/>
+    <w:pPr>
+      <w:widowControl/>
+      <w:spacing w:before="100" w:beforeAutospacing="1" w:after="100" w:afterAutospacing="1" w:line="240" w:lineRule="auto"/>
+    </w:pPr>
+    <w:rPr>
+      <w:rFonts w:ascii="Times New Roman" w:eastAsia="Times New Roman" w:hAnsi="Times New Roman" w:cs="Times New Roman"/>
+      <w:kern w:val="0"/>
+      <w:sz w:val="24"/>
+      <w14:ligatures w14:val="none"/>
+    </w:rPr>
+  </w:style>
+  <w:style w:type="character" w:styleId="Strong">
+    <w:name w:val="Strong"/>
+    <w:basedOn w:val="DefaultParagraphFont"/>
+    <w:uiPriority w:val="22"/>
+    <w:qFormat/>
+    <w:rsid w:val="00997BC5"/>
+    <w:rPr>
+      <w:b/>
+      <w:bCs/>
+    </w:rPr>
+  </w:style>
 </w:styles>
 </file>
 
@@ -1563,4 +5048,16 @@
     </a:ext>
   </a:extLst>
 </a:theme>
+</file>
+
+<file path=customXml/item1.xml><?xml version="1.0" encoding="utf-8"?>
+<b:Sources xmlns:b="http://schemas.openxmlformats.org/officeDocument/2006/bibliography" xmlns="http://schemas.openxmlformats.org/officeDocument/2006/bibliography" SelectedStyle="\APASixthEditionOfficeOnline.xsl" StyleName="APA" Version="6"/>
+</file>
+
+<file path=customXml/itemProps1.xml><?xml version="1.0" encoding="utf-8"?>
+<ds:datastoreItem xmlns:ds="http://schemas.openxmlformats.org/officeDocument/2006/customXml" ds:itemID="{ABFAE661-9248-4128-9F45-4EF66BCD62E8}">
+  <ds:schemaRefs>
+    <ds:schemaRef ds:uri="http://schemas.openxmlformats.org/officeDocument/2006/bibliography"/>
+  </ds:schemaRefs>
+</ds:datastoreItem>
 </file>
--- a/docs/Labs/Lab04/Lab04.docx
+++ b/docs/Labs/Lab04/Lab04.docx
@@ -4,22 +4,6 @@
   <w:body>
     <w:p>
       <w:pPr>
-        <w:jc w:val="both"/>
-        <w:rPr>
-          <w:rFonts w:ascii="Calibri" w:hAnsi="Calibri" w:cs="Calibri"/>
-          <w:sz w:val="24"/>
-        </w:rPr>
-      </w:pPr>
-      <w:r>
-        <w:rPr>
-          <w:rFonts w:ascii="Calibri" w:hAnsi="Calibri" w:cs="Calibri"/>
-          <w:sz w:val="24"/>
-        </w:rPr>
-        <w:t>7.4: Explore the desktop layout of a web experience</w:t>
-      </w:r>
-    </w:p>
-    <w:p>
-      <w:pPr>
         <w:jc w:val="center"/>
         <w:rPr>
           <w:rFonts w:ascii="Calibri" w:hAnsi="Calibri" w:cs="Calibri"/>
@@ -28,11 +12,35 @@
       </w:pPr>
       <w:r>
         <w:rPr>
-          <w:rFonts w:ascii="Calibri" w:hAnsi="Calibri" w:cs="Calibri"/>
+          <w:rFonts w:ascii="Calibri" w:hAnsi="Calibri" w:cs="Calibri" w:hint="eastAsia"/>
           <w:b/>
           <w:sz w:val="24"/>
         </w:rPr>
-        <w:t xml:space="preserve">Exercise 3: </w:t>
+        <w:t>E</w:t>
+      </w:r>
+      <w:r>
+        <w:rPr>
+          <w:rFonts w:ascii="Calibri" w:hAnsi="Calibri" w:cs="Calibri"/>
+          <w:b/>
+          <w:sz w:val="24"/>
+        </w:rPr>
+        <w:t xml:space="preserve">xercise </w:t>
+      </w:r>
+      <w:r>
+        <w:rPr>
+          <w:rFonts w:ascii="Calibri" w:hAnsi="Calibri" w:cs="Calibri" w:hint="eastAsia"/>
+          <w:b/>
+          <w:sz w:val="24"/>
+        </w:rPr>
+        <w:t>4</w:t>
+      </w:r>
+      <w:r>
+        <w:rPr>
+          <w:rFonts w:ascii="Calibri" w:hAnsi="Calibri" w:cs="Calibri"/>
+          <w:b/>
+          <w:sz w:val="24"/>
+        </w:rPr>
+        <w:t xml:space="preserve">: </w:t>
       </w:r>
       <w:r>
         <w:rPr>
@@ -68,7 +76,7 @@
           <w:sz w:val="24"/>
           <w:lang w:val="en"/>
         </w:rPr>
-        <w:t xml:space="preserve"> Midnight (11:59 pm) on</w:t>
+        <w:t xml:space="preserve"> Midnight (11:59 pm) on Thursday, Sep 25, 2025</w:t>
       </w:r>
       <w:r>
         <w:rPr>
@@ -76,49 +84,47 @@
           <w:sz w:val="24"/>
           <w:lang w:val="en"/>
         </w:rPr>
+        <w:t>,</w:t>
+      </w:r>
+      <w:r>
+        <w:rPr>
+          <w:rFonts w:ascii="Calibri" w:hAnsi="Calibri" w:cs="Calibri"/>
+          <w:sz w:val="24"/>
+          <w:lang w:val="en"/>
+        </w:rPr>
+        <w:t xml:space="preserve"> submitted as </w:t>
+      </w:r>
+      <w:r>
+        <w:rPr>
+          <w:rFonts w:ascii="Calibri" w:hAnsi="Calibri" w:cs="Calibri"/>
+          <w:sz w:val="24"/>
+          <w:lang w:val="en"/>
+        </w:rPr>
+        <w:t xml:space="preserve">a </w:t>
+      </w:r>
+      <w:r>
+        <w:rPr>
+          <w:rFonts w:ascii="Calibri" w:hAnsi="Calibri" w:cs="Calibri"/>
+          <w:sz w:val="24"/>
+          <w:lang w:val="en"/>
+        </w:rPr>
+        <w:t xml:space="preserve">Word document to </w:t>
+      </w:r>
+      <w:r>
+        <w:rPr>
+          <w:rFonts w:ascii="Calibri" w:hAnsi="Calibri" w:cs="Calibri"/>
+          <w:sz w:val="24"/>
+          <w:lang w:val="en"/>
+        </w:rPr>
+        <w:t>Blackboard</w:t>
+      </w:r>
+      <w:r>
+        <w:rPr>
+          <w:rFonts w:ascii="Calibri" w:hAnsi="Calibri" w:cs="Calibri"/>
+          <w:sz w:val="24"/>
+          <w:lang w:val="en"/>
+        </w:rPr>
         <w:t xml:space="preserve"> </w:t>
-      </w:r>
-      <w:r>
-        <w:rPr>
-          <w:rFonts w:ascii="Calibri" w:hAnsi="Calibri" w:cs="Calibri"/>
-          <w:sz w:val="24"/>
-          <w:lang w:val="en"/>
-        </w:rPr>
-        <w:t xml:space="preserve">Thursday, Sep </w:t>
-      </w:r>
-      <w:r>
-        <w:rPr>
-          <w:rFonts w:ascii="Calibri" w:hAnsi="Calibri" w:cs="Calibri"/>
-          <w:sz w:val="24"/>
-          <w:lang w:val="en"/>
-        </w:rPr>
-        <w:t>25</w:t>
-      </w:r>
-      <w:r>
-        <w:rPr>
-          <w:rFonts w:ascii="Calibri" w:hAnsi="Calibri" w:cs="Calibri"/>
-          <w:sz w:val="24"/>
-          <w:lang w:val="en"/>
-        </w:rPr>
-        <w:t xml:space="preserve">, </w:t>
-      </w:r>
-      <w:proofErr w:type="gramStart"/>
-      <w:r>
-        <w:rPr>
-          <w:rFonts w:ascii="Calibri" w:hAnsi="Calibri" w:cs="Calibri"/>
-          <w:sz w:val="24"/>
-          <w:lang w:val="en"/>
-        </w:rPr>
-        <w:t>2025</w:t>
-      </w:r>
-      <w:proofErr w:type="gramEnd"/>
-      <w:r>
-        <w:rPr>
-          <w:rFonts w:ascii="Calibri" w:hAnsi="Calibri" w:cs="Calibri"/>
-          <w:sz w:val="24"/>
-          <w:lang w:val="en"/>
-        </w:rPr>
-        <w:t xml:space="preserve"> submitted as Word document to blackboard </w:t>
       </w:r>
       <w:r>
         <w:rPr>
@@ -130,27 +136,15 @@
           <w:sz w:val="24"/>
           <w:lang w:val="en"/>
         </w:rPr>
-        <w:t>Lab0</w:t>
-      </w:r>
-      <w:r>
-        <w:rPr>
-          <w:rFonts w:ascii="Calibri" w:hAnsi="Calibri" w:cs="Calibri"/>
-          <w:b/>
-          <w:bCs/>
-          <w:i/>
-          <w:iCs/>
+        <w:t xml:space="preserve">Lab04 </w:t>
+      </w:r>
+      <w:r>
+        <w:rPr>
+          <w:rFonts w:ascii="Calibri" w:hAnsi="Calibri" w:cs="Calibri"/>
           <w:sz w:val="24"/>
           <w:lang w:val="en"/>
         </w:rPr>
-        <w:t xml:space="preserve">4 </w:t>
-      </w:r>
-      <w:r>
-        <w:rPr>
-          <w:rFonts w:ascii="Calibri" w:hAnsi="Calibri" w:cs="Calibri"/>
-          <w:sz w:val="24"/>
-          <w:lang w:val="en"/>
-        </w:rPr>
-        <w:t xml:space="preserve"> link</w:t>
+        <w:t>link</w:t>
       </w:r>
     </w:p>
     <w:p>
@@ -340,7 +334,7 @@
       <w:pPr>
         <w:jc w:val="both"/>
         <w:rPr>
-          <w:rFonts w:ascii="Calibri" w:hAnsi="Calibri" w:cs="Calibri" w:hint="eastAsia"/>
+          <w:rFonts w:ascii="Calibri" w:hAnsi="Calibri" w:cs="Calibri"/>
           <w:sz w:val="24"/>
         </w:rPr>
       </w:pPr>
@@ -869,6 +863,67 @@
     </w:p>
     <w:p>
       <w:pPr>
+        <w:pStyle w:val="Heading2"/>
+        <w:rPr>
+          <w:rFonts w:eastAsiaTheme="minorEastAsia"/>
+        </w:rPr>
+      </w:pPr>
+      <w:r>
+        <w:rPr>
+          <w:rFonts w:hint="eastAsia"/>
+        </w:rPr>
+        <w:t xml:space="preserve">Deliverable 1: Provide a screenshot of step 6 to show your selection. </w:t>
+      </w:r>
+    </w:p>
+    <w:p>
+      <w:pPr>
+        <w:rPr>
+          <w:rFonts w:hint="eastAsia"/>
+        </w:rPr>
+      </w:pPr>
+      <w:r>
+        <w:rPr>
+          <w:noProof/>
+        </w:rPr>
+        <w:drawing>
+          <wp:inline distT="0" distB="0" distL="0" distR="0" wp14:anchorId="4DDD7D79" wp14:editId="19C8D76C">
+            <wp:extent cx="5731510" cy="1613535"/>
+            <wp:effectExtent l="0" t="0" r="2540" b="5715"/>
+            <wp:docPr id="2022267329" name="Picture 1" descr="A screenshot of a computer&#10;&#10;AI-generated content may be incorrect."/>
+            <wp:cNvGraphicFramePr>
+              <a:graphicFrameLocks xmlns:a="http://schemas.openxmlformats.org/drawingml/2006/main" noChangeAspect="1"/>
+            </wp:cNvGraphicFramePr>
+            <a:graphic xmlns:a="http://schemas.openxmlformats.org/drawingml/2006/main">
+              <a:graphicData uri="http://schemas.openxmlformats.org/drawingml/2006/picture">
+                <pic:pic xmlns:pic="http://schemas.openxmlformats.org/drawingml/2006/picture">
+                  <pic:nvPicPr>
+                    <pic:cNvPr id="2022267329" name="Picture 1" descr="A screenshot of a computer&#10;&#10;AI-generated content may be incorrect."/>
+                    <pic:cNvPicPr/>
+                  </pic:nvPicPr>
+                  <pic:blipFill>
+                    <a:blip r:embed="rId9"/>
+                    <a:stretch>
+                      <a:fillRect/>
+                    </a:stretch>
+                  </pic:blipFill>
+                  <pic:spPr>
+                    <a:xfrm>
+                      <a:off x="0" y="0"/>
+                      <a:ext cx="5731510" cy="1613535"/>
+                    </a:xfrm>
+                    <a:prstGeom prst="rect">
+                      <a:avLst/>
+                    </a:prstGeom>
+                  </pic:spPr>
+                </pic:pic>
+              </a:graphicData>
+            </a:graphic>
+          </wp:inline>
+        </w:drawing>
+      </w:r>
+    </w:p>
+    <w:p>
+      <w:pPr>
         <w:pStyle w:val="ListParagraph"/>
         <w:numPr>
           <w:ilvl w:val="0"/>
@@ -937,6 +992,7 @@
           <w:rFonts w:ascii="Calibri" w:hAnsi="Calibri" w:cs="Calibri"/>
           <w:sz w:val="24"/>
         </w:rPr>
+        <w:lastRenderedPageBreak/>
         <w:t>Next, you will explore the different ways to edit the data using the Survey123 widget and the Edit widget.</w:t>
       </w:r>
     </w:p>
@@ -949,43 +1005,46 @@
         </w:numPr>
         <w:jc w:val="both"/>
         <w:rPr>
-          <w:rFonts w:ascii="Calibri" w:hAnsi="Calibri" w:cs="Calibri"/>
-          <w:sz w:val="24"/>
-        </w:rPr>
-      </w:pPr>
-      <w:r>
-        <w:rPr>
-          <w:rFonts w:ascii="Calibri" w:hAnsi="Calibri" w:cs="Calibri"/>
-          <w:sz w:val="24"/>
-        </w:rPr>
-        <w:t>Click the Edit Form tab.</w:t>
-      </w:r>
-    </w:p>
-    <w:p>
-      <w:pPr>
-        <w:pStyle w:val="ListParagraph"/>
-        <w:ind w:left="780"/>
-        <w:jc w:val="both"/>
-        <w:rPr>
-          <w:rFonts w:ascii="Calibri" w:hAnsi="Calibri" w:cs="Calibri"/>
-          <w:sz w:val="24"/>
-        </w:rPr>
-      </w:pPr>
+          <w:rFonts w:ascii="Calibri" w:hAnsi="Calibri" w:cs="Calibri" w:hint="eastAsia"/>
+          <w:sz w:val="24"/>
+        </w:rPr>
+      </w:pPr>
+      <w:r>
+        <w:rPr>
+          <w:rFonts w:ascii="Calibri" w:hAnsi="Calibri" w:cs="Calibri" w:hint="eastAsia"/>
+          <w:sz w:val="24"/>
+        </w:rPr>
+        <w:t xml:space="preserve">Randomly select </w:t>
+      </w:r>
+      <w:r>
+        <w:rPr>
+          <w:rFonts w:ascii="Calibri" w:hAnsi="Calibri" w:cs="Calibri"/>
+          <w:sz w:val="24"/>
+        </w:rPr>
+        <w:t>an</w:t>
+      </w:r>
+      <w:r>
+        <w:rPr>
+          <w:rFonts w:ascii="Calibri" w:hAnsi="Calibri" w:cs="Calibri" w:hint="eastAsia"/>
+          <w:sz w:val="24"/>
+        </w:rPr>
+        <w:t xml:space="preserve"> issue </w:t>
+      </w:r>
       <w:proofErr w:type="gramStart"/>
       <w:r>
         <w:rPr>
-          <w:rFonts w:ascii="Calibri" w:hAnsi="Calibri" w:cs="Calibri"/>
-          <w:sz w:val="24"/>
-        </w:rPr>
-        <w:t>A Survey123</w:t>
+          <w:rFonts w:ascii="Calibri" w:hAnsi="Calibri" w:cs="Calibri" w:hint="eastAsia"/>
+          <w:sz w:val="24"/>
+        </w:rPr>
+        <w:t>in</w:t>
       </w:r>
       <w:proofErr w:type="gramEnd"/>
       <w:r>
         <w:rPr>
-          <w:rFonts w:ascii="Calibri" w:hAnsi="Calibri" w:cs="Calibri"/>
-          <w:sz w:val="24"/>
-        </w:rPr>
-        <w:t xml:space="preserve"> form displays.</w:t>
+          <w:rFonts w:ascii="Calibri" w:hAnsi="Calibri" w:cs="Calibri" w:hint="eastAsia"/>
+          <w:sz w:val="24"/>
+        </w:rPr>
+        <w:t xml:space="preserve"> the left table. </w:t>
       </w:r>
     </w:p>
     <w:p>
@@ -1006,7 +1065,34 @@
           <w:rFonts w:ascii="Calibri" w:hAnsi="Calibri" w:cs="Calibri"/>
           <w:sz w:val="24"/>
         </w:rPr>
-        <w:t>On the form, scroll down to the repeat. Click the Add button to add a new status. Set the status as In Progress and click Submit.</w:t>
+        <w:t>Click the Edit Form tab.</w:t>
+      </w:r>
+    </w:p>
+    <w:p>
+      <w:pPr>
+        <w:pStyle w:val="ListParagraph"/>
+        <w:ind w:left="780"/>
+        <w:jc w:val="both"/>
+        <w:rPr>
+          <w:rFonts w:ascii="Calibri" w:hAnsi="Calibri" w:cs="Calibri"/>
+          <w:sz w:val="24"/>
+        </w:rPr>
+      </w:pPr>
+      <w:proofErr w:type="gramStart"/>
+      <w:r>
+        <w:rPr>
+          <w:rFonts w:ascii="Calibri" w:hAnsi="Calibri" w:cs="Calibri"/>
+          <w:sz w:val="24"/>
+        </w:rPr>
+        <w:t>A Survey123</w:t>
+      </w:r>
+      <w:proofErr w:type="gramEnd"/>
+      <w:r>
+        <w:rPr>
+          <w:rFonts w:ascii="Calibri" w:hAnsi="Calibri" w:cs="Calibri"/>
+          <w:sz w:val="24"/>
+        </w:rPr>
+        <w:t xml:space="preserve"> form displays.</w:t>
       </w:r>
     </w:p>
     <w:p>
@@ -1027,7 +1113,101 @@
           <w:rFonts w:ascii="Calibri" w:hAnsi="Calibri" w:cs="Calibri"/>
           <w:sz w:val="24"/>
         </w:rPr>
-        <w:t>In the Issue table, click Refresh to update the status of the issue.</w:t>
+        <w:t xml:space="preserve">On the form, </w:t>
+      </w:r>
+      <w:r>
+        <w:rPr>
+          <w:rFonts w:ascii="Calibri" w:hAnsi="Calibri" w:cs="Calibri"/>
+          <w:sz w:val="24"/>
+        </w:rPr>
+        <w:t>complete</w:t>
+      </w:r>
+      <w:r>
+        <w:rPr>
+          <w:rFonts w:ascii="Calibri" w:hAnsi="Calibri" w:cs="Calibri" w:hint="eastAsia"/>
+          <w:sz w:val="24"/>
+        </w:rPr>
+        <w:t xml:space="preserve"> the required information and</w:t>
+      </w:r>
+      <w:r>
+        <w:rPr>
+          <w:rFonts w:ascii="Calibri" w:hAnsi="Calibri" w:cs="Calibri"/>
+          <w:sz w:val="24"/>
+        </w:rPr>
+        <w:t xml:space="preserve"> click Submit.</w:t>
+      </w:r>
+    </w:p>
+    <w:p>
+      <w:pPr>
+        <w:pStyle w:val="Heading2"/>
+        <w:rPr>
+          <w:rFonts w:eastAsiaTheme="minorEastAsia"/>
+        </w:rPr>
+      </w:pPr>
+      <w:r>
+        <w:rPr>
+          <w:rFonts w:hint="eastAsia"/>
+        </w:rPr>
+        <w:t xml:space="preserve">Deliverable 2: Provide a screenshot of </w:t>
+      </w:r>
+      <w:r>
+        <w:t>‘</w:t>
+      </w:r>
+      <w:r>
+        <w:rPr>
+          <w:rFonts w:hint="eastAsia"/>
+        </w:rPr>
+        <w:t>Your Response was submitted successfully</w:t>
+      </w:r>
+      <w:r>
+        <w:t>’</w:t>
+      </w:r>
+    </w:p>
+    <w:p>
+      <w:pPr>
+        <w:rPr>
+          <w:rFonts w:hint="eastAsia"/>
+        </w:rPr>
+      </w:pPr>
+      <w:r>
+        <w:rPr>
+          <w:noProof/>
+        </w:rPr>
+        <w:drawing>
+          <wp:inline distT="0" distB="0" distL="0" distR="0" wp14:anchorId="0A1162C1" wp14:editId="73F40EE4">
+            <wp:extent cx="5731510" cy="2582545"/>
+            <wp:effectExtent l="0" t="0" r="2540" b="8255"/>
+            <wp:docPr id="1040383484" name="Picture 1" descr="A screenshot of a computer&#10;&#10;AI-generated content may be incorrect."/>
+            <wp:cNvGraphicFramePr>
+              <a:graphicFrameLocks xmlns:a="http://schemas.openxmlformats.org/drawingml/2006/main" noChangeAspect="1"/>
+            </wp:cNvGraphicFramePr>
+            <a:graphic xmlns:a="http://schemas.openxmlformats.org/drawingml/2006/main">
+              <a:graphicData uri="http://schemas.openxmlformats.org/drawingml/2006/picture">
+                <pic:pic xmlns:pic="http://schemas.openxmlformats.org/drawingml/2006/picture">
+                  <pic:nvPicPr>
+                    <pic:cNvPr id="1040383484" name="Picture 1" descr="A screenshot of a computer&#10;&#10;AI-generated content may be incorrect."/>
+                    <pic:cNvPicPr/>
+                  </pic:nvPicPr>
+                  <pic:blipFill>
+                    <a:blip r:embed="rId10"/>
+                    <a:stretch>
+                      <a:fillRect/>
+                    </a:stretch>
+                  </pic:blipFill>
+                  <pic:spPr>
+                    <a:xfrm>
+                      <a:off x="0" y="0"/>
+                      <a:ext cx="5731510" cy="2582545"/>
+                    </a:xfrm>
+                    <a:prstGeom prst="rect">
+                      <a:avLst/>
+                    </a:prstGeom>
+                  </pic:spPr>
+                </pic:pic>
+              </a:graphicData>
+            </a:graphic>
+          </wp:inline>
+        </w:drawing>
       </w:r>
     </w:p>
     <w:p>
@@ -1048,25 +1228,7 @@
           <w:rFonts w:ascii="Calibri" w:hAnsi="Calibri" w:cs="Calibri"/>
           <w:sz w:val="24"/>
         </w:rPr>
-        <w:t>Click the Edit widget.</w:t>
-      </w:r>
-    </w:p>
-    <w:p>
-      <w:pPr>
-        <w:pStyle w:val="ListParagraph"/>
-        <w:ind w:left="780"/>
-        <w:jc w:val="both"/>
-        <w:rPr>
-          <w:rFonts w:ascii="Calibri" w:hAnsi="Calibri" w:cs="Calibri"/>
-          <w:sz w:val="24"/>
-        </w:rPr>
-      </w:pPr>
-      <w:r>
-        <w:rPr>
-          <w:rFonts w:ascii="Calibri" w:hAnsi="Calibri" w:cs="Calibri"/>
-          <w:sz w:val="24"/>
-        </w:rPr>
-        <w:t>The Edit widget appears, configured to edit only attributes in this space, although it is capable of editing geometries as well.</w:t>
+        <w:t>In the Issue table, click Refresh to update the status of the issue.</w:t>
       </w:r>
     </w:p>
     <w:p>
@@ -1087,8 +1249,28 @@
           <w:rFonts w:ascii="Calibri" w:hAnsi="Calibri" w:cs="Calibri"/>
           <w:sz w:val="24"/>
         </w:rPr>
-        <w:lastRenderedPageBreak/>
-        <w:t>In the Edit widget, update the level of urgency and then click Update.</w:t>
+        <w:t>Randomly</w:t>
+      </w:r>
+      <w:r>
+        <w:rPr>
+          <w:rFonts w:ascii="Calibri" w:hAnsi="Calibri" w:cs="Calibri" w:hint="eastAsia"/>
+          <w:sz w:val="24"/>
+        </w:rPr>
+        <w:t xml:space="preserve"> select one </w:t>
+      </w:r>
+      <w:r>
+        <w:rPr>
+          <w:rFonts w:ascii="Calibri" w:hAnsi="Calibri" w:cs="Calibri"/>
+          <w:sz w:val="24"/>
+        </w:rPr>
+        <w:t>issue</w:t>
+      </w:r>
+      <w:r>
+        <w:rPr>
+          <w:rFonts w:ascii="Calibri" w:hAnsi="Calibri" w:cs="Calibri" w:hint="eastAsia"/>
+          <w:sz w:val="24"/>
+        </w:rPr>
+        <w:t xml:space="preserve"> from the left table.</w:t>
       </w:r>
     </w:p>
     <w:p>
@@ -1109,7 +1291,7 @@
           <w:rFonts w:ascii="Calibri" w:hAnsi="Calibri" w:cs="Calibri"/>
           <w:sz w:val="24"/>
         </w:rPr>
-        <w:t>In the Issue table, click Refresh.</w:t>
+        <w:t>Click the Edit widget.</w:t>
       </w:r>
     </w:p>
     <w:p>
@@ -1127,25 +1309,7 @@
           <w:rFonts w:ascii="Calibri" w:hAnsi="Calibri" w:cs="Calibri"/>
           <w:sz w:val="24"/>
         </w:rPr>
-        <w:t>The Level of Urgency of the issue has been updated.</w:t>
-      </w:r>
-    </w:p>
-    <w:p>
-      <w:pPr>
-        <w:pStyle w:val="ListParagraph"/>
-        <w:ind w:left="780"/>
-        <w:jc w:val="both"/>
-        <w:rPr>
-          <w:rFonts w:ascii="Calibri" w:hAnsi="Calibri" w:cs="Calibri"/>
-          <w:sz w:val="24"/>
-        </w:rPr>
-      </w:pPr>
-      <w:r>
-        <w:rPr>
-          <w:rFonts w:ascii="Calibri" w:hAnsi="Calibri" w:cs="Calibri"/>
-          <w:sz w:val="24"/>
-        </w:rPr>
-        <w:t>Next, you will explore how these functions are configured.</w:t>
+        <w:t>The Edit widget appears, configured to edit only attributes in this space, although it is capable of editing geometries as well.</w:t>
       </w:r>
     </w:p>
     <w:p>
@@ -1166,7 +1330,7 @@
           <w:rFonts w:ascii="Calibri" w:hAnsi="Calibri" w:cs="Calibri"/>
           <w:sz w:val="24"/>
         </w:rPr>
-        <w:t>Click the previous Browser tab to return to the configuration mode of the experience.</w:t>
+        <w:t>In the Edit widget, update the level of urgency and then click Update.</w:t>
       </w:r>
     </w:p>
     <w:p>
@@ -1187,7 +1351,7 @@
           <w:rFonts w:ascii="Calibri" w:hAnsi="Calibri" w:cs="Calibri"/>
           <w:sz w:val="24"/>
         </w:rPr>
-        <w:t>On the toolbar on the left, or left sidebar, click the Data button to display the Campus Issue Reviewer map in the app.</w:t>
+        <w:t>In the Issue table, click Refresh.</w:t>
       </w:r>
     </w:p>
     <w:p>
@@ -1205,7 +1369,25 @@
           <w:rFonts w:ascii="Calibri" w:hAnsi="Calibri" w:cs="Calibri"/>
           <w:sz w:val="24"/>
         </w:rPr>
-        <w:t>The web map has a Source button for you to review the web map’s item page with details if needed.</w:t>
+        <w:t>The Level of Urgency of the issue has been updated.</w:t>
+      </w:r>
+    </w:p>
+    <w:p>
+      <w:pPr>
+        <w:pStyle w:val="ListParagraph"/>
+        <w:ind w:left="780"/>
+        <w:jc w:val="both"/>
+        <w:rPr>
+          <w:rFonts w:ascii="Calibri" w:hAnsi="Calibri" w:cs="Calibri"/>
+          <w:sz w:val="24"/>
+        </w:rPr>
+      </w:pPr>
+      <w:r>
+        <w:rPr>
+          <w:rFonts w:ascii="Calibri" w:hAnsi="Calibri" w:cs="Calibri"/>
+          <w:sz w:val="24"/>
+        </w:rPr>
+        <w:t>Next, you will explore how these functions are configured.</w:t>
       </w:r>
     </w:p>
     <w:p>
@@ -1226,25 +1408,7 @@
           <w:rFonts w:ascii="Calibri" w:hAnsi="Calibri" w:cs="Calibri"/>
           <w:sz w:val="24"/>
         </w:rPr>
-        <w:t>On the left sidebar, click the Page button.</w:t>
-      </w:r>
-    </w:p>
-    <w:p>
-      <w:pPr>
-        <w:pStyle w:val="ListParagraph"/>
-        <w:ind w:left="780"/>
-        <w:jc w:val="both"/>
-        <w:rPr>
-          <w:rFonts w:ascii="Calibri" w:hAnsi="Calibri" w:cs="Calibri"/>
-          <w:sz w:val="24"/>
-        </w:rPr>
-      </w:pPr>
-      <w:r>
-        <w:rPr>
-          <w:rFonts w:ascii="Calibri" w:hAnsi="Calibri" w:cs="Calibri"/>
-          <w:sz w:val="24"/>
-        </w:rPr>
-        <w:t>This app has only one page. Its outline displays the header and the body, including all the widgets used in the app.</w:t>
+        <w:t>Click the previous Browser tab to return to the configuration mode of the experience.</w:t>
       </w:r>
     </w:p>
     <w:p>
@@ -1265,7 +1429,25 @@
           <w:rFonts w:ascii="Calibri" w:hAnsi="Calibri" w:cs="Calibri"/>
           <w:sz w:val="24"/>
         </w:rPr>
-        <w:t>On the Preview page, hover over the header and click Edit Header.</w:t>
+        <w:t>On the toolbar on the left, or left sidebar, click the Data button to display the Campus Issue Reviewer map in the app.</w:t>
+      </w:r>
+    </w:p>
+    <w:p>
+      <w:pPr>
+        <w:pStyle w:val="ListParagraph"/>
+        <w:ind w:left="780"/>
+        <w:jc w:val="both"/>
+        <w:rPr>
+          <w:rFonts w:ascii="Calibri" w:hAnsi="Calibri" w:cs="Calibri"/>
+          <w:sz w:val="24"/>
+        </w:rPr>
+      </w:pPr>
+      <w:r>
+        <w:rPr>
+          <w:rFonts w:ascii="Calibri" w:hAnsi="Calibri" w:cs="Calibri"/>
+          <w:sz w:val="24"/>
+        </w:rPr>
+        <w:t>The web map has a Source button for you to review the web map’s item page with details if needed.</w:t>
       </w:r>
     </w:p>
     <w:p>
@@ -1286,7 +1468,7 @@
           <w:rFonts w:ascii="Calibri" w:hAnsi="Calibri" w:cs="Calibri"/>
           <w:sz w:val="24"/>
         </w:rPr>
-        <w:t>Click the Status and Issue Type filter.</w:t>
+        <w:t>On the left sidebar, click the Page button.</w:t>
       </w:r>
     </w:p>
     <w:p>
@@ -1304,7 +1486,7 @@
           <w:rFonts w:ascii="Calibri" w:hAnsi="Calibri" w:cs="Calibri"/>
           <w:sz w:val="24"/>
         </w:rPr>
-        <w:t>Its settings appear on the right side. It is configured to use the Issues layer.</w:t>
+        <w:t>This app has only one page. Its outline displays the header and the body, including all the widgets used in the app.</w:t>
       </w:r>
     </w:p>
     <w:p>
@@ -1325,7 +1507,8 @@
           <w:rFonts w:ascii="Calibri" w:hAnsi="Calibri" w:cs="Calibri"/>
           <w:sz w:val="24"/>
         </w:rPr>
-        <w:t>Click the Issues filter.</w:t>
+        <w:lastRenderedPageBreak/>
+        <w:t>On the Preview page, hover over the header and click Edit Header.</w:t>
       </w:r>
     </w:p>
     <w:p>
@@ -1341,21 +1524,12 @@
           <w:sz w:val="24"/>
         </w:rPr>
       </w:pPr>
-      <w:proofErr w:type="gramStart"/>
-      <w:r>
-        <w:rPr>
-          <w:rFonts w:ascii="Calibri" w:hAnsi="Calibri" w:cs="Calibri"/>
-          <w:sz w:val="24"/>
-        </w:rPr>
-        <w:t>Click</w:t>
-      </w:r>
-      <w:proofErr w:type="gramEnd"/>
-      <w:r>
-        <w:rPr>
-          <w:rFonts w:ascii="Calibri" w:hAnsi="Calibri" w:cs="Calibri"/>
-          <w:sz w:val="24"/>
-        </w:rPr>
-        <w:t xml:space="preserve"> SQL Expression Builder and review how the filter is configured on the Status and Issue Type fields.</w:t>
+      <w:r>
+        <w:rPr>
+          <w:rFonts w:ascii="Calibri" w:hAnsi="Calibri" w:cs="Calibri"/>
+          <w:sz w:val="24"/>
+        </w:rPr>
+        <w:t>Click the Status and Issue Type filter.</w:t>
       </w:r>
     </w:p>
     <w:p>
@@ -1373,7 +1547,7 @@
           <w:rFonts w:ascii="Calibri" w:hAnsi="Calibri" w:cs="Calibri"/>
           <w:sz w:val="24"/>
         </w:rPr>
-        <w:t>Because it filters the Issues layer, the filter affects all the widgets using this layer, including the number of issues, the chart, the table, and the map.</w:t>
+        <w:t>Its settings appear on the right side. It is configured to use the Issues layer.</w:t>
       </w:r>
     </w:p>
     <w:p>
@@ -1394,7 +1568,7 @@
           <w:rFonts w:ascii="Calibri" w:hAnsi="Calibri" w:cs="Calibri"/>
           <w:sz w:val="24"/>
         </w:rPr>
-        <w:t>Click Cancel.</w:t>
+        <w:t>Click the Issues filter.</w:t>
       </w:r>
     </w:p>
     <w:p>
@@ -1410,12 +1584,21 @@
           <w:sz w:val="24"/>
         </w:rPr>
       </w:pPr>
-      <w:r>
-        <w:rPr>
-          <w:rFonts w:ascii="Calibri" w:hAnsi="Calibri" w:cs="Calibri"/>
-          <w:sz w:val="24"/>
-        </w:rPr>
-        <w:t>In the Page view, click the Issue table to open the Issue Table settings. Click Action.</w:t>
+      <w:proofErr w:type="gramStart"/>
+      <w:r>
+        <w:rPr>
+          <w:rFonts w:ascii="Calibri" w:hAnsi="Calibri" w:cs="Calibri"/>
+          <w:sz w:val="24"/>
+        </w:rPr>
+        <w:t>Click</w:t>
+      </w:r>
+      <w:proofErr w:type="gramEnd"/>
+      <w:r>
+        <w:rPr>
+          <w:rFonts w:ascii="Calibri" w:hAnsi="Calibri" w:cs="Calibri"/>
+          <w:sz w:val="24"/>
+        </w:rPr>
+        <w:t xml:space="preserve"> SQL Expression Builder and review how the filter is configured on the Status and Issue Type fields.</w:t>
       </w:r>
     </w:p>
     <w:p>
@@ -1433,75 +1616,7 @@
           <w:rFonts w:ascii="Calibri" w:hAnsi="Calibri" w:cs="Calibri"/>
           <w:sz w:val="24"/>
         </w:rPr>
-        <w:t xml:space="preserve">Under Message Action, when a record is clicked or selected in the table, the map pans </w:t>
-      </w:r>
-      <w:proofErr w:type="gramStart"/>
-      <w:r>
-        <w:rPr>
-          <w:rFonts w:ascii="Calibri" w:hAnsi="Calibri" w:cs="Calibri"/>
-          <w:sz w:val="24"/>
-        </w:rPr>
-        <w:t>to</w:t>
-      </w:r>
-      <w:proofErr w:type="gramEnd"/>
-      <w:r>
-        <w:rPr>
-          <w:rFonts w:ascii="Calibri" w:hAnsi="Calibri" w:cs="Calibri"/>
-          <w:sz w:val="24"/>
-        </w:rPr>
-        <w:t>, zooms to, and flashes the selected record.</w:t>
-      </w:r>
-    </w:p>
-    <w:p>
-      <w:pPr>
-        <w:pStyle w:val="ListParagraph"/>
-        <w:ind w:left="780"/>
-        <w:jc w:val="both"/>
-        <w:rPr>
-          <w:rFonts w:ascii="Calibri" w:hAnsi="Calibri" w:cs="Calibri"/>
-          <w:sz w:val="24"/>
-        </w:rPr>
-      </w:pPr>
-      <w:r>
-        <w:rPr>
-          <w:rFonts w:ascii="Calibri" w:hAnsi="Calibri" w:cs="Calibri"/>
-          <w:sz w:val="24"/>
-        </w:rPr>
-        <w:t xml:space="preserve">Clicking a record </w:t>
-      </w:r>
-      <w:proofErr w:type="gramStart"/>
-      <w:r>
-        <w:rPr>
-          <w:rFonts w:ascii="Calibri" w:hAnsi="Calibri" w:cs="Calibri"/>
-          <w:sz w:val="24"/>
-        </w:rPr>
-        <w:t>in</w:t>
-      </w:r>
-      <w:proofErr w:type="gramEnd"/>
-      <w:r>
-        <w:rPr>
-          <w:rFonts w:ascii="Calibri" w:hAnsi="Calibri" w:cs="Calibri"/>
-          <w:sz w:val="24"/>
-        </w:rPr>
-        <w:t xml:space="preserve"> the table selects the record. The selected record is passed to the Feature Info, Survey, and Edit widgets.</w:t>
-      </w:r>
-    </w:p>
-    <w:p>
-      <w:pPr>
-        <w:pStyle w:val="ListParagraph"/>
-        <w:ind w:left="780"/>
-        <w:jc w:val="both"/>
-        <w:rPr>
-          <w:rFonts w:ascii="Calibri" w:hAnsi="Calibri" w:cs="Calibri"/>
-          <w:sz w:val="24"/>
-        </w:rPr>
-      </w:pPr>
-      <w:r>
-        <w:rPr>
-          <w:rFonts w:ascii="Calibri" w:hAnsi="Calibri" w:cs="Calibri"/>
-          <w:sz w:val="24"/>
-        </w:rPr>
-        <w:t>Next, you will explore how the Edit Form section is configured.</w:t>
+        <w:t>Because it filters the Issues layer, the filter affects all the widgets using this layer, including the number of issues, the chart, the table, and the map.</w:t>
       </w:r>
     </w:p>
     <w:p>
@@ -1522,25 +1637,7 @@
           <w:rFonts w:ascii="Calibri" w:hAnsi="Calibri" w:cs="Calibri"/>
           <w:sz w:val="24"/>
         </w:rPr>
-        <w:t>In the Page outline, expand Section, expand the Edit Form view, and click the Survey widget.</w:t>
-      </w:r>
-    </w:p>
-    <w:p>
-      <w:pPr>
-        <w:pStyle w:val="ListParagraph"/>
-        <w:ind w:left="780"/>
-        <w:jc w:val="both"/>
-        <w:rPr>
-          <w:rFonts w:ascii="Calibri" w:hAnsi="Calibri" w:cs="Calibri"/>
-          <w:sz w:val="24"/>
-        </w:rPr>
-      </w:pPr>
-      <w:r>
-        <w:rPr>
-          <w:rFonts w:ascii="Calibri" w:hAnsi="Calibri" w:cs="Calibri"/>
-          <w:sz w:val="24"/>
-        </w:rPr>
-        <w:t>In the Survey widget settings, the mode is set to Edit an Existing Record. Its source layer is set to the Issues layer, which means that this widget is configured to receive data from the layer when an issue is selected.</w:t>
+        <w:t>Click Cancel.</w:t>
       </w:r>
     </w:p>
     <w:p>
@@ -1561,6 +1658,152 @@
           <w:rFonts w:ascii="Calibri" w:hAnsi="Calibri" w:cs="Calibri"/>
           <w:sz w:val="24"/>
         </w:rPr>
+        <w:t>In the Page view, click the Issue table to open the Issue Table settings. Click Action.</w:t>
+      </w:r>
+    </w:p>
+    <w:p>
+      <w:pPr>
+        <w:pStyle w:val="ListParagraph"/>
+        <w:ind w:left="780"/>
+        <w:jc w:val="both"/>
+        <w:rPr>
+          <w:rFonts w:ascii="Calibri" w:hAnsi="Calibri" w:cs="Calibri"/>
+          <w:sz w:val="24"/>
+        </w:rPr>
+      </w:pPr>
+      <w:r>
+        <w:rPr>
+          <w:rFonts w:ascii="Calibri" w:hAnsi="Calibri" w:cs="Calibri"/>
+          <w:sz w:val="24"/>
+        </w:rPr>
+        <w:t xml:space="preserve">Under Message Action, when a record is clicked or selected in the table, the map pans </w:t>
+      </w:r>
+      <w:proofErr w:type="gramStart"/>
+      <w:r>
+        <w:rPr>
+          <w:rFonts w:ascii="Calibri" w:hAnsi="Calibri" w:cs="Calibri"/>
+          <w:sz w:val="24"/>
+        </w:rPr>
+        <w:t>to</w:t>
+      </w:r>
+      <w:proofErr w:type="gramEnd"/>
+      <w:r>
+        <w:rPr>
+          <w:rFonts w:ascii="Calibri" w:hAnsi="Calibri" w:cs="Calibri"/>
+          <w:sz w:val="24"/>
+        </w:rPr>
+        <w:t>, zooms to, and flashes the selected record.</w:t>
+      </w:r>
+    </w:p>
+    <w:p>
+      <w:pPr>
+        <w:pStyle w:val="ListParagraph"/>
+        <w:ind w:left="780"/>
+        <w:jc w:val="both"/>
+        <w:rPr>
+          <w:rFonts w:ascii="Calibri" w:hAnsi="Calibri" w:cs="Calibri"/>
+          <w:sz w:val="24"/>
+        </w:rPr>
+      </w:pPr>
+      <w:r>
+        <w:rPr>
+          <w:rFonts w:ascii="Calibri" w:hAnsi="Calibri" w:cs="Calibri"/>
+          <w:sz w:val="24"/>
+        </w:rPr>
+        <w:t xml:space="preserve">Clicking a record </w:t>
+      </w:r>
+      <w:proofErr w:type="gramStart"/>
+      <w:r>
+        <w:rPr>
+          <w:rFonts w:ascii="Calibri" w:hAnsi="Calibri" w:cs="Calibri"/>
+          <w:sz w:val="24"/>
+        </w:rPr>
+        <w:t>in</w:t>
+      </w:r>
+      <w:proofErr w:type="gramEnd"/>
+      <w:r>
+        <w:rPr>
+          <w:rFonts w:ascii="Calibri" w:hAnsi="Calibri" w:cs="Calibri"/>
+          <w:sz w:val="24"/>
+        </w:rPr>
+        <w:t xml:space="preserve"> the table selects the record. The selected record is passed to the Feature Info, Survey, and Edit widgets.</w:t>
+      </w:r>
+    </w:p>
+    <w:p>
+      <w:pPr>
+        <w:pStyle w:val="ListParagraph"/>
+        <w:ind w:left="780"/>
+        <w:jc w:val="both"/>
+        <w:rPr>
+          <w:rFonts w:ascii="Calibri" w:hAnsi="Calibri" w:cs="Calibri"/>
+          <w:sz w:val="24"/>
+        </w:rPr>
+      </w:pPr>
+      <w:r>
+        <w:rPr>
+          <w:rFonts w:ascii="Calibri" w:hAnsi="Calibri" w:cs="Calibri"/>
+          <w:sz w:val="24"/>
+        </w:rPr>
+        <w:t>Next, you will explore how the Edit Form section is configured.</w:t>
+      </w:r>
+    </w:p>
+    <w:p>
+      <w:pPr>
+        <w:pStyle w:val="ListParagraph"/>
+        <w:numPr>
+          <w:ilvl w:val="0"/>
+          <w:numId w:val="6"/>
+        </w:numPr>
+        <w:jc w:val="both"/>
+        <w:rPr>
+          <w:rFonts w:ascii="Calibri" w:hAnsi="Calibri" w:cs="Calibri"/>
+          <w:sz w:val="24"/>
+        </w:rPr>
+      </w:pPr>
+      <w:r>
+        <w:rPr>
+          <w:rFonts w:ascii="Calibri" w:hAnsi="Calibri" w:cs="Calibri"/>
+          <w:sz w:val="24"/>
+        </w:rPr>
+        <w:t>In the Page outline, expand Section, expand the Edit Form view, and click the Survey widget.</w:t>
+      </w:r>
+    </w:p>
+    <w:p>
+      <w:pPr>
+        <w:pStyle w:val="ListParagraph"/>
+        <w:ind w:left="780"/>
+        <w:jc w:val="both"/>
+        <w:rPr>
+          <w:rFonts w:ascii="Calibri" w:hAnsi="Calibri" w:cs="Calibri"/>
+          <w:sz w:val="24"/>
+        </w:rPr>
+      </w:pPr>
+      <w:r>
+        <w:rPr>
+          <w:rFonts w:ascii="Calibri" w:hAnsi="Calibri" w:cs="Calibri"/>
+          <w:sz w:val="24"/>
+        </w:rPr>
+        <w:t>In the Survey widget settings, the mode is set to Edit an Existing Record. Its source layer is set to the Issues layer, which means that this widget is configured to receive data from the layer when an issue is selected.</w:t>
+      </w:r>
+    </w:p>
+    <w:p>
+      <w:pPr>
+        <w:pStyle w:val="ListParagraph"/>
+        <w:numPr>
+          <w:ilvl w:val="0"/>
+          <w:numId w:val="6"/>
+        </w:numPr>
+        <w:jc w:val="both"/>
+        <w:rPr>
+          <w:rFonts w:ascii="Calibri" w:hAnsi="Calibri" w:cs="Calibri"/>
+          <w:sz w:val="24"/>
+        </w:rPr>
+      </w:pPr>
+      <w:r>
+        <w:rPr>
+          <w:rFonts w:ascii="Calibri" w:hAnsi="Calibri" w:cs="Calibri"/>
+          <w:sz w:val="24"/>
+        </w:rPr>
         <w:t xml:space="preserve">If you </w:t>
       </w:r>
       <w:proofErr w:type="gramStart"/>
@@ -1618,7 +1861,6 @@
           <w:rFonts w:ascii="Calibri" w:hAnsi="Calibri" w:cs="Calibri" w:hint="eastAsia"/>
           <w:sz w:val="24"/>
         </w:rPr>
-        <w:lastRenderedPageBreak/>
         <w:t xml:space="preserve">Section 2: </w:t>
       </w:r>
       <w:r>
@@ -1832,7 +2074,7 @@
       <w:pPr>
         <w:pStyle w:val="NormalWeb"/>
         <w:rPr>
-          <w:rFonts w:eastAsiaTheme="minorEastAsia" w:hint="eastAsia"/>
+          <w:rFonts w:eastAsiaTheme="minorEastAsia"/>
         </w:rPr>
       </w:pPr>
       <w:r>
@@ -1858,6 +2100,7 @@
         <w:rPr>
           <w:rFonts w:eastAsiaTheme="minorEastAsia" w:hint="eastAsia"/>
         </w:rPr>
+        <w:lastRenderedPageBreak/>
         <w:t xml:space="preserve">Deliverable 2: </w:t>
       </w:r>
       <w:r>
@@ -1988,29 +2231,71 @@
       <w:pPr>
         <w:jc w:val="both"/>
         <w:rPr>
+          <w:rFonts w:ascii="Calibri" w:hAnsi="Calibri" w:cs="Calibri"/>
+          <w:sz w:val="24"/>
+        </w:rPr>
+      </w:pPr>
+      <w:r>
+        <w:rPr>
           <w:rFonts w:ascii="Calibri" w:hAnsi="Calibri" w:cs="Calibri" w:hint="eastAsia"/>
           <w:sz w:val="24"/>
         </w:rPr>
-      </w:pPr>
+        <w:t xml:space="preserve">Deliverable 2: </w:t>
+      </w:r>
       <w:r>
         <w:rPr>
           <w:rFonts w:ascii="Calibri" w:hAnsi="Calibri" w:cs="Calibri" w:hint="eastAsia"/>
           <w:sz w:val="24"/>
         </w:rPr>
-        <w:t xml:space="preserve">Deliverable 2: </w:t>
+        <w:t>Submit your</w:t>
       </w:r>
       <w:r>
         <w:rPr>
           <w:rFonts w:ascii="Calibri" w:hAnsi="Calibri" w:cs="Calibri" w:hint="eastAsia"/>
           <w:sz w:val="24"/>
         </w:rPr>
-        <w:t>Submit your</w:t>
+        <w:t xml:space="preserve"> </w:t>
       </w:r>
       <w:r>
         <w:rPr>
           <w:rFonts w:ascii="Calibri" w:hAnsi="Calibri" w:cs="Calibri" w:hint="eastAsia"/>
           <w:sz w:val="24"/>
         </w:rPr>
+        <w:t>HTML file</w:t>
+      </w:r>
+      <w:r>
+        <w:rPr>
+          <w:rFonts w:ascii="Calibri" w:hAnsi="Calibri" w:cs="Calibri" w:hint="eastAsia"/>
+          <w:sz w:val="24"/>
+        </w:rPr>
+        <w:t xml:space="preserve"> to </w:t>
+      </w:r>
+      <w:r>
+        <w:rPr>
+          <w:rFonts w:ascii="Calibri" w:hAnsi="Calibri" w:cs="Calibri" w:hint="eastAsia"/>
+          <w:sz w:val="24"/>
+        </w:rPr>
+        <w:t xml:space="preserve">the </w:t>
+      </w:r>
+      <w:r>
+        <w:rPr>
+          <w:rFonts w:ascii="Calibri" w:hAnsi="Calibri" w:cs="Calibri" w:hint="eastAsia"/>
+          <w:sz w:val="24"/>
+        </w:rPr>
+        <w:t>lab link</w:t>
+      </w:r>
+      <w:r>
+        <w:rPr>
+          <w:rFonts w:ascii="Calibri" w:hAnsi="Calibri" w:cs="Calibri" w:hint="eastAsia"/>
+          <w:sz w:val="24"/>
+        </w:rPr>
+        <w:t>.</w:t>
+      </w:r>
+      <w:r>
+        <w:rPr>
+          <w:rFonts w:ascii="Calibri" w:hAnsi="Calibri" w:cs="Calibri" w:hint="eastAsia"/>
+          <w:sz w:val="24"/>
+        </w:rPr>
         <w:t xml:space="preserve"> </w:t>
       </w:r>
       <w:r>
@@ -2018,36 +2303,54 @@
           <w:rFonts w:ascii="Calibri" w:hAnsi="Calibri" w:cs="Calibri" w:hint="eastAsia"/>
           <w:sz w:val="24"/>
         </w:rPr>
-        <w:t>HTML file</w:t>
+        <w:t>M</w:t>
       </w:r>
       <w:r>
         <w:rPr>
           <w:rFonts w:ascii="Calibri" w:hAnsi="Calibri" w:cs="Calibri" w:hint="eastAsia"/>
           <w:sz w:val="24"/>
         </w:rPr>
-        <w:t xml:space="preserve"> to </w:t>
+        <w:t xml:space="preserve">ake sure </w:t>
       </w:r>
       <w:r>
         <w:rPr>
           <w:rFonts w:ascii="Calibri" w:hAnsi="Calibri" w:cs="Calibri" w:hint="eastAsia"/>
           <w:sz w:val="24"/>
         </w:rPr>
-        <w:t xml:space="preserve">the </w:t>
-      </w:r>
+        <w:t xml:space="preserve">the file opens </w:t>
+      </w:r>
+      <w:proofErr w:type="gramStart"/>
       <w:r>
         <w:rPr>
           <w:rFonts w:ascii="Calibri" w:hAnsi="Calibri" w:cs="Calibri" w:hint="eastAsia"/>
           <w:sz w:val="24"/>
         </w:rPr>
-        <w:t>lab link</w:t>
-      </w:r>
+        <w:t>properly</w:t>
+      </w:r>
+      <w:proofErr w:type="gramEnd"/>
       <w:r>
         <w:rPr>
           <w:rFonts w:ascii="Calibri" w:hAnsi="Calibri" w:cs="Calibri" w:hint="eastAsia"/>
           <w:sz w:val="24"/>
         </w:rPr>
+        <w:t xml:space="preserve"> and the map is </w:t>
+      </w:r>
+      <w:proofErr w:type="gramStart"/>
+      <w:r>
+        <w:rPr>
+          <w:rFonts w:ascii="Calibri" w:hAnsi="Calibri" w:cs="Calibri" w:hint="eastAsia"/>
+          <w:sz w:val="24"/>
+        </w:rPr>
+        <w:t>displayed.</w:t>
+      </w:r>
+      <w:r>
+        <w:rPr>
+          <w:rFonts w:ascii="Calibri" w:hAnsi="Calibri" w:cs="Calibri" w:hint="eastAsia"/>
+          <w:sz w:val="24"/>
+        </w:rPr>
         <w:t>.</w:t>
       </w:r>
+      <w:proofErr w:type="gramEnd"/>
       <w:r>
         <w:rPr>
           <w:rFonts w:ascii="Calibri" w:hAnsi="Calibri" w:cs="Calibri" w:hint="eastAsia"/>
@@ -2055,72 +2358,12 @@
         </w:rPr>
         <w:t xml:space="preserve"> </w:t>
       </w:r>
-      <w:r>
-        <w:rPr>
-          <w:rFonts w:ascii="Calibri" w:hAnsi="Calibri" w:cs="Calibri" w:hint="eastAsia"/>
-          <w:sz w:val="24"/>
-        </w:rPr>
-        <w:t>M</w:t>
-      </w:r>
-      <w:r>
-        <w:rPr>
-          <w:rFonts w:ascii="Calibri" w:hAnsi="Calibri" w:cs="Calibri" w:hint="eastAsia"/>
-          <w:sz w:val="24"/>
-        </w:rPr>
-        <w:t xml:space="preserve">ake sure </w:t>
-      </w:r>
-      <w:r>
-        <w:rPr>
-          <w:rFonts w:ascii="Calibri" w:hAnsi="Calibri" w:cs="Calibri" w:hint="eastAsia"/>
-          <w:sz w:val="24"/>
-        </w:rPr>
-        <w:t xml:space="preserve">the file opens </w:t>
-      </w:r>
-      <w:proofErr w:type="gramStart"/>
-      <w:r>
-        <w:rPr>
-          <w:rFonts w:ascii="Calibri" w:hAnsi="Calibri" w:cs="Calibri" w:hint="eastAsia"/>
-          <w:sz w:val="24"/>
-        </w:rPr>
-        <w:t>properly</w:t>
-      </w:r>
-      <w:proofErr w:type="gramEnd"/>
-      <w:r>
-        <w:rPr>
-          <w:rFonts w:ascii="Calibri" w:hAnsi="Calibri" w:cs="Calibri" w:hint="eastAsia"/>
-          <w:sz w:val="24"/>
-        </w:rPr>
-        <w:t xml:space="preserve"> and the map is </w:t>
-      </w:r>
-      <w:proofErr w:type="gramStart"/>
-      <w:r>
-        <w:rPr>
-          <w:rFonts w:ascii="Calibri" w:hAnsi="Calibri" w:cs="Calibri" w:hint="eastAsia"/>
-          <w:sz w:val="24"/>
-        </w:rPr>
-        <w:t>displayed.</w:t>
-      </w:r>
-      <w:r>
-        <w:rPr>
-          <w:rFonts w:ascii="Calibri" w:hAnsi="Calibri" w:cs="Calibri" w:hint="eastAsia"/>
-          <w:sz w:val="24"/>
-        </w:rPr>
-        <w:t>.</w:t>
-      </w:r>
-      <w:proofErr w:type="gramEnd"/>
-      <w:r>
-        <w:rPr>
-          <w:rFonts w:ascii="Calibri" w:hAnsi="Calibri" w:cs="Calibri" w:hint="eastAsia"/>
-          <w:sz w:val="24"/>
-        </w:rPr>
-        <w:t xml:space="preserve"> </w:t>
-      </w:r>
-    </w:p>
-    <w:p>
-      <w:pPr>
-        <w:jc w:val="both"/>
-        <w:rPr>
-          <w:rFonts w:ascii="Calibri" w:hAnsi="Calibri" w:cs="Calibri" w:hint="eastAsia"/>
+    </w:p>
+    <w:p>
+      <w:pPr>
+        <w:jc w:val="both"/>
+        <w:rPr>
+          <w:rFonts w:ascii="Calibri" w:hAnsi="Calibri" w:cs="Calibri"/>
           <w:sz w:val="24"/>
         </w:rPr>
       </w:pPr>
@@ -2926,7 +3169,7 @@
   <w:abstractNum w:abstractNumId="6" w15:restartNumberingAfterBreak="0">
     <w:nsid w:val="474263E2"/>
     <w:multiLevelType w:val="hybridMultilevel"/>
-    <w:tmpl w:val="05AAA814"/>
+    <w:tmpl w:val="626404A0"/>
     <w:lvl w:ilvl="0" w:tplc="E158A6D4">
       <w:start w:val="6"/>
       <w:numFmt w:val="decimal"/>
@@ -4165,10 +4408,9 @@
     <w:next w:val="Normal"/>
     <w:link w:val="Heading2Char"/>
     <w:uiPriority w:val="9"/>
-    <w:semiHidden/>
     <w:unhideWhenUsed/>
     <w:qFormat/>
-    <w:rsid w:val="009A2858"/>
+    <w:rsid w:val="005D77DA"/>
     <w:pPr>
       <w:keepNext/>
       <w:keepLines/>
@@ -4176,9 +4418,9 @@
       <w:outlineLvl w:val="1"/>
     </w:pPr>
     <w:rPr>
-      <w:rFonts w:asciiTheme="majorHAnsi" w:eastAsiaTheme="majorEastAsia" w:hAnsiTheme="majorHAnsi" w:cstheme="majorBidi"/>
-      <w:color w:val="0F4761" w:themeColor="accent1" w:themeShade="BF"/>
-      <w:sz w:val="40"/>
+      <w:rFonts w:asciiTheme="majorHAnsi" w:eastAsia="Calibri" w:hAnsiTheme="majorHAnsi" w:cstheme="majorBidi"/>
+      <w:color w:val="EE0000"/>
+      <w:sz w:val="24"/>
       <w:szCs w:val="40"/>
     </w:rPr>
   </w:style>
@@ -4341,6 +4583,7 @@
   <w:style w:type="character" w:default="1" w:styleId="DefaultParagraphFont">
     <w:name w:val="Default Paragraph Font"/>
     <w:uiPriority w:val="1"/>
+    <w:semiHidden/>
     <w:unhideWhenUsed/>
   </w:style>
   <w:style w:type="table" w:default="1" w:styleId="TableNormal">
@@ -4389,12 +4632,11 @@
     <w:basedOn w:val="DefaultParagraphFont"/>
     <w:link w:val="Heading2"/>
     <w:uiPriority w:val="9"/>
-    <w:semiHidden/>
-    <w:rsid w:val="009A2858"/>
+    <w:rsid w:val="005D77DA"/>
     <w:rPr>
-      <w:rFonts w:asciiTheme="majorHAnsi" w:eastAsiaTheme="majorEastAsia" w:hAnsiTheme="majorHAnsi" w:cstheme="majorBidi"/>
-      <w:color w:val="0F4761" w:themeColor="accent1" w:themeShade="BF"/>
-      <w:sz w:val="40"/>
+      <w:rFonts w:asciiTheme="majorHAnsi" w:eastAsia="Calibri" w:hAnsiTheme="majorHAnsi" w:cstheme="majorBidi"/>
+      <w:color w:val="EE0000"/>
+      <w:sz w:val="24"/>
       <w:szCs w:val="40"/>
     </w:rPr>
   </w:style>
